--- a/1 - Semestres/2026.1/3 - MÁQUINAS ELÉTRICAS/Listas de exercícios/LISTA_MIM-MIT_20262.docx
+++ b/1 - Semestres/2026.1/3 - MÁQUINAS ELÉTRICAS/Listas de exercícios/LISTA_MIM-MIT_20262.docx
@@ -65,9 +65,6 @@
           <w:u w:val="single"/>
         </w:rPr>
       </w:pPr>
-      <w:r>
-        <w:t>oi</w:t>
-      </w:r>
     </w:p>
     <w:p>
       <w:pPr>
@@ -94,7 +91,18 @@
         <w:t>1</w:t>
       </w:r>
       <w:r>
-        <w:t xml:space="preserve"> – Quando operando em regime permanente, um motor de indução monofásico desenvolve um torque de 12,1878 N.m a 1730 rpm. Sabendo-se que este motor possui alimentação em 150 V, fator de potência 0,85 e rendimento de 88 % calcule: </w:t>
+        <w:t xml:space="preserve"> – </w:t>
+      </w:r>
+      <w:r>
+        <w:t xml:space="preserve">Quando operando em regime permanente, um motor de indução monofásico desenvolve um torque de 12,1878 </w:t>
+      </w:r>
+      <w:proofErr w:type="spellStart"/>
+      <w:r>
+        <w:t>N.m</w:t>
+      </w:r>
+      <w:proofErr w:type="spellEnd"/>
+      <w:r>
+        <w:t xml:space="preserve"> a 1730 rpm. Sabendo-se que este motor possui alimentação em 150 V, fator de potência 0,85 e rendimento de 88 % calcule: </w:t>
       </w:r>
     </w:p>
     <w:p>
@@ -148,7 +156,10 @@
         <w:t xml:space="preserve">2 </w:t>
       </w:r>
       <w:r>
-        <w:t xml:space="preserve">– Um motor de indução monofásico do tipo “fase dividida” empregado no exaustor de um processo industrial possui uma resistência equivalente de 12,43 </w:t>
+        <w:t xml:space="preserve">– </w:t>
+      </w:r>
+      <w:r>
+        <w:t xml:space="preserve">Um motor de indução monofásico do tipo “fase dividida” empregado no exaustor de um processo industrial possui uma resistência equivalente de 12,43 </w:t>
       </w:r>
       <w:r>
         <w:t> e uma indutância de 23,02 mH. A máquina é alimentada em 180 V, 60 Hz e possui rendimento de 84 %. Com base nestes parâmetros, calcule: a) o fator de potência da máquina;</w:t>
@@ -227,7 +238,10 @@
         <w:t xml:space="preserve"> </w:t>
       </w:r>
       <w:r>
-        <w:t>– A figura abaixo apresenta a placa de um motor de indução monofásico. Explique o que significa o termo IP/IN=7,5.</w:t>
+        <w:t xml:space="preserve">– </w:t>
+      </w:r>
+      <w:r>
+        <w:t>A figura abaixo apresenta a placa de um motor de indução monofásico. Explique o que significa o termo IP/IN=7,5.</w:t>
       </w:r>
     </w:p>
     <w:p>
@@ -273,7 +287,10 @@
         <w:t xml:space="preserve">4 </w:t>
       </w:r>
       <w:r>
-        <w:t>– Na placa do exercício anterior, explique detalhadamente o termo FS=1,15. Que outros parâmetros da máquina são relacionados ao mesmo?</w:t>
+        <w:t xml:space="preserve">– </w:t>
+      </w:r>
+      <w:r>
+        <w:t>Na placa do exercício anterior, explique detalhadamente o termo FS=1,15. Que outros parâmetros da máquina são relacionados ao mesmo?</w:t>
       </w:r>
     </w:p>
     <w:p>
@@ -281,7 +298,10 @@
         <w:t xml:space="preserve">5 </w:t>
       </w:r>
       <w:r>
-        <w:t>– No motor do exercício 3, com base em sua experiência, quantos polos existem na máquina e qual é o seu escorregamento.</w:t>
+        <w:t xml:space="preserve">– </w:t>
+      </w:r>
+      <w:r>
+        <w:t>No motor do exercício 3, com base em sua experiência, quantos polos existem na máquina e qual é o seu escorregamento.</w:t>
       </w:r>
     </w:p>
     <w:p>
@@ -289,7 +309,10 @@
         <w:t xml:space="preserve">6 </w:t>
       </w:r>
       <w:r>
-        <w:t>– O motor do exercício 3 foi instalado em uma máquina projetada para operar no Brasil e que deve realizar movimentos com em uma velocidade constante específica e que depende da velocidade do motor. A referida máquina foi vendida a uma empresa chilena por engano e exportada a este país de maneira equivocada. Neste caso o que esperar do funcionamento do motor uma vez que a frequência da rede elétrica no Chile é de 50 Hz?</w:t>
+        <w:t xml:space="preserve">– </w:t>
+      </w:r>
+      <w:r>
+        <w:t>O motor do exercício 3 foi instalado em uma máquina projetada para operar no Brasil e que deve realizar movimentos com em uma velocidade constante específica e que depende da velocidade do motor. A referida máquina foi vendida a uma empresa chilena por engano e exportada a este país de maneira equivocada. Neste caso o que esperar do funcionamento do motor uma vez que a frequência da rede elétrica no Chile é de 50 Hz?</w:t>
       </w:r>
     </w:p>
     <w:p>
@@ -297,7 +320,18 @@
         <w:t xml:space="preserve">7 </w:t>
       </w:r>
       <w:r>
-        <w:t>– Explique detalhadamente porque os motores monofásicos de indução devem possuir capacitores ou enrolamentos auxiliares para a sua partida?</w:t>
+        <w:t xml:space="preserve">– </w:t>
+      </w:r>
+      <w:r>
+        <w:t xml:space="preserve">Explique detalhadamente </w:t>
+      </w:r>
+      <w:proofErr w:type="gramStart"/>
+      <w:r>
+        <w:t>porque</w:t>
+      </w:r>
+      <w:proofErr w:type="gramEnd"/>
+      <w:r>
+        <w:t xml:space="preserve"> os motores monofásicos de indução devem possuir capacitores ou enrolamentos auxiliares para a sua partida?</w:t>
       </w:r>
     </w:p>
     <w:p>
@@ -305,7 +339,10 @@
         <w:t xml:space="preserve">8 </w:t>
       </w:r>
       <w:r>
-        <w:t>– O que ocorreria com um motor de indução em gaiola caso não existisse escorregamento?</w:t>
+        <w:t xml:space="preserve">– </w:t>
+      </w:r>
+      <w:r>
+        <w:t>O que ocorreria com um motor de indução em gaiola caso não existisse escorregamento?</w:t>
       </w:r>
     </w:p>
     <w:p>
@@ -313,7 +350,10 @@
         <w:t xml:space="preserve">9 </w:t>
       </w:r>
       <w:r>
-        <w:t>– O motor monofásico de indução cujo esquema simplificado é apresentado abaixo pode ser alimentado em 110 V e 220 V. Elabora o esquema do mesmo para a operação em 220 V.</w:t>
+        <w:t xml:space="preserve">– </w:t>
+      </w:r>
+      <w:r>
+        <w:t>O motor monofásico de indução cujo esquema simplificado é apresentado abaixo pode ser alimentado em 110 V e 220 V. Elabora o esquema do mesmo para a operação em 220 V.</w:t>
       </w:r>
     </w:p>
     <w:p>
@@ -359,7 +399,10 @@
         <w:t xml:space="preserve">10 </w:t>
       </w:r>
       <w:r>
-        <w:t>– No motor do exercício anterior, como poderia ser invertido o sentido de rotação?</w:t>
+        <w:t xml:space="preserve">– </w:t>
+      </w:r>
+      <w:r>
+        <w:t>No motor do exercício anterior, como poderia ser invertido o sentido de rotação?</w:t>
       </w:r>
     </w:p>
     <w:p>
@@ -367,7 +410,10 @@
         <w:t xml:space="preserve">11 </w:t>
       </w:r>
       <w:r>
-        <w:t>– Para que serve a chave centrífuga presente em alguns tipos de motores de indução monofásicos?</w:t>
+        <w:t xml:space="preserve">– </w:t>
+      </w:r>
+      <w:r>
+        <w:t>Para que serve a chave centrífuga presente em alguns tipos de motores de indução monofásicos?</w:t>
       </w:r>
     </w:p>
     <w:p>
@@ -375,7 +421,10 @@
         <w:t xml:space="preserve">12 </w:t>
       </w:r>
       <w:r>
-        <w:t>– Explique detalhadamente o processo de partida de um motor de indução monofásico de fase dividida.</w:t>
+        <w:t xml:space="preserve">– </w:t>
+      </w:r>
+      <w:r>
+        <w:t>Explique detalhadamente o processo de partida de um motor de indução monofásico de fase dividida.</w:t>
       </w:r>
     </w:p>
     <w:p>
@@ -383,7 +432,10 @@
         <w:t xml:space="preserve">13 </w:t>
       </w:r>
       <w:r>
-        <w:t>- Um motor de indução trifásico, 5 HP, 208 V, 60 Hz, gira a 1746 rpm a plena carga. Determinar:</w:t>
+        <w:t>-</w:t>
+      </w:r>
+      <w:r>
+        <w:t xml:space="preserve"> Um motor de indução trifásico, 5 HP, 208 V, 60 Hz, gira a 1746 rpm a plena carga. Determinar:</w:t>
       </w:r>
     </w:p>
     <w:p>
@@ -436,8 +488,13 @@
           <w:numId w:val="17"/>
         </w:numPr>
       </w:pPr>
-      <w:r>
-        <w:t xml:space="preserve">à carcaça; </w:t>
+      <w:proofErr w:type="spellStart"/>
+      <w:r>
+        <w:t>à</w:t>
+      </w:r>
+      <w:proofErr w:type="spellEnd"/>
+      <w:r>
+        <w:t xml:space="preserve"> carcaça; </w:t>
       </w:r>
     </w:p>
     <w:p>
@@ -466,13 +523,24 @@
     </w:p>
     <w:p>
       <w:r>
-        <w:t xml:space="preserve">14 </w:t>
+        <w:t>14</w:t>
+      </w:r>
+      <w:r>
+        <w:t xml:space="preserve"> </w:t>
       </w:r>
       <w:r>
         <w:t>- Um</w:t>
       </w:r>
       <w:r>
-        <w:t xml:space="preserve"> motor de indução trifásico, 10 HP, 208 V, 60 Hz, 6 pólos, rotor de anéis, enrolamentos do estator e do rotor ligados em estrela, razão do número de espiras estator/rotor igual a 1/0,5, é alimentado por uma rede trifásica, 208 V, 60 Hz e gira a 1140 rpm. Determinar: </w:t>
+        <w:t xml:space="preserve"> motor de indução trifásico, 10 HP, 208 V, 60 Hz, 6 </w:t>
+      </w:r>
+      <w:proofErr w:type="spellStart"/>
+      <w:r>
+        <w:t>pólos</w:t>
+      </w:r>
+      <w:proofErr w:type="spellEnd"/>
+      <w:r>
+        <w:t xml:space="preserve">, rotor de anéis, enrolamentos do estator e do rotor ligados em estrela, razão do número de espiras estator/rotor igual a 1/0,5, é alimentado por uma rede trifásica, 208 V, 60 Hz e gira a 1140 rpm. Determinar: </w:t>
       </w:r>
     </w:p>
     <w:p>
@@ -514,7 +582,15 @@
         </w:numPr>
       </w:pPr>
       <w:r>
-        <w:t xml:space="preserve">Se os terminais do estator são curto-circuitados e os terminais do rotor são, agora, conectados a uma fonte trifásica, 208 V, 60 Hz, com o motor operando a 1164 rpm. </w:t>
+        <w:t xml:space="preserve">Se os terminais do estator são </w:t>
+      </w:r>
+      <w:proofErr w:type="gramStart"/>
+      <w:r>
+        <w:t>curto</w:t>
+      </w:r>
+      <w:proofErr w:type="gramEnd"/>
+      <w:r>
+        <w:t xml:space="preserve">-circuitados e os terminais do rotor são, agora, conectados a uma fonte trifásica, 208 V, 60 Hz, com o motor operando a 1164 rpm. </w:t>
       </w:r>
     </w:p>
     <w:p>
@@ -538,13 +614,40 @@
         </w:numPr>
       </w:pPr>
       <w:r>
-        <w:t>Determine a tensão induzida no estator por fase e sua freqüência.</w:t>
+        <w:t xml:space="preserve">Determine a tensão induzida no estator por fase e sua </w:t>
+      </w:r>
+      <w:proofErr w:type="spellStart"/>
+      <w:r>
+        <w:t>freqüência</w:t>
+      </w:r>
+      <w:proofErr w:type="spellEnd"/>
+      <w:r>
+        <w:t>.</w:t>
       </w:r>
     </w:p>
     <w:p>
       <w:r>
         <w:lastRenderedPageBreak/>
-        <w:t>15 - O rotor de um MIT de anéis, 8 pólos, 60 Hz, 208 V, tem 60% do número de espiras do estator por fase. O estator é ligado em delta e o rotor em estrela, tendo seus terminais trazidos a anéis coletores. Calcule a freqüência do rotor e a tensão entre anéis nas seguintes condições:</w:t>
+        <w:t>15</w:t>
+      </w:r>
+      <w:r>
+        <w:t xml:space="preserve"> - O rotor de um MIT de anéis, 8 </w:t>
+      </w:r>
+      <w:proofErr w:type="spellStart"/>
+      <w:r>
+        <w:t>pólos</w:t>
+      </w:r>
+      <w:proofErr w:type="spellEnd"/>
+      <w:r>
+        <w:t xml:space="preserve">, 60 Hz, 208 V, tem 60% do número de espiras do estator por fase. O estator é ligado em delta e o rotor em estrela, tendo seus terminais trazidos a anéis coletores. Calcule a </w:t>
+      </w:r>
+      <w:proofErr w:type="spellStart"/>
+      <w:r>
+        <w:t>freqüência</w:t>
+      </w:r>
+      <w:proofErr w:type="spellEnd"/>
+      <w:r>
+        <w:t xml:space="preserve"> do rotor e a tensão entre anéis nas seguintes condições:</w:t>
       </w:r>
     </w:p>
     <w:p>
@@ -585,7 +688,18 @@
     </w:p>
     <w:p>
       <w:r>
-        <w:t>16 - Um MIT, 60 Hz, 6 polos, 220 V, rotor bobinado, tem seu estator conectado em triângulo e seu rotor, em estrela. O rotor tem a metade do número de espiras do estator. Calcule a tensão induzida no rotor e sua freqüência se a tensão nominal é aplicada ao estator e:</w:t>
+        <w:t>16</w:t>
+      </w:r>
+      <w:r>
+        <w:t xml:space="preserve"> - Um MIT, 60 Hz, 6 polos, 220 V, rotor bobinado, tem seu estator conectado em triângulo e seu rotor, em estrela. O rotor tem a metade do número de espiras do estator. Calcule a tensão induzida no rotor e sua </w:t>
+      </w:r>
+      <w:proofErr w:type="spellStart"/>
+      <w:r>
+        <w:t>freqüência</w:t>
+      </w:r>
+      <w:proofErr w:type="spellEnd"/>
+      <w:r>
+        <w:t xml:space="preserve"> se a tensão nominal é aplicada ao estator e:</w:t>
       </w:r>
     </w:p>
     <w:p>
@@ -626,7 +740,10 @@
     </w:p>
     <w:p>
       <w:r>
-        <w:t xml:space="preserve">17 </w:t>
+        <w:t>17</w:t>
+      </w:r>
+      <w:r>
+        <w:t xml:space="preserve"> </w:t>
       </w:r>
       <w:r>
         <w:t>- O</w:t>
@@ -664,7 +781,15 @@
         <w:t xml:space="preserve">18 </w:t>
       </w:r>
       <w:r>
-        <w:t>- Um MIT, 60 Hz, 6 pólos, consome 48 KW a 1140 rpm. A perda no cobre do estator é 1,4 KW, a perda no núcleo do estator é 1,6 KW e a perda mecânica rotacional é 1 KW. Calcular o rendimento do motor.</w:t>
+        <w:t xml:space="preserve">- Um MIT, 60 Hz, 6 </w:t>
+      </w:r>
+      <w:proofErr w:type="spellStart"/>
+      <w:r>
+        <w:t>pólos</w:t>
+      </w:r>
+      <w:proofErr w:type="spellEnd"/>
+      <w:r>
+        <w:t>, consome 48 KW a 1140 rpm. A perda no cobre do estator é 1,4 KW, a perda no núcleo do estator é 1,6 KW e a perda mecânica rotacional é 1 KW. Calcular o rendimento do motor.</w:t>
       </w:r>
     </w:p>
     <w:p>
@@ -672,7 +797,10 @@
         <w:t xml:space="preserve">19 </w:t>
       </w:r>
       <w:r>
-        <w:t>- Um MIT, 60 Hz, 460 V, entrega potência de 100 HP a uma velocidade de 1746 rpm. Determinar o rendimento do motor se as perdas rotacionais são de 2700 W, as perdas no cobre do estator são de 2800 W e as perdas no ferro, 600 W.</w:t>
+        <w:t>-</w:t>
+      </w:r>
+      <w:r>
+        <w:t xml:space="preserve"> Um MIT, 60 Hz, 460 V, entrega potência de 100 HP a uma velocidade de 1746 rpm. Determinar o rendimento do motor se as perdas rotacionais são de 2700 W, as perdas no cobre do estator são de 2800 W e as perdas no ferro, 600 W.</w:t>
       </w:r>
     </w:p>
     <w:p>
@@ -680,7 +808,18 @@
         <w:t xml:space="preserve">20 </w:t>
       </w:r>
       <w:r>
-        <w:t xml:space="preserve">- Um MIT, 440 V, 60 Hz, 6 pólos, solicita 50 KVA a um fator de potência de 0,8 e escorregamento de 2,6%. As perdas no cobre do estator são de 0,5 KW, as perdas no ferro, 1 KW e as perdas rotacionais, 1,5 KW. Calcular: </w:t>
+        <w:t xml:space="preserve">- </w:t>
+      </w:r>
+      <w:r>
+        <w:t xml:space="preserve">Um MIT, 440 V, 60 Hz, 6 </w:t>
+      </w:r>
+      <w:proofErr w:type="spellStart"/>
+      <w:r>
+        <w:t>pólos</w:t>
+      </w:r>
+      <w:proofErr w:type="spellEnd"/>
+      <w:r>
+        <w:t xml:space="preserve">, solicita 50 KVA a um fator de potência de 0,8 e escorregamento de 2,6%. As perdas no cobre do estator são de 0,5 KW, as perdas no ferro, 1 KW e as perdas rotacionais, 1,5 KW. Calcular: </w:t>
       </w:r>
     </w:p>
     <w:p>
@@ -736,7 +875,10 @@
         <w:t xml:space="preserve">21 </w:t>
       </w:r>
       <w:r>
-        <w:t>- Um MIT, 460 V, 60 Hz, produz 100 HP no eixo a 1746 rpm. Determine o rendimento do motor se as perdas rotacionais são 3500 W e as perdas no cobre do estator são 3000 W.</w:t>
+        <w:t xml:space="preserve">- </w:t>
+      </w:r>
+      <w:r>
+        <w:t>Um MIT, 460 V, 60 Hz, produz 100 HP no eixo a 1746 rpm. Determine o rendimento do motor se as perdas rotacionais são 3500 W e as perdas no cobre do estator são 3000 W.</w:t>
       </w:r>
     </w:p>
     <w:p>
@@ -744,7 +886,18 @@
         <w:t xml:space="preserve">22 </w:t>
       </w:r>
       <w:r>
-        <w:t>- Um MIT, 460 V, 100 HP, 60 Hz, 6 pólos, é operado com um escorregamento de -3% a plena carga.</w:t>
+        <w:t>-</w:t>
+      </w:r>
+      <w:r>
+        <w:t xml:space="preserve"> Um MIT, 460 V, 100 HP, 60 Hz, 6 </w:t>
+      </w:r>
+      <w:proofErr w:type="spellStart"/>
+      <w:r>
+        <w:t>pólos</w:t>
+      </w:r>
+      <w:proofErr w:type="spellEnd"/>
+      <w:r>
+        <w:t>, é operado com um escorregamento de -3% a plena carga.</w:t>
       </w:r>
     </w:p>
     <w:p>
@@ -817,7 +970,10 @@
         </w:numPr>
       </w:pPr>
       <w:r>
-        <w:t xml:space="preserve">à estrutura do rotor;  </w:t>
+        <w:t xml:space="preserve">à estrutura do rotor; </w:t>
+      </w:r>
+      <w:r>
+        <w:t xml:space="preserve"> </w:t>
       </w:r>
     </w:p>
     <w:p>

--- a/1 - Semestres/2026.1/3 - MÁQUINAS ELÉTRICAS/Listas de exercícios/LISTA_MIM-MIT_20262.docx
+++ b/1 - Semestres/2026.1/3 - MÁQUINAS ELÉTRICAS/Listas de exercícios/LISTA_MIM-MIT_20262.docx
@@ -1,6 +1,6 @@
 
 <file path=word/document.xml><?xml version="1.0" encoding="utf-8"?>
-<w:document xmlns:wpc="http://schemas.microsoft.com/office/word/2010/wordprocessingCanvas" xmlns:cx="http://schemas.microsoft.com/office/drawing/2014/chartex" xmlns:cx1="http://schemas.microsoft.com/office/drawing/2015/9/8/chartex" xmlns:cx2="http://schemas.microsoft.com/office/drawing/2015/10/21/chartex" xmlns:cx3="http://schemas.microsoft.com/office/drawing/2016/5/9/chartex" xmlns:cx4="http://schemas.microsoft.com/office/drawing/2016/5/10/chartex" xmlns:cx5="http://schemas.microsoft.com/office/drawing/2016/5/11/chartex" xmlns:cx6="http://schemas.microsoft.com/office/drawing/2016/5/12/chartex" xmlns:cx7="http://schemas.microsoft.com/office/drawing/2016/5/13/chartex" xmlns:cx8="http://schemas.microsoft.com/office/drawing/2016/5/14/chartex" xmlns:mc="http://schemas.openxmlformats.org/markup-compatibility/2006" xmlns:aink="http://schemas.microsoft.com/office/drawing/2016/ink" xmlns:am3d="http://schemas.microsoft.com/office/drawing/2017/model3d" xmlns:o="urn:schemas-microsoft-com:office:office" xmlns:oel="http://schemas.microsoft.com/office/2019/extlst" xmlns:r="http://schemas.openxmlformats.org/officeDocument/2006/relationships" xmlns:m="http://schemas.openxmlformats.org/officeDocument/2006/math" xmlns:v="urn:schemas-microsoft-com:vml" xmlns:wp14="http://schemas.microsoft.com/office/word/2010/wordprocessingDrawing" xmlns:wp="http://schemas.openxmlformats.org/drawingml/2006/wordprocessingDrawing" xmlns:w10="urn:schemas-microsoft-com:office:word" xmlns:w="http://schemas.openxmlformats.org/wordprocessingml/2006/main" xmlns:w14="http://schemas.microsoft.com/office/word/2010/wordml" xmlns:w15="http://schemas.microsoft.com/office/word/2012/wordml" xmlns:w16cex="http://schemas.microsoft.com/office/word/2018/wordml/cex" xmlns:w16cid="http://schemas.microsoft.com/office/word/2016/wordml/cid" xmlns:w16="http://schemas.microsoft.com/office/word/2018/wordml" xmlns:w16du="http://schemas.microsoft.com/office/word/2023/wordml/word16du" xmlns:w16sdtdh="http://schemas.microsoft.com/office/word/2020/wordml/sdtdatahash" xmlns:w16sdtfl="http://schemas.microsoft.com/office/word/2024/wordml/sdtformatlock" xmlns:w16se="http://schemas.microsoft.com/office/word/2015/wordml/symex" xmlns:wpg="http://schemas.microsoft.com/office/word/2010/wordprocessingGroup" xmlns:wpi="http://schemas.microsoft.com/office/word/2010/wordprocessingInk" xmlns:wne="http://schemas.microsoft.com/office/word/2006/wordml" xmlns:wps="http://schemas.microsoft.com/office/word/2010/wordprocessingShape" mc:Ignorable="w14 w15 w16se w16cid w16 w16cex w16sdtdh w16sdtfl w16du wp14">
+<w:document xmlns:wpc="http://schemas.microsoft.com/office/word/2010/wordprocessingCanvas" xmlns:cx="http://schemas.microsoft.com/office/drawing/2014/chartex" xmlns:cx1="http://schemas.microsoft.com/office/drawing/2015/9/8/chartex" xmlns:cx2="http://schemas.microsoft.com/office/drawing/2015/10/21/chartex" xmlns:cx3="http://schemas.microsoft.com/office/drawing/2016/5/9/chartex" xmlns:cx4="http://schemas.microsoft.com/office/drawing/2016/5/10/chartex" xmlns:cx5="http://schemas.microsoft.com/office/drawing/2016/5/11/chartex" xmlns:cx6="http://schemas.microsoft.com/office/drawing/2016/5/12/chartex" xmlns:cx7="http://schemas.microsoft.com/office/drawing/2016/5/13/chartex" xmlns:cx8="http://schemas.microsoft.com/office/drawing/2016/5/14/chartex" xmlns:mc="http://schemas.openxmlformats.org/markup-compatibility/2006" xmlns:aink="http://schemas.microsoft.com/office/drawing/2016/ink" xmlns:am3d="http://schemas.microsoft.com/office/drawing/2017/model3d" xmlns:o="urn:schemas-microsoft-com:office:office" xmlns:oel="http://schemas.microsoft.com/office/2019/extlst" xmlns:r="http://schemas.openxmlformats.org/officeDocument/2006/relationships" xmlns:m="http://schemas.openxmlformats.org/officeDocument/2006/math" xmlns:v="urn:schemas-microsoft-com:vml" xmlns:wp14="http://schemas.microsoft.com/office/word/2010/wordprocessingDrawing" xmlns:wp="http://schemas.openxmlformats.org/drawingml/2006/wordprocessingDrawing" xmlns:w10="urn:schemas-microsoft-com:office:word" xmlns:w="http://schemas.openxmlformats.org/wordprocessingml/2006/main" xmlns:w14="http://schemas.microsoft.com/office/word/2010/wordml" xmlns:w15="http://schemas.microsoft.com/office/word/2012/wordml" xmlns:w16cex="http://schemas.microsoft.com/office/word/2018/wordml/cex" xmlns:w16cid="http://schemas.microsoft.com/office/word/2016/wordml/cid" xmlns:w16="http://schemas.microsoft.com/office/word/2018/wordml" xmlns:w16du="http://schemas.microsoft.com/office/word/2023/wordml/word16du" xmlns:w16sdtdh="http://schemas.microsoft.com/office/word/2020/wordml/sdtdatahash" xmlns:w16sdtfl="http://schemas.microsoft.com/office/word/2024/wordml/sdtformatlock" xmlns:w16se="http://schemas.microsoft.com/office/word/2015/wordml/symex" xmlns:wpg="http://schemas.microsoft.com/office/word/2010/wordprocessingGroup" xmlns:wpi="http://schemas.microsoft.com/office/word/2010/wordprocessingInk" xmlns:wne="http://schemas.microsoft.com/office/word/2006/wordml" xmlns:wps="http://schemas.microsoft.com/office/word/2010/wordprocessingShape" xmlns:a="http://schemas.openxmlformats.org/drawingml/2006/main" xmlns:pic="http://schemas.openxmlformats.org/drawingml/2006/picture" xmlns:a14="http://schemas.microsoft.com/office/drawing/2010/main" xmlns:a16="http://schemas.microsoft.com/office/drawing/2014/main" mc:Ignorable="w14 w15 w16se w16cid w16 w16cex w16sdtdh w16sdtfl w16du wp14">
   <w:body>
     <w:p>
       <w:pPr>
@@ -46,13 +46,7 @@
         <w:t>ALUNOS:</w:t>
       </w:r>
       <w:r>
-        <w:t xml:space="preserve"> </w:t>
-      </w:r>
-      <w:r>
-        <w:t>Amanda</w:t>
-      </w:r>
-      <w:r>
-        <w:t xml:space="preserve"> Nascimento, Arley Matos, </w:t>
+        <w:t xml:space="preserve"> Amanda Nascimento, Arley Matos, </w:t>
       </w:r>
       <w:r>
         <w:t>Felippo Lo Bianco e Raul Bernardes.</w:t>
@@ -91,134 +85,444 @@
         <w:t>1</w:t>
       </w:r>
       <w:r>
-        <w:t xml:space="preserve"> – </w:t>
-      </w:r>
-      <w:r>
-        <w:t xml:space="preserve">Quando operando em regime permanente, um motor de indução monofásico desenvolve um torque de 12,1878 </w:t>
-      </w:r>
-      <w:proofErr w:type="spellStart"/>
-      <w:r>
-        <w:t>N.m</w:t>
-      </w:r>
-      <w:proofErr w:type="spellEnd"/>
-      <w:r>
-        <w:t xml:space="preserve"> a 1730 rpm. Sabendo-se que este motor possui alimentação em 150 V, fator de potência 0,85 e rendimento de 88 % calcule: </w:t>
-      </w:r>
-    </w:p>
-    <w:p>
-      <w:pPr>
-        <w:pStyle w:val="PargrafodaLista"/>
+        <w:t xml:space="preserve"> – Quando operando em regime permanente, um motor de indução monofásico desenvolve um torque de 12,1878 N.m a 1730 rpm. Sabendo-se que este motor possui alimentação em 150 V, fator de potência 0,85 e rendimento de 88 % calcule: </w:t>
+      </w:r>
+    </w:p>
+    <w:p>
+      <w:pPr>
+        <w:pStyle w:val="ListParagraph"/>
+        <w:numPr>
+          <w:ilvl w:val="0"/>
+          <w:numId w:val="12"/>
+        </w:numPr>
+        <w:rPr/>
+      </w:pPr>
+      <w:r>
+        <w:rPr/>
+        <w:t>a corrente nominal da máquina;</w:t>
+      </w:r>
+    </w:p>
+    <w:p>
+      <w:pPr>
+        <w:pStyle w:val="ListParagraph"/>
+        <w:jc w:val="center"/>
+      </w:pPr>
+      <w:r>
+        <w:drawing>
+          <wp:inline wp14:editId="6BCA0583" wp14:anchorId="2A1318A7">
+            <wp:extent cx="5240867" cy="1734653"/>
+            <wp:effectExtent l="0" t="0" r="0" b="0"/>
+            <wp:docPr id="1654992361" name="drawing"/>
+            <wp:cNvGraphicFramePr>
+              <a:graphicFrameLocks noChangeAspect="1"/>
+            </wp:cNvGraphicFramePr>
+            <a:graphic>
+              <a:graphicData xmlns:a="http://schemas.openxmlformats.org/drawingml/2006/main" uri="http://schemas.openxmlformats.org/drawingml/2006/picture">
+                <pic:pic xmlns:pic="http://schemas.openxmlformats.org/drawingml/2006/picture">
+                  <pic:nvPicPr>
+                    <pic:cNvPr id="1654992361" name="Picture 1654992361"/>
+                    <pic:cNvPicPr/>
+                  </pic:nvPicPr>
+                  <pic:blipFill>
+                    <a:blip xmlns:r="http://schemas.openxmlformats.org/officeDocument/2006/relationships" r:embed="rId1522418012">
+                      <a:extLst>
+                        <a:ext uri="{28A0092B-C50C-407E-A947-70E740481C1C}">
+                          <a14:useLocalDpi xmlns:a14="http://schemas.microsoft.com/office/drawing/2010/main"/>
+                        </a:ext>
+                      </a:extLst>
+                    </a:blip>
+                    <a:stretch>
+                      <a:fillRect/>
+                    </a:stretch>
+                  </pic:blipFill>
+                  <pic:spPr>
+                    <a:xfrm rot="0">
+                      <a:off x="0" y="0"/>
+                      <a:ext cx="5240867" cy="1734653"/>
+                    </a:xfrm>
+                    <a:prstGeom prst="rect">
+                      <a:avLst/>
+                    </a:prstGeom>
+                  </pic:spPr>
+                </pic:pic>
+              </a:graphicData>
+            </a:graphic>
+          </wp:inline>
+        </w:drawing>
+      </w:r>
+    </w:p>
+    <w:p>
+      <w:pPr>
+        <w:pStyle w:val="ListParagraph"/>
+        <w:numPr>
+          <w:ilvl w:val="0"/>
+          <w:numId w:val="12"/>
+        </w:numPr>
+        <w:rPr/>
+      </w:pPr>
+      <w:r>
+        <w:rPr/>
+        <w:t>a potência da máquina em cv;</w:t>
+      </w:r>
+    </w:p>
+    <w:p>
+      <w:pPr>
+        <w:pStyle w:val="ListParagraph"/>
+        <w:ind w:left="720"/>
+      </w:pPr>
+      <w:r>
+        <w:drawing>
+          <wp:inline wp14:editId="0169DAA7" wp14:anchorId="321B2AD1">
+            <wp:extent cx="3143250" cy="952500"/>
+            <wp:effectExtent l="0" t="0" r="0" b="0"/>
+            <wp:docPr id="867912014" name="drawing"/>
+            <wp:cNvGraphicFramePr>
+              <a:graphicFrameLocks noChangeAspect="1"/>
+            </wp:cNvGraphicFramePr>
+            <a:graphic>
+              <a:graphicData xmlns:a="http://schemas.openxmlformats.org/drawingml/2006/main" uri="http://schemas.openxmlformats.org/drawingml/2006/picture">
+                <pic:pic xmlns:pic="http://schemas.openxmlformats.org/drawingml/2006/picture">
+                  <pic:nvPicPr>
+                    <pic:cNvPr id="867912014" name="Picture 867912014"/>
+                    <pic:cNvPicPr/>
+                  </pic:nvPicPr>
+                  <pic:blipFill>
+                    <a:blip xmlns:r="http://schemas.openxmlformats.org/officeDocument/2006/relationships" r:embed="rId1417682840">
+                      <a:extLst>
+                        <a:ext uri="{28A0092B-C50C-407E-A947-70E740481C1C}">
+                          <a14:useLocalDpi xmlns:a14="http://schemas.microsoft.com/office/drawing/2010/main"/>
+                        </a:ext>
+                      </a:extLst>
+                    </a:blip>
+                    <a:stretch>
+                      <a:fillRect/>
+                    </a:stretch>
+                  </pic:blipFill>
+                  <pic:spPr>
+                    <a:xfrm>
+                      <a:off x="0" y="0"/>
+                      <a:ext cx="3143250" cy="952500"/>
+                    </a:xfrm>
+                    <a:prstGeom prst="rect">
+                      <a:avLst/>
+                    </a:prstGeom>
+                  </pic:spPr>
+                </pic:pic>
+              </a:graphicData>
+            </a:graphic>
+          </wp:inline>
+        </w:drawing>
+      </w:r>
+    </w:p>
+    <w:p>
+      <w:pPr>
+        <w:pStyle w:val="ListParagraph"/>
+        <w:numPr>
+          <w:ilvl w:val="0"/>
+          <w:numId w:val="12"/>
+        </w:numPr>
+        <w:rPr/>
+      </w:pPr>
+      <w:r>
+        <w:rPr/>
+        <w:t>o escorregamento sabendo-se que a máquina possui 4 polos.</w:t>
+      </w:r>
+    </w:p>
+    <w:p>
+      <w:pPr>
+        <w:pStyle w:val="ListParagraph"/>
+        <w:ind w:left="720"/>
+      </w:pPr>
+      <w:r>
+        <w:drawing>
+          <wp:inline wp14:editId="29D6E05A" wp14:anchorId="0C507AEC">
+            <wp:extent cx="1688697" cy="643643"/>
+            <wp:effectExtent l="0" t="0" r="0" b="0"/>
+            <wp:docPr id="1241201657" name="drawing"/>
+            <wp:cNvGraphicFramePr>
+              <a:graphicFrameLocks noChangeAspect="1"/>
+            </wp:cNvGraphicFramePr>
+            <a:graphic>
+              <a:graphicData xmlns:a="http://schemas.openxmlformats.org/drawingml/2006/main" uri="http://schemas.openxmlformats.org/drawingml/2006/picture">
+                <pic:pic xmlns:pic="http://schemas.openxmlformats.org/drawingml/2006/picture">
+                  <pic:nvPicPr>
+                    <pic:cNvPr id="1241201657" name="Picture 1241201657"/>
+                    <pic:cNvPicPr/>
+                  </pic:nvPicPr>
+                  <pic:blipFill>
+                    <a:blip xmlns:r="http://schemas.openxmlformats.org/officeDocument/2006/relationships" r:embed="rId794866780">
+                      <a:extLst>
+                        <a:ext uri="{28A0092B-C50C-407E-A947-70E740481C1C}">
+                          <a14:useLocalDpi xmlns:a14="http://schemas.microsoft.com/office/drawing/2010/main"/>
+                        </a:ext>
+                      </a:extLst>
+                    </a:blip>
+                    <a:stretch>
+                      <a:fillRect/>
+                    </a:stretch>
+                  </pic:blipFill>
+                  <pic:spPr>
+                    <a:xfrm rot="0">
+                      <a:off x="0" y="0"/>
+                      <a:ext cx="1688697" cy="643643"/>
+                    </a:xfrm>
+                    <a:prstGeom prst="rect">
+                      <a:avLst/>
+                    </a:prstGeom>
+                  </pic:spPr>
+                </pic:pic>
+              </a:graphicData>
+            </a:graphic>
+          </wp:inline>
+        </w:drawing>
+      </w:r>
+      <w:r>
+        <w:rPr/>
+        <w:t xml:space="preserve">   </w:t>
+      </w:r>
+      <w:r>
+        <w:drawing>
+          <wp:inline wp14:editId="07B6C405" wp14:anchorId="0ED7D6AE">
+            <wp:extent cx="2981325" cy="648506"/>
+            <wp:effectExtent l="0" t="0" r="0" b="0"/>
+            <wp:docPr id="194537888" name="drawing"/>
+            <wp:cNvGraphicFramePr>
+              <a:graphicFrameLocks noChangeAspect="1"/>
+            </wp:cNvGraphicFramePr>
+            <a:graphic>
+              <a:graphicData xmlns:a="http://schemas.openxmlformats.org/drawingml/2006/main" uri="http://schemas.openxmlformats.org/drawingml/2006/picture">
+                <pic:pic xmlns:pic="http://schemas.openxmlformats.org/drawingml/2006/picture">
+                  <pic:nvPicPr>
+                    <pic:cNvPr id="194537888" name="Picture 194537888"/>
+                    <pic:cNvPicPr/>
+                  </pic:nvPicPr>
+                  <pic:blipFill>
+                    <a:blip xmlns:r="http://schemas.openxmlformats.org/officeDocument/2006/relationships" r:embed="rId1065833383">
+                      <a:extLst>
+                        <a:ext uri="{28A0092B-C50C-407E-A947-70E740481C1C}">
+                          <a14:useLocalDpi xmlns:a14="http://schemas.microsoft.com/office/drawing/2010/main"/>
+                        </a:ext>
+                      </a:extLst>
+                    </a:blip>
+                    <a:stretch>
+                      <a:fillRect/>
+                    </a:stretch>
+                  </pic:blipFill>
+                  <pic:spPr>
+                    <a:xfrm rot="0">
+                      <a:off x="0" y="0"/>
+                      <a:ext cx="2981325" cy="648506"/>
+                    </a:xfrm>
+                    <a:prstGeom prst="rect">
+                      <a:avLst/>
+                    </a:prstGeom>
+                  </pic:spPr>
+                </pic:pic>
+              </a:graphicData>
+            </a:graphic>
+          </wp:inline>
+        </w:drawing>
+      </w:r>
+    </w:p>
+    <w:p>
+      <w:pPr>
+        <w:pStyle w:val="ListParagraph"/>
+      </w:pPr>
+    </w:p>
+    <w:p/>
+    <w:p>
+      <w:r>
+        <w:rPr>
+          <w:b w:val="1"/>
+          <w:bCs w:val="1"/>
+        </w:rPr>
+        <w:t xml:space="preserve">2 </w:t>
+      </w:r>
+      <w:r>
+        <w:rPr/>
+        <w:t xml:space="preserve">– Um motor de indução monofásico do tipo “fase dividida” empregado no exaustor de um processo industrial possui uma resistência equivalente de 12,43 </w:t>
+      </w:r>
+      <w:r>
+        <w:rPr/>
+        <w:t xml:space="preserve"> e uma indutância de 23,02 mH. A máquina é alimentada em 180 V, 60 Hz e possui rendimento de 84 %. Com base nestes parâmetros, calcule: </w:t>
+      </w:r>
+    </w:p>
+    <w:p>
+      <w:pPr>
+        <w:pStyle w:val="ListParagraph"/>
         <w:numPr>
           <w:ilvl w:val="0"/>
           <w:numId w:val="14"/>
         </w:numPr>
-      </w:pPr>
-      <w:r>
-        <w:t>a corrente nominal da máquina;</w:t>
-      </w:r>
-    </w:p>
-    <w:p>
-      <w:pPr>
-        <w:pStyle w:val="PargrafodaLista"/>
+        <w:rPr/>
+      </w:pPr>
+      <w:r>
+        <w:rPr/>
+        <w:t>o fator de potência da máquina;</w:t>
+      </w:r>
+    </w:p>
+    <w:p>
+      <w:pPr>
+        <w:pStyle w:val="ListParagraph"/>
+        <w:ind w:left="720"/>
+      </w:pPr>
+      <w:r>
+        <w:drawing>
+          <wp:inline wp14:editId="7E07668E" wp14:anchorId="76E1BD39">
+            <wp:extent cx="4073388" cy="1515148"/>
+            <wp:effectExtent l="0" t="0" r="0" b="0"/>
+            <wp:docPr id="913972900" name="drawing"/>
+            <wp:cNvGraphicFramePr>
+              <a:graphicFrameLocks noChangeAspect="1"/>
+            </wp:cNvGraphicFramePr>
+            <a:graphic>
+              <a:graphicData xmlns:a="http://schemas.openxmlformats.org/drawingml/2006/main" uri="http://schemas.openxmlformats.org/drawingml/2006/picture">
+                <pic:pic xmlns:pic="http://schemas.openxmlformats.org/drawingml/2006/picture">
+                  <pic:nvPicPr>
+                    <pic:cNvPr id="913972900" name="Picture 913972900"/>
+                    <pic:cNvPicPr/>
+                  </pic:nvPicPr>
+                  <pic:blipFill>
+                    <a:blip xmlns:r="http://schemas.openxmlformats.org/officeDocument/2006/relationships" r:embed="rId1037991663">
+                      <a:extLst>
+                        <a:ext uri="{28A0092B-C50C-407E-A947-70E740481C1C}">
+                          <a14:useLocalDpi xmlns:a14="http://schemas.microsoft.com/office/drawing/2010/main"/>
+                        </a:ext>
+                      </a:extLst>
+                    </a:blip>
+                    <a:stretch>
+                      <a:fillRect/>
+                    </a:stretch>
+                  </pic:blipFill>
+                  <pic:spPr>
+                    <a:xfrm rot="0">
+                      <a:off x="0" y="0"/>
+                      <a:ext cx="4073388" cy="1515148"/>
+                    </a:xfrm>
+                    <a:prstGeom prst="rect">
+                      <a:avLst/>
+                    </a:prstGeom>
+                  </pic:spPr>
+                </pic:pic>
+              </a:graphicData>
+            </a:graphic>
+          </wp:inline>
+        </w:drawing>
+      </w:r>
+    </w:p>
+    <w:p>
+      <w:pPr>
+        <w:pStyle w:val="ListParagraph"/>
         <w:numPr>
           <w:ilvl w:val="0"/>
           <w:numId w:val="14"/>
         </w:numPr>
-      </w:pPr>
-      <w:r>
-        <w:t>a potência da máquina em cv;</w:t>
-      </w:r>
-    </w:p>
-    <w:p>
-      <w:pPr>
-        <w:pStyle w:val="PargrafodaLista"/>
+        <w:rPr/>
+      </w:pPr>
+      <w:r>
+        <w:rPr/>
+        <w:t>a corrente nominal;</w:t>
+      </w:r>
+    </w:p>
+    <w:p>
+      <w:pPr>
+        <w:pStyle w:val="ListParagraph"/>
+        <w:ind w:left="720"/>
+      </w:pPr>
+      <w:r>
+        <w:drawing>
+          <wp:inline wp14:editId="04A3683C" wp14:anchorId="2B4540B1">
+            <wp:extent cx="2485663" cy="834537"/>
+            <wp:effectExtent l="0" t="0" r="0" b="0"/>
+            <wp:docPr id="1344080550" name="drawing"/>
+            <wp:cNvGraphicFramePr>
+              <a:graphicFrameLocks noChangeAspect="1"/>
+            </wp:cNvGraphicFramePr>
+            <a:graphic>
+              <a:graphicData xmlns:a="http://schemas.openxmlformats.org/drawingml/2006/main" uri="http://schemas.openxmlformats.org/drawingml/2006/picture">
+                <pic:pic xmlns:pic="http://schemas.openxmlformats.org/drawingml/2006/picture">
+                  <pic:nvPicPr>
+                    <pic:cNvPr id="1344080550" name="Picture 1344080550"/>
+                    <pic:cNvPicPr/>
+                  </pic:nvPicPr>
+                  <pic:blipFill>
+                    <a:blip xmlns:r="http://schemas.openxmlformats.org/officeDocument/2006/relationships" r:embed="rId778541249">
+                      <a:extLst>
+                        <a:ext uri="{28A0092B-C50C-407E-A947-70E740481C1C}">
+                          <a14:useLocalDpi xmlns:a14="http://schemas.microsoft.com/office/drawing/2010/main"/>
+                        </a:ext>
+                      </a:extLst>
+                    </a:blip>
+                    <a:stretch>
+                      <a:fillRect/>
+                    </a:stretch>
+                  </pic:blipFill>
+                  <pic:spPr>
+                    <a:xfrm rot="0">
+                      <a:off x="0" y="0"/>
+                      <a:ext cx="2485663" cy="834537"/>
+                    </a:xfrm>
+                    <a:prstGeom prst="rect">
+                      <a:avLst/>
+                    </a:prstGeom>
+                  </pic:spPr>
+                </pic:pic>
+              </a:graphicData>
+            </a:graphic>
+          </wp:inline>
+        </w:drawing>
+      </w:r>
+    </w:p>
+    <w:p>
+      <w:pPr>
+        <w:pStyle w:val="ListParagraph"/>
         <w:numPr>
           <w:ilvl w:val="0"/>
           <w:numId w:val="14"/>
         </w:numPr>
-      </w:pPr>
-      <w:r>
-        <w:t>o escorregamento sabendo-se que a máquina possui 4 polos.</w:t>
-      </w:r>
-    </w:p>
-    <w:p>
-      <w:pPr>
-        <w:pStyle w:val="PargrafodaLista"/>
-      </w:pPr>
-    </w:p>
-    <w:p/>
-    <w:p>
-      <w:r>
-        <w:rPr>
-          <w:b/>
-          <w:bCs/>
-        </w:rPr>
-        <w:t xml:space="preserve">2 </w:t>
-      </w:r>
-      <w:r>
-        <w:t xml:space="preserve">– </w:t>
-      </w:r>
-      <w:r>
-        <w:t xml:space="preserve">Um motor de indução monofásico do tipo “fase dividida” empregado no exaustor de um processo industrial possui uma resistência equivalente de 12,43 </w:t>
-      </w:r>
-      <w:r>
-        <w:t> e uma indutância de 23,02 mH. A máquina é alimentada em 180 V, 60 Hz e possui rendimento de 84 %. Com base nestes parâmetros, calcule: a) o fator de potência da máquina;</w:t>
-      </w:r>
-    </w:p>
-    <w:p>
-      <w:pPr>
-        <w:pStyle w:val="PargrafodaLista"/>
+        <w:rPr/>
+      </w:pPr>
+      <w:r>
+        <w:rPr/>
+        <w:t>a potência mecânica em “cv”;</w:t>
+      </w:r>
+    </w:p>
+    <w:p>
+      <w:pPr>
+        <w:pStyle w:val="ListParagraph"/>
+        <w:ind w:left="720"/>
+      </w:pPr>
+    </w:p>
+    <w:p>
+      <w:pPr>
+        <w:pStyle w:val="ListParagraph"/>
         <w:numPr>
           <w:ilvl w:val="0"/>
-          <w:numId w:val="15"/>
+          <w:numId w:val="14"/>
         </w:numPr>
       </w:pPr>
       <w:r>
-        <w:t>a corrente nominal;</w:t>
-      </w:r>
-    </w:p>
-    <w:p>
-      <w:pPr>
-        <w:pStyle w:val="PargrafodaLista"/>
+        <w:t>a rotação real sabendo-se que o escorregamento é de 0,05 e que a máquina possui</w:t>
+      </w:r>
+    </w:p>
+    <w:p>
+      <w:pPr>
+        <w:pStyle w:val="ListParagraph"/>
         <w:numPr>
           <w:ilvl w:val="0"/>
-          <w:numId w:val="15"/>
+          <w:numId w:val="14"/>
         </w:numPr>
       </w:pPr>
       <w:r>
-        <w:t>a potência mecânica em “cv”;</w:t>
-      </w:r>
-    </w:p>
-    <w:p>
-      <w:pPr>
-        <w:pStyle w:val="PargrafodaLista"/>
+        <w:t>6 polos;</w:t>
+      </w:r>
+    </w:p>
+    <w:p>
+      <w:pPr>
+        <w:pStyle w:val="ListParagraph"/>
         <w:numPr>
           <w:ilvl w:val="0"/>
-          <w:numId w:val="15"/>
-        </w:numPr>
-      </w:pPr>
-      <w:r>
-        <w:t>a rotação real sabendo-se que o escorregamento é de 0,05 e que a máquina possui</w:t>
-      </w:r>
-    </w:p>
-    <w:p>
-      <w:pPr>
-        <w:pStyle w:val="PargrafodaLista"/>
-        <w:numPr>
-          <w:ilvl w:val="0"/>
-          <w:numId w:val="15"/>
-        </w:numPr>
-      </w:pPr>
-      <w:r>
-        <w:t>6 polos;</w:t>
-      </w:r>
-    </w:p>
-    <w:p>
-      <w:pPr>
-        <w:pStyle w:val="PargrafodaLista"/>
-        <w:numPr>
-          <w:ilvl w:val="0"/>
-          <w:numId w:val="15"/>
+          <w:numId w:val="14"/>
         </w:numPr>
       </w:pPr>
       <w:r>
@@ -238,20 +542,25 @@
         <w:t xml:space="preserve"> </w:t>
       </w:r>
       <w:r>
-        <w:t xml:space="preserve">– </w:t>
-      </w:r>
-      <w:r>
-        <w:t>A figura abaixo apresenta a placa de um motor de indução monofásico. Explique o que significa o termo IP/IN=7,5.</w:t>
-      </w:r>
-    </w:p>
-    <w:p>
-      <w:r>
-        <w:lastRenderedPageBreak/>
+        <w:t>– A figura abaixo apresenta a placa de um motor de indução monofásico. Explique o que significa o termo IP/IN=7,5.</w:t>
+      </w:r>
+    </w:p>
+    <w:p>
+      <w:r>
+        <w:rPr>
+          <w:noProof/>
+        </w:rPr>
         <w:drawing>
           <wp:inline distT="0" distB="0" distL="0" distR="0" wp14:anchorId="14014AA7" wp14:editId="10999A46">
             <wp:extent cx="5059681" cy="2563368"/>
             <wp:effectExtent l="0" t="0" r="0" b="0"/>
-            <wp:docPr id="2657" name="Picture 2657"/>
+            <wp:docPr id="2657" name="Picture 2657">
+              <a:extLst xmlns:a="http://schemas.openxmlformats.org/drawingml/2006/main">
+                <a:ext uri="{FF2B5EF4-FFF2-40B4-BE49-F238E27FC236}">
+                  <a16:creationId xmlns:a16="http://schemas.microsoft.com/office/drawing/2014/main" id="{E41A9A1B-EECD-4C11-B30A-5371CC279119}"/>
+                </a:ext>
+              </a:extLst>
+            </wp:docPr>
             <wp:cNvGraphicFramePr/>
             <a:graphic xmlns:a="http://schemas.openxmlformats.org/drawingml/2006/main">
               <a:graphicData uri="http://schemas.openxmlformats.org/drawingml/2006/picture">
@@ -261,7 +570,7 @@
                     <pic:cNvPicPr/>
                   </pic:nvPicPr>
                   <pic:blipFill>
-                    <a:blip r:embed="rId8"/>
+                    <a:blip r:embed="rId7"/>
                     <a:stretch>
                       <a:fillRect/>
                     </a:stretch>
@@ -287,10 +596,7 @@
         <w:t xml:space="preserve">4 </w:t>
       </w:r>
       <w:r>
-        <w:t xml:space="preserve">– </w:t>
-      </w:r>
-      <w:r>
-        <w:t>Na placa do exercício anterior, explique detalhadamente o termo FS=1,15. Que outros parâmetros da máquina são relacionados ao mesmo?</w:t>
+        <w:t>– Na placa do exercício anterior, explique detalhadamente o termo FS=1,15. Que outros parâmetros da máquina são relacionados ao mesmo?</w:t>
       </w:r>
     </w:p>
     <w:p>
@@ -298,10 +604,7 @@
         <w:t xml:space="preserve">5 </w:t>
       </w:r>
       <w:r>
-        <w:t xml:space="preserve">– </w:t>
-      </w:r>
-      <w:r>
-        <w:t>No motor do exercício 3, com base em sua experiência, quantos polos existem na máquina e qual é o seu escorregamento.</w:t>
+        <w:t>– No motor do exercício 3, com base em sua experiência, quantos polos existem na máquina e qual é o seu escorregamento.</w:t>
       </w:r>
     </w:p>
     <w:p>
@@ -309,10 +612,7 @@
         <w:t xml:space="preserve">6 </w:t>
       </w:r>
       <w:r>
-        <w:t xml:space="preserve">– </w:t>
-      </w:r>
-      <w:r>
-        <w:t>O motor do exercício 3 foi instalado em uma máquina projetada para operar no Brasil e que deve realizar movimentos com em uma velocidade constante específica e que depende da velocidade do motor. A referida máquina foi vendida a uma empresa chilena por engano e exportada a este país de maneira equivocada. Neste caso o que esperar do funcionamento do motor uma vez que a frequência da rede elétrica no Chile é de 50 Hz?</w:t>
+        <w:t>– O motor do exercício 3 foi instalado em uma máquina projetada para operar no Brasil e que deve realizar movimentos com em uma velocidade constante específica e que depende da velocidade do motor. A referida máquina foi vendida a uma empresa chilena por engano e exportada a este país de maneira equivocada. Neste caso o que esperar do funcionamento do motor uma vez que a frequência da rede elétrica no Chile é de 50 Hz?</w:t>
       </w:r>
     </w:p>
     <w:p>
@@ -320,18 +620,7 @@
         <w:t xml:space="preserve">7 </w:t>
       </w:r>
       <w:r>
-        <w:t xml:space="preserve">– </w:t>
-      </w:r>
-      <w:r>
-        <w:t xml:space="preserve">Explique detalhadamente </w:t>
-      </w:r>
-      <w:proofErr w:type="gramStart"/>
-      <w:r>
-        <w:t>porque</w:t>
-      </w:r>
-      <w:proofErr w:type="gramEnd"/>
-      <w:r>
-        <w:t xml:space="preserve"> os motores monofásicos de indução devem possuir capacitores ou enrolamentos auxiliares para a sua partida?</w:t>
+        <w:t>– Explique detalhadamente porque os motores monofásicos de indução devem possuir capacitores ou enrolamentos auxiliares para a sua partida?</w:t>
       </w:r>
     </w:p>
     <w:p>
@@ -339,10 +628,7 @@
         <w:t xml:space="preserve">8 </w:t>
       </w:r>
       <w:r>
-        <w:t xml:space="preserve">– </w:t>
-      </w:r>
-      <w:r>
-        <w:t>O que ocorreria com um motor de indução em gaiola caso não existisse escorregamento?</w:t>
+        <w:t>– O que ocorreria com um motor de indução em gaiola caso não existisse escorregamento?</w:t>
       </w:r>
     </w:p>
     <w:p>
@@ -350,20 +636,25 @@
         <w:t xml:space="preserve">9 </w:t>
       </w:r>
       <w:r>
-        <w:t xml:space="preserve">– </w:t>
-      </w:r>
-      <w:r>
-        <w:t>O motor monofásico de indução cujo esquema simplificado é apresentado abaixo pode ser alimentado em 110 V e 220 V. Elabora o esquema do mesmo para a operação em 220 V.</w:t>
-      </w:r>
-    </w:p>
-    <w:p>
-      <w:r>
-        <w:lastRenderedPageBreak/>
+        <w:t>– O motor monofásico de indução cujo esquema simplificado é apresentado abaixo pode ser alimentado em 110 V e 220 V. Elabora o esquema do mesmo para a operação em 220 V.</w:t>
+      </w:r>
+    </w:p>
+    <w:p>
+      <w:r>
+        <w:rPr>
+          <w:noProof/>
+        </w:rPr>
         <w:drawing>
           <wp:inline distT="0" distB="0" distL="0" distR="0" wp14:anchorId="6FC02C58" wp14:editId="3A721FA9">
             <wp:extent cx="3590925" cy="2657475"/>
             <wp:effectExtent l="0" t="0" r="0" b="0"/>
-            <wp:docPr id="90" name="Picture 90"/>
+            <wp:docPr id="90" name="Picture 90">
+              <a:extLst xmlns:a="http://schemas.openxmlformats.org/drawingml/2006/main">
+                <a:ext uri="{FF2B5EF4-FFF2-40B4-BE49-F238E27FC236}">
+                  <a16:creationId xmlns:a16="http://schemas.microsoft.com/office/drawing/2014/main" id="{E8A7F344-B209-478D-BA7D-5B8609960E54}"/>
+                </a:ext>
+              </a:extLst>
+            </wp:docPr>
             <wp:cNvGraphicFramePr/>
             <a:graphic xmlns:a="http://schemas.openxmlformats.org/drawingml/2006/main">
               <a:graphicData uri="http://schemas.openxmlformats.org/drawingml/2006/picture">
@@ -373,7 +664,7 @@
                     <pic:cNvPicPr/>
                   </pic:nvPicPr>
                   <pic:blipFill>
-                    <a:blip r:embed="rId9"/>
+                    <a:blip r:embed="rId8"/>
                     <a:stretch>
                       <a:fillRect/>
                     </a:stretch>
@@ -399,10 +690,7 @@
         <w:t xml:space="preserve">10 </w:t>
       </w:r>
       <w:r>
-        <w:t xml:space="preserve">– </w:t>
-      </w:r>
-      <w:r>
-        <w:t>No motor do exercício anterior, como poderia ser invertido o sentido de rotação?</w:t>
+        <w:t>– No motor do exercício anterior, como poderia ser invertido o sentido de rotação?</w:t>
       </w:r>
     </w:p>
     <w:p>
@@ -410,10 +698,7 @@
         <w:t xml:space="preserve">11 </w:t>
       </w:r>
       <w:r>
-        <w:t xml:space="preserve">– </w:t>
-      </w:r>
-      <w:r>
-        <w:t>Para que serve a chave centrífuga presente em alguns tipos de motores de indução monofásicos?</w:t>
+        <w:t>– Para que serve a chave centrífuga presente em alguns tipos de motores de indução monofásicos?</w:t>
       </w:r>
     </w:p>
     <w:p>
@@ -421,10 +706,7 @@
         <w:t xml:space="preserve">12 </w:t>
       </w:r>
       <w:r>
-        <w:t xml:space="preserve">– </w:t>
-      </w:r>
-      <w:r>
-        <w:t>Explique detalhadamente o processo de partida de um motor de indução monofásico de fase dividida.</w:t>
+        <w:t>– Explique detalhadamente o processo de partida de um motor de indução monofásico de fase dividida.</w:t>
       </w:r>
     </w:p>
     <w:p>
@@ -432,579 +714,470 @@
         <w:t xml:space="preserve">13 </w:t>
       </w:r>
       <w:r>
-        <w:t>-</w:t>
-      </w:r>
-      <w:r>
-        <w:t xml:space="preserve"> Um motor de indução trifásico, 5 HP, 208 V, 60 Hz, gira a 1746 rpm a plena carga. Determinar:</w:t>
-      </w:r>
-    </w:p>
-    <w:p>
-      <w:pPr>
-        <w:pStyle w:val="PargrafodaLista"/>
+        <w:t>- Um motor de indução trifásico, 5 HP, 208 V, 60 Hz, gira a 1746 rpm a plena carga. Determinar:</w:t>
+      </w:r>
+    </w:p>
+    <w:p>
+      <w:pPr>
+        <w:pStyle w:val="ListParagraph"/>
+        <w:numPr>
+          <w:ilvl w:val="0"/>
+          <w:numId w:val="15"/>
+        </w:numPr>
+      </w:pPr>
+      <w:r>
+        <w:t xml:space="preserve">O escorregamento correspondente à velocidade nominal. </w:t>
+      </w:r>
+    </w:p>
+    <w:p>
+      <w:pPr>
+        <w:pStyle w:val="ListParagraph"/>
+        <w:numPr>
+          <w:ilvl w:val="0"/>
+          <w:numId w:val="15"/>
+        </w:numPr>
+      </w:pPr>
+      <w:r>
+        <w:t xml:space="preserve">A </w:t>
+      </w:r>
+      <w:r>
+        <w:t>frequência</w:t>
+      </w:r>
+      <w:r>
+        <w:t xml:space="preserve"> da corrente induzida no rotor. </w:t>
+      </w:r>
+    </w:p>
+    <w:p>
+      <w:pPr>
+        <w:pStyle w:val="ListParagraph"/>
+        <w:numPr>
+          <w:ilvl w:val="0"/>
+          <w:numId w:val="15"/>
+        </w:numPr>
+      </w:pPr>
+      <w:r>
+        <w:t xml:space="preserve">A velocidade do campo magnético do rotor em relação: </w:t>
+      </w:r>
+    </w:p>
+    <w:p>
+      <w:pPr>
+        <w:pStyle w:val="ListParagraph"/>
+        <w:numPr>
+          <w:ilvl w:val="0"/>
+          <w:numId w:val="1"/>
+        </w:numPr>
+      </w:pPr>
+      <w:r>
+        <w:t xml:space="preserve">à carcaça; </w:t>
+      </w:r>
+    </w:p>
+    <w:p>
+      <w:pPr>
+        <w:pStyle w:val="ListParagraph"/>
+        <w:numPr>
+          <w:ilvl w:val="0"/>
+          <w:numId w:val="1"/>
+        </w:numPr>
+      </w:pPr>
+      <w:r>
+        <w:t xml:space="preserve">ao campo magnético do estator; </w:t>
+      </w:r>
+    </w:p>
+    <w:p>
+      <w:pPr>
+        <w:pStyle w:val="ListParagraph"/>
+        <w:numPr>
+          <w:ilvl w:val="0"/>
+          <w:numId w:val="1"/>
+        </w:numPr>
+      </w:pPr>
+      <w:r>
+        <w:t>ao rotor.</w:t>
+      </w:r>
+    </w:p>
+    <w:p>
+      <w:r>
+        <w:t xml:space="preserve">14 </w:t>
+      </w:r>
+      <w:r>
+        <w:t>- Um</w:t>
+      </w:r>
+      <w:r>
+        <w:t xml:space="preserve"> motor de indução trifásico, 10 HP, 208 V, 60 Hz, 6 pólos, rotor de anéis, enrolamentos do estator e do rotor ligados em estrela, razão do número de espiras estator/rotor igual a 1/0,5, é alimentado por uma rede trifásica, 208 V, 60 Hz e gira a 1140 rpm. Determinar: </w:t>
+      </w:r>
+    </w:p>
+    <w:p>
+      <w:pPr>
+        <w:pStyle w:val="ListParagraph"/>
+        <w:numPr>
+          <w:ilvl w:val="0"/>
+          <w:numId w:val="18"/>
+        </w:numPr>
+      </w:pPr>
+      <w:r>
+        <w:t xml:space="preserve">A tensão induzida no rotor por fase e a </w:t>
+      </w:r>
+      <w:r>
+        <w:t>frequência</w:t>
+      </w:r>
+      <w:r>
+        <w:t xml:space="preserve"> da tensão induzida, sabendo-se que a queda de tensão estatórica é desprezível. </w:t>
+      </w:r>
+    </w:p>
+    <w:p>
+      <w:pPr>
+        <w:pStyle w:val="ListParagraph"/>
+        <w:numPr>
+          <w:ilvl w:val="0"/>
+          <w:numId w:val="18"/>
+        </w:numPr>
+      </w:pPr>
+      <w:r>
+        <w:t xml:space="preserve">A velocidade (em rpm) do campo magnético do rotor em relação ao rotor e em relação à carcaça. </w:t>
+      </w:r>
+    </w:p>
+    <w:p>
+      <w:pPr>
+        <w:pStyle w:val="ListParagraph"/>
+        <w:numPr>
+          <w:ilvl w:val="0"/>
+          <w:numId w:val="18"/>
+        </w:numPr>
+      </w:pPr>
+      <w:r>
+        <w:t xml:space="preserve">Se os terminais do estator são curto-circuitados e os terminais do rotor são, agora, conectados a uma fonte trifásica, 208 V, 60 Hz, com o motor operando a 1164 rpm. </w:t>
+      </w:r>
+    </w:p>
+    <w:p>
+      <w:pPr>
+        <w:pStyle w:val="ListParagraph"/>
+        <w:numPr>
+          <w:ilvl w:val="0"/>
+          <w:numId w:val="9"/>
+        </w:numPr>
+      </w:pPr>
+      <w:r>
+        <w:t xml:space="preserve">Determine a direção de rotação do motor em relação ao campo girante;  </w:t>
+      </w:r>
+    </w:p>
+    <w:p>
+      <w:pPr>
+        <w:pStyle w:val="ListParagraph"/>
+        <w:numPr>
+          <w:ilvl w:val="0"/>
+          <w:numId w:val="9"/>
+        </w:numPr>
+      </w:pPr>
+      <w:r>
+        <w:t>Determine a tensão induzida no estator por fase e sua freqüência.</w:t>
+      </w:r>
+    </w:p>
+    <w:p>
+      <w:r>
+        <w:t>15 - O rotor de um MIT de anéis, 8 pólos, 60 Hz, 208 V, tem 60% do número de espiras do estator por fase. O estator é ligado em delta e o rotor em estrela, tendo seus terminais trazidos a anéis coletores. Calcule a freqüência do rotor e a tensão entre anéis nas seguintes condições:</w:t>
+      </w:r>
+    </w:p>
+    <w:p>
+      <w:pPr>
+        <w:pStyle w:val="ListParagraph"/>
         <w:numPr>
           <w:ilvl w:val="0"/>
           <w:numId w:val="16"/>
         </w:numPr>
       </w:pPr>
       <w:r>
-        <w:t xml:space="preserve">O escorregamento correspondente à velocidade nominal. </w:t>
-      </w:r>
-    </w:p>
-    <w:p>
-      <w:pPr>
-        <w:pStyle w:val="PargrafodaLista"/>
+        <w:t>Rotor bloqueado.</w:t>
+      </w:r>
+    </w:p>
+    <w:p>
+      <w:pPr>
+        <w:pStyle w:val="ListParagraph"/>
         <w:numPr>
           <w:ilvl w:val="0"/>
           <w:numId w:val="16"/>
         </w:numPr>
       </w:pPr>
       <w:r>
-        <w:t xml:space="preserve">A </w:t>
-      </w:r>
-      <w:r>
-        <w:t>frequência</w:t>
-      </w:r>
-      <w:r>
-        <w:t xml:space="preserve"> da corrente induzida no rotor. </w:t>
-      </w:r>
-    </w:p>
-    <w:p>
-      <w:pPr>
-        <w:pStyle w:val="PargrafodaLista"/>
+        <w:t>Rotor com o escorregamento nominal de 9%.</w:t>
+      </w:r>
+    </w:p>
+    <w:p>
+      <w:pPr>
+        <w:pStyle w:val="ListParagraph"/>
         <w:numPr>
           <w:ilvl w:val="0"/>
           <w:numId w:val="16"/>
         </w:numPr>
       </w:pPr>
       <w:r>
-        <w:t xml:space="preserve">A velocidade do campo magnético do rotor em relação: </w:t>
-      </w:r>
-    </w:p>
-    <w:p>
-      <w:pPr>
-        <w:pStyle w:val="PargrafodaLista"/>
+        <w:t>O rotor é acionado por um outro motor no sentido oposto ao do campo girante do estator a uma velocidade de 600 rpm.</w:t>
+      </w:r>
+    </w:p>
+    <w:p>
+      <w:r>
+        <w:t>16 - Um MIT, 60 Hz, 6 polos, 220 V, rotor bobinado, tem seu estator conectado em triângulo e seu rotor, em estrela. O rotor tem a metade do número de espiras do estator. Calcule a tensão induzida no rotor e sua freqüência se a tensão nominal é aplicada ao estator e:</w:t>
+      </w:r>
+    </w:p>
+    <w:p>
+      <w:pPr>
+        <w:pStyle w:val="ListParagraph"/>
         <w:numPr>
           <w:ilvl w:val="0"/>
-          <w:numId w:val="17"/>
+          <w:numId w:val="13"/>
         </w:numPr>
       </w:pPr>
-      <w:proofErr w:type="spellStart"/>
-      <w:r>
-        <w:t>à</w:t>
-      </w:r>
-      <w:proofErr w:type="spellEnd"/>
-      <w:r>
-        <w:t xml:space="preserve"> carcaça; </w:t>
-      </w:r>
-    </w:p>
-    <w:p>
-      <w:pPr>
-        <w:pStyle w:val="PargrafodaLista"/>
+      <w:r>
+        <w:t>o rotor está em repouso.</w:t>
+      </w:r>
+    </w:p>
+    <w:p>
+      <w:pPr>
+        <w:pStyle w:val="ListParagraph"/>
         <w:numPr>
           <w:ilvl w:val="0"/>
-          <w:numId w:val="17"/>
+          <w:numId w:val="13"/>
         </w:numPr>
       </w:pPr>
       <w:r>
-        <w:t xml:space="preserve">ao campo magnético do estator; </w:t>
-      </w:r>
-    </w:p>
-    <w:p>
-      <w:pPr>
-        <w:pStyle w:val="PargrafodaLista"/>
+        <w:t>o escorregamento é 0,04.</w:t>
+      </w:r>
+    </w:p>
+    <w:p>
+      <w:pPr>
+        <w:pStyle w:val="ListParagraph"/>
         <w:numPr>
           <w:ilvl w:val="0"/>
-          <w:numId w:val="17"/>
+          <w:numId w:val="13"/>
         </w:numPr>
       </w:pPr>
       <w:r>
-        <w:t>ao rotor.</w:t>
-      </w:r>
-    </w:p>
-    <w:p>
-      <w:r>
-        <w:t>14</w:t>
-      </w:r>
-      <w:r>
-        <w:t xml:space="preserve"> </w:t>
-      </w:r>
-      <w:r>
-        <w:t>- Um</w:t>
-      </w:r>
-      <w:r>
-        <w:t xml:space="preserve"> motor de indução trifásico, 10 HP, 208 V, 60 Hz, 6 </w:t>
-      </w:r>
-      <w:proofErr w:type="spellStart"/>
-      <w:r>
-        <w:t>pólos</w:t>
-      </w:r>
-      <w:proofErr w:type="spellEnd"/>
-      <w:r>
-        <w:t xml:space="preserve">, rotor de anéis, enrolamentos do estator e do rotor ligados em estrela, razão do número de espiras estator/rotor igual a 1/0,5, é alimentado por uma rede trifásica, 208 V, 60 Hz e gira a 1140 rpm. Determinar: </w:t>
-      </w:r>
-    </w:p>
-    <w:p>
-      <w:pPr>
-        <w:pStyle w:val="PargrafodaLista"/>
+        <w:t>o rotor é dirigido por uma outra máquina a 800 rpm na direção oposta àquela do campo girante.</w:t>
+      </w:r>
+    </w:p>
+    <w:p>
+      <w:r>
+        <w:t xml:space="preserve">17 </w:t>
+      </w:r>
+      <w:r>
+        <w:t>- O</w:t>
+      </w:r>
+      <w:r>
+        <w:t xml:space="preserve"> rotor de um MIT, 60 Hz, 4 polos, consome 120 KW a 3 Hz. Determinar:</w:t>
+      </w:r>
+    </w:p>
+    <w:p>
+      <w:pPr>
+        <w:pStyle w:val="ListParagraph"/>
         <w:numPr>
           <w:ilvl w:val="0"/>
-          <w:numId w:val="18"/>
+          <w:numId w:val="25"/>
         </w:numPr>
       </w:pPr>
       <w:r>
-        <w:t xml:space="preserve">A tensão induzida no rotor por fase e a </w:t>
-      </w:r>
-      <w:r>
-        <w:t>frequência</w:t>
-      </w:r>
-      <w:r>
-        <w:t xml:space="preserve"> da tensão induzida, sabendo-se que a queda de tensão estatórica é desprezível. </w:t>
-      </w:r>
-    </w:p>
-    <w:p>
-      <w:pPr>
-        <w:pStyle w:val="PargrafodaLista"/>
+        <w:t>A velocidade do rotor.</w:t>
+      </w:r>
+    </w:p>
+    <w:p>
+      <w:pPr>
+        <w:pStyle w:val="ListParagraph"/>
         <w:numPr>
           <w:ilvl w:val="0"/>
-          <w:numId w:val="18"/>
+          <w:numId w:val="25"/>
         </w:numPr>
       </w:pPr>
       <w:r>
-        <w:t xml:space="preserve">A velocidade (em rpm) do campo magnético do rotor em relação ao rotor e em relação à carcaça. </w:t>
-      </w:r>
-    </w:p>
-    <w:p>
-      <w:pPr>
-        <w:pStyle w:val="PargrafodaLista"/>
-        <w:numPr>
-          <w:ilvl w:val="0"/>
-          <w:numId w:val="18"/>
-        </w:numPr>
-      </w:pPr>
-      <w:r>
-        <w:t xml:space="preserve">Se os terminais do estator são </w:t>
-      </w:r>
-      <w:proofErr w:type="gramStart"/>
-      <w:r>
-        <w:t>curto</w:t>
-      </w:r>
-      <w:proofErr w:type="gramEnd"/>
-      <w:r>
-        <w:t xml:space="preserve">-circuitados e os terminais do rotor são, agora, conectados a uma fonte trifásica, 208 V, 60 Hz, com o motor operando a 1164 rpm. </w:t>
-      </w:r>
-    </w:p>
-    <w:p>
-      <w:pPr>
-        <w:pStyle w:val="PargrafodaLista"/>
-        <w:numPr>
-          <w:ilvl w:val="0"/>
-          <w:numId w:val="19"/>
-        </w:numPr>
-      </w:pPr>
-      <w:r>
-        <w:t xml:space="preserve">Determine a direção de rotação do motor em relação ao campo girante;  </w:t>
-      </w:r>
-    </w:p>
-    <w:p>
-      <w:pPr>
-        <w:pStyle w:val="PargrafodaLista"/>
-        <w:numPr>
-          <w:ilvl w:val="0"/>
-          <w:numId w:val="19"/>
-        </w:numPr>
-      </w:pPr>
-      <w:r>
-        <w:t xml:space="preserve">Determine a tensão induzida no estator por fase e sua </w:t>
-      </w:r>
-      <w:proofErr w:type="spellStart"/>
-      <w:r>
-        <w:t>freqüência</w:t>
-      </w:r>
-      <w:proofErr w:type="spellEnd"/>
-      <w:r>
-        <w:t>.</w:t>
-      </w:r>
-    </w:p>
-    <w:p>
-      <w:r>
-        <w:lastRenderedPageBreak/>
-        <w:t>15</w:t>
-      </w:r>
-      <w:r>
-        <w:t xml:space="preserve"> - O rotor de um MIT de anéis, 8 </w:t>
-      </w:r>
-      <w:proofErr w:type="spellStart"/>
-      <w:r>
-        <w:t>pólos</w:t>
-      </w:r>
-      <w:proofErr w:type="spellEnd"/>
-      <w:r>
-        <w:t xml:space="preserve">, 60 Hz, 208 V, tem 60% do número de espiras do estator por fase. O estator é ligado em delta e o rotor em estrela, tendo seus terminais trazidos a anéis coletores. Calcule a </w:t>
-      </w:r>
-      <w:proofErr w:type="spellStart"/>
-      <w:r>
-        <w:t>freqüência</w:t>
-      </w:r>
-      <w:proofErr w:type="spellEnd"/>
-      <w:r>
-        <w:t xml:space="preserve"> do rotor e a tensão entre anéis nas seguintes condições:</w:t>
-      </w:r>
-    </w:p>
-    <w:p>
-      <w:pPr>
-        <w:pStyle w:val="PargrafodaLista"/>
-        <w:numPr>
-          <w:ilvl w:val="0"/>
-          <w:numId w:val="20"/>
-        </w:numPr>
-      </w:pPr>
-      <w:r>
-        <w:t>Rotor bloqueado.</w:t>
-      </w:r>
-    </w:p>
-    <w:p>
-      <w:pPr>
-        <w:pStyle w:val="PargrafodaLista"/>
-        <w:numPr>
-          <w:ilvl w:val="0"/>
-          <w:numId w:val="20"/>
-        </w:numPr>
-      </w:pPr>
-      <w:r>
-        <w:t>Rotor com o escorregamento nominal de 9%.</w:t>
-      </w:r>
-    </w:p>
-    <w:p>
-      <w:pPr>
-        <w:pStyle w:val="PargrafodaLista"/>
-        <w:numPr>
-          <w:ilvl w:val="0"/>
-          <w:numId w:val="20"/>
-        </w:numPr>
-      </w:pPr>
-      <w:r>
-        <w:t>O rotor é acionado por um outro motor no sentido oposto ao do campo girante do estator a uma velocidade de 600 rpm.</w:t>
-      </w:r>
-    </w:p>
-    <w:p>
-      <w:r>
-        <w:t>16</w:t>
-      </w:r>
-      <w:r>
-        <w:t xml:space="preserve"> - Um MIT, 60 Hz, 6 polos, 220 V, rotor bobinado, tem seu estator conectado em triângulo e seu rotor, em estrela. O rotor tem a metade do número de espiras do estator. Calcule a tensão induzida no rotor e sua </w:t>
-      </w:r>
-      <w:proofErr w:type="spellStart"/>
-      <w:r>
-        <w:t>freqüência</w:t>
-      </w:r>
-      <w:proofErr w:type="spellEnd"/>
-      <w:r>
-        <w:t xml:space="preserve"> se a tensão nominal é aplicada ao estator e:</w:t>
-      </w:r>
-    </w:p>
-    <w:p>
-      <w:pPr>
-        <w:pStyle w:val="PargrafodaLista"/>
-        <w:numPr>
-          <w:ilvl w:val="0"/>
-          <w:numId w:val="21"/>
-        </w:numPr>
-      </w:pPr>
-      <w:r>
-        <w:t>o rotor está em repouso.</w:t>
-      </w:r>
-    </w:p>
-    <w:p>
-      <w:pPr>
-        <w:pStyle w:val="PargrafodaLista"/>
-        <w:numPr>
-          <w:ilvl w:val="0"/>
-          <w:numId w:val="21"/>
-        </w:numPr>
-      </w:pPr>
-      <w:r>
-        <w:t>o escorregamento é 0,04.</w:t>
-      </w:r>
-    </w:p>
-    <w:p>
-      <w:pPr>
-        <w:pStyle w:val="PargrafodaLista"/>
-        <w:numPr>
-          <w:ilvl w:val="0"/>
-          <w:numId w:val="21"/>
-        </w:numPr>
-      </w:pPr>
-      <w:r>
-        <w:t>o rotor é dirigido por uma outra máquina a 800 rpm na direção oposta àquela do campo girante.</w:t>
-      </w:r>
-    </w:p>
-    <w:p>
-      <w:r>
-        <w:t>17</w:t>
-      </w:r>
-      <w:r>
-        <w:t xml:space="preserve"> </w:t>
-      </w:r>
-      <w:r>
-        <w:t>- O</w:t>
-      </w:r>
-      <w:r>
-        <w:t xml:space="preserve"> rotor de um MIT, 60 Hz, 4 polos, consome 120 KW a 3 Hz. Determinar:</w:t>
-      </w:r>
-    </w:p>
-    <w:p>
-      <w:pPr>
-        <w:pStyle w:val="PargrafodaLista"/>
+        <w:t>As perdas no cobre do rotor.</w:t>
+      </w:r>
+    </w:p>
+    <w:p>
+      <w:r>
+        <w:t xml:space="preserve">18 </w:t>
+      </w:r>
+      <w:r>
+        <w:t>- Um MIT, 60 Hz, 6 pólos, consome 48 KW a 1140 rpm. A perda no cobre do estator é 1,4 KW, a perda no núcleo do estator é 1,6 KW e a perda mecânica rotacional é 1 KW. Calcular o rendimento do motor.</w:t>
+      </w:r>
+    </w:p>
+    <w:p>
+      <w:r>
+        <w:t xml:space="preserve">19 </w:t>
+      </w:r>
+      <w:r>
+        <w:t>- Um MIT, 60 Hz, 460 V, entrega potência de 100 HP a uma velocidade de 1746 rpm. Determinar o rendimento do motor se as perdas rotacionais são de 2700 W, as perdas no cobre do estator são de 2800 W e as perdas no ferro, 600 W.</w:t>
+      </w:r>
+    </w:p>
+    <w:p>
+      <w:r>
+        <w:t xml:space="preserve">20 </w:t>
+      </w:r>
+      <w:r>
+        <w:t xml:space="preserve">- Um MIT, 440 V, 60 Hz, 6 pólos, solicita 50 KVA a um fator de potência de 0,8 e escorregamento de 2,6%. As perdas no cobre do estator são de 0,5 KW, as perdas no ferro, 1 KW e as perdas rotacionais, 1,5 KW. Calcular: </w:t>
+      </w:r>
+    </w:p>
+    <w:p>
+      <w:pPr>
+        <w:pStyle w:val="ListParagraph"/>
         <w:numPr>
           <w:ilvl w:val="0"/>
           <w:numId w:val="22"/>
         </w:numPr>
       </w:pPr>
       <w:r>
-        <w:t>A velocidade do rotor.</w:t>
-      </w:r>
-    </w:p>
-    <w:p>
-      <w:pPr>
-        <w:pStyle w:val="PargrafodaLista"/>
+        <w:t xml:space="preserve">As perdas no cobre do rotor. </w:t>
+      </w:r>
+    </w:p>
+    <w:p>
+      <w:pPr>
+        <w:pStyle w:val="ListParagraph"/>
         <w:numPr>
           <w:ilvl w:val="0"/>
           <w:numId w:val="22"/>
         </w:numPr>
       </w:pPr>
       <w:r>
-        <w:t>As perdas no cobre do rotor.</w:t>
-      </w:r>
-    </w:p>
-    <w:p>
-      <w:r>
-        <w:t xml:space="preserve">18 </w:t>
-      </w:r>
-      <w:r>
-        <w:t xml:space="preserve">- Um MIT, 60 Hz, 6 </w:t>
-      </w:r>
-      <w:proofErr w:type="spellStart"/>
-      <w:r>
-        <w:t>pólos</w:t>
-      </w:r>
-      <w:proofErr w:type="spellEnd"/>
-      <w:r>
-        <w:t>, consome 48 KW a 1140 rpm. A perda no cobre do estator é 1,4 KW, a perda no núcleo do estator é 1,6 KW e a perda mecânica rotacional é 1 KW. Calcular o rendimento do motor.</w:t>
-      </w:r>
-    </w:p>
-    <w:p>
-      <w:r>
-        <w:t xml:space="preserve">19 </w:t>
-      </w:r>
-      <w:r>
-        <w:t>-</w:t>
-      </w:r>
-      <w:r>
-        <w:t xml:space="preserve"> Um MIT, 60 Hz, 460 V, entrega potência de 100 HP a uma velocidade de 1746 rpm. Determinar o rendimento do motor se as perdas rotacionais são de 2700 W, as perdas no cobre do estator são de 2800 W e as perdas no ferro, 600 W.</w:t>
-      </w:r>
-    </w:p>
-    <w:p>
-      <w:r>
-        <w:t xml:space="preserve">20 </w:t>
-      </w:r>
-      <w:r>
-        <w:t xml:space="preserve">- </w:t>
-      </w:r>
-      <w:r>
-        <w:t xml:space="preserve">Um MIT, 440 V, 60 Hz, 6 </w:t>
-      </w:r>
-      <w:proofErr w:type="spellStart"/>
-      <w:r>
-        <w:t>pólos</w:t>
-      </w:r>
-      <w:proofErr w:type="spellEnd"/>
-      <w:r>
-        <w:t xml:space="preserve">, solicita 50 KVA a um fator de potência de 0,8 e escorregamento de 2,6%. As perdas no cobre do estator são de 0,5 KW, as perdas no ferro, 1 KW e as perdas rotacionais, 1,5 KW. Calcular: </w:t>
-      </w:r>
-    </w:p>
-    <w:p>
-      <w:pPr>
-        <w:pStyle w:val="PargrafodaLista"/>
+        <w:t xml:space="preserve">A potência no eixo. </w:t>
+      </w:r>
+    </w:p>
+    <w:p>
+      <w:pPr>
+        <w:pStyle w:val="ListParagraph"/>
+        <w:numPr>
+          <w:ilvl w:val="0"/>
+          <w:numId w:val="22"/>
+        </w:numPr>
+      </w:pPr>
+      <w:r>
+        <w:t xml:space="preserve">O rendimento. </w:t>
+      </w:r>
+    </w:p>
+    <w:p>
+      <w:pPr>
+        <w:pStyle w:val="ListParagraph"/>
+        <w:numPr>
+          <w:ilvl w:val="0"/>
+          <w:numId w:val="22"/>
+        </w:numPr>
+      </w:pPr>
+      <w:r>
+        <w:t>O torque no eixo.</w:t>
+      </w:r>
+    </w:p>
+    <w:p>
+      <w:r>
+        <w:t xml:space="preserve">21 </w:t>
+      </w:r>
+      <w:r>
+        <w:t>- Um MIT, 460 V, 60 Hz, produz 100 HP no eixo a 1746 rpm. Determine o rendimento do motor se as perdas rotacionais são 3500 W e as perdas no cobre do estator são 3000 W.</w:t>
+      </w:r>
+    </w:p>
+    <w:p>
+      <w:r>
+        <w:t xml:space="preserve">22 </w:t>
+      </w:r>
+      <w:r>
+        <w:t>- Um MIT, 460 V, 100 HP, 60 Hz, 6 pólos, é operado com um escorregamento de -3% a plena carga.</w:t>
+      </w:r>
+    </w:p>
+    <w:p>
+      <w:pPr>
+        <w:pStyle w:val="ListParagraph"/>
         <w:numPr>
           <w:ilvl w:val="0"/>
           <w:numId w:val="23"/>
         </w:numPr>
       </w:pPr>
       <w:r>
-        <w:t xml:space="preserve">As perdas no cobre do rotor. </w:t>
-      </w:r>
-    </w:p>
-    <w:p>
-      <w:pPr>
-        <w:pStyle w:val="PargrafodaLista"/>
+        <w:t>Determine a velocidade do motor e a sua direção relativa ao campo girante.</w:t>
+      </w:r>
+    </w:p>
+    <w:p>
+      <w:pPr>
+        <w:pStyle w:val="ListParagraph"/>
         <w:numPr>
           <w:ilvl w:val="0"/>
           <w:numId w:val="23"/>
         </w:numPr>
       </w:pPr>
       <w:r>
-        <w:t xml:space="preserve">A potência no eixo. </w:t>
-      </w:r>
-    </w:p>
-    <w:p>
-      <w:pPr>
-        <w:pStyle w:val="PargrafodaLista"/>
+        <w:t>Determine a frequência do rotor.</w:t>
+      </w:r>
+    </w:p>
+    <w:p>
+      <w:pPr>
+        <w:pStyle w:val="ListParagraph"/>
         <w:numPr>
           <w:ilvl w:val="0"/>
           <w:numId w:val="23"/>
         </w:numPr>
       </w:pPr>
       <w:r>
-        <w:t xml:space="preserve">O rendimento. </w:t>
-      </w:r>
-    </w:p>
-    <w:p>
-      <w:pPr>
-        <w:pStyle w:val="PargrafodaLista"/>
+        <w:t>Determine a velocidade do campo do estator.</w:t>
+      </w:r>
+    </w:p>
+    <w:p>
+      <w:pPr>
+        <w:pStyle w:val="ListParagraph"/>
         <w:numPr>
           <w:ilvl w:val="0"/>
           <w:numId w:val="23"/>
         </w:numPr>
       </w:pPr>
       <w:r>
-        <w:t>O torque no eixo.</w:t>
-      </w:r>
-    </w:p>
-    <w:p>
-      <w:r>
-        <w:t xml:space="preserve">21 </w:t>
-      </w:r>
-      <w:r>
-        <w:t xml:space="preserve">- </w:t>
-      </w:r>
-      <w:r>
-        <w:t>Um MIT, 460 V, 60 Hz, produz 100 HP no eixo a 1746 rpm. Determine o rendimento do motor se as perdas rotacionais são 3500 W e as perdas no cobre do estator são 3000 W.</w:t>
-      </w:r>
-    </w:p>
-    <w:p>
-      <w:r>
-        <w:t xml:space="preserve">22 </w:t>
-      </w:r>
-      <w:r>
-        <w:t>-</w:t>
-      </w:r>
-      <w:r>
-        <w:t xml:space="preserve"> Um MIT, 460 V, 100 HP, 60 Hz, 6 </w:t>
-      </w:r>
-      <w:proofErr w:type="spellStart"/>
-      <w:r>
-        <w:t>pólos</w:t>
-      </w:r>
-      <w:proofErr w:type="spellEnd"/>
-      <w:r>
-        <w:t>, é operado com um escorregamento de -3% a plena carga.</w:t>
-      </w:r>
-    </w:p>
-    <w:p>
-      <w:pPr>
-        <w:pStyle w:val="PargrafodaLista"/>
+        <w:t>Determine a velocidade de campo do entreferro.</w:t>
+      </w:r>
+    </w:p>
+    <w:p>
+      <w:pPr>
+        <w:pStyle w:val="ListParagraph"/>
         <w:numPr>
           <w:ilvl w:val="0"/>
-          <w:numId w:val="24"/>
+          <w:numId w:val="23"/>
         </w:numPr>
       </w:pPr>
       <w:r>
-        <w:t>Determine a velocidade do motor e a sua direção relativa ao campo girante.</w:t>
-      </w:r>
-    </w:p>
-    <w:p>
-      <w:pPr>
-        <w:pStyle w:val="PargrafodaLista"/>
+        <w:t>Determine a velocidade do campo do rotor com relação:</w:t>
+      </w:r>
+    </w:p>
+    <w:p>
+      <w:pPr>
+        <w:pStyle w:val="ListParagraph"/>
         <w:numPr>
           <w:ilvl w:val="0"/>
-          <w:numId w:val="24"/>
+          <w:numId w:val="8"/>
         </w:numPr>
       </w:pPr>
       <w:r>
-        <w:t>Determine a frequência do rotor.</w:t>
-      </w:r>
-    </w:p>
-    <w:p>
-      <w:pPr>
-        <w:pStyle w:val="PargrafodaLista"/>
+        <w:t xml:space="preserve">à estrutura do rotor;  </w:t>
+      </w:r>
+    </w:p>
+    <w:p>
+      <w:pPr>
+        <w:pStyle w:val="ListParagraph"/>
         <w:numPr>
           <w:ilvl w:val="0"/>
-          <w:numId w:val="24"/>
+          <w:numId w:val="8"/>
         </w:numPr>
       </w:pPr>
       <w:r>
-        <w:lastRenderedPageBreak/>
-        <w:t>Determine a velocidade do campo do estator.</w:t>
-      </w:r>
-    </w:p>
-    <w:p>
-      <w:pPr>
-        <w:pStyle w:val="PargrafodaLista"/>
+        <w:t>à estrutura do estator;</w:t>
+      </w:r>
+    </w:p>
+    <w:p>
+      <w:pPr>
+        <w:pStyle w:val="ListParagraph"/>
         <w:numPr>
           <w:ilvl w:val="0"/>
-          <w:numId w:val="24"/>
+          <w:numId w:val="8"/>
         </w:numPr>
       </w:pPr>
       <w:r>
-        <w:t>Determine a velocidade de campo do entreferro.</w:t>
-      </w:r>
-    </w:p>
-    <w:p>
-      <w:pPr>
-        <w:pStyle w:val="PargrafodaLista"/>
-        <w:numPr>
-          <w:ilvl w:val="0"/>
-          <w:numId w:val="24"/>
-        </w:numPr>
-      </w:pPr>
-      <w:r>
-        <w:t>Determine a velocidade do campo do rotor com relação:</w:t>
-      </w:r>
-    </w:p>
-    <w:p>
-      <w:pPr>
-        <w:pStyle w:val="PargrafodaLista"/>
-        <w:numPr>
-          <w:ilvl w:val="0"/>
-          <w:numId w:val="26"/>
-        </w:numPr>
-      </w:pPr>
-      <w:r>
-        <w:t xml:space="preserve">à estrutura do rotor; </w:t>
-      </w:r>
-      <w:r>
-        <w:t xml:space="preserve"> </w:t>
-      </w:r>
-    </w:p>
-    <w:p>
-      <w:pPr>
-        <w:pStyle w:val="PargrafodaLista"/>
-        <w:numPr>
-          <w:ilvl w:val="0"/>
-          <w:numId w:val="26"/>
-        </w:numPr>
-      </w:pPr>
-      <w:r>
-        <w:t>à estrutura do estator;</w:t>
-      </w:r>
-    </w:p>
-    <w:p>
-      <w:pPr>
-        <w:pStyle w:val="PargrafodaLista"/>
-        <w:numPr>
-          <w:ilvl w:val="0"/>
-          <w:numId w:val="26"/>
-        </w:numPr>
-      </w:pPr>
-      <w:r>
         <w:t>ao campo girante do estator.</w:t>
       </w:r>
     </w:p>
     <w:sectPr>
-      <w:headerReference w:type="even" r:id="rId10"/>
-      <w:headerReference w:type="default" r:id="rId11"/>
-      <w:headerReference w:type="first" r:id="rId12"/>
-      <w:pgSz w:w="11906" w:h="16838"/>
+      <w:headerReference w:type="even" r:id="rId9"/>
+      <w:headerReference w:type="default" r:id="rId10"/>
+      <w:headerReference w:type="first" r:id="rId11"/>
+      <w:pgSz w:w="11906" w:h="16838" w:orient="portrait"/>
       <w:pgMar w:top="2676" w:right="1684" w:bottom="1616" w:left="1703" w:header="707" w:footer="720" w:gutter="0"/>
       <w:cols w:space="720"/>
     </w:sectPr>
@@ -1063,7 +1236,7 @@
 </file>
 
 <file path=word/header1.xml><?xml version="1.0" encoding="utf-8"?>
-<w:hdr xmlns:wpc="http://schemas.microsoft.com/office/word/2010/wordprocessingCanvas" xmlns:cx="http://schemas.microsoft.com/office/drawing/2014/chartex" xmlns:cx1="http://schemas.microsoft.com/office/drawing/2015/9/8/chartex" xmlns:cx2="http://schemas.microsoft.com/office/drawing/2015/10/21/chartex" xmlns:cx3="http://schemas.microsoft.com/office/drawing/2016/5/9/chartex" xmlns:cx4="http://schemas.microsoft.com/office/drawing/2016/5/10/chartex" xmlns:cx5="http://schemas.microsoft.com/office/drawing/2016/5/11/chartex" xmlns:cx6="http://schemas.microsoft.com/office/drawing/2016/5/12/chartex" xmlns:cx7="http://schemas.microsoft.com/office/drawing/2016/5/13/chartex" xmlns:cx8="http://schemas.microsoft.com/office/drawing/2016/5/14/chartex" xmlns:mc="http://schemas.openxmlformats.org/markup-compatibility/2006" xmlns:aink="http://schemas.microsoft.com/office/drawing/2016/ink" xmlns:am3d="http://schemas.microsoft.com/office/drawing/2017/model3d" xmlns:o="urn:schemas-microsoft-com:office:office" xmlns:oel="http://schemas.microsoft.com/office/2019/extlst" xmlns:r="http://schemas.openxmlformats.org/officeDocument/2006/relationships" xmlns:m="http://schemas.openxmlformats.org/officeDocument/2006/math" xmlns:v="urn:schemas-microsoft-com:vml" xmlns:wp14="http://schemas.microsoft.com/office/word/2010/wordprocessingDrawing" xmlns:wp="http://schemas.openxmlformats.org/drawingml/2006/wordprocessingDrawing" xmlns:w10="urn:schemas-microsoft-com:office:word" xmlns:w="http://schemas.openxmlformats.org/wordprocessingml/2006/main" xmlns:w14="http://schemas.microsoft.com/office/word/2010/wordml" xmlns:w15="http://schemas.microsoft.com/office/word/2012/wordml" xmlns:w16cex="http://schemas.microsoft.com/office/word/2018/wordml/cex" xmlns:w16cid="http://schemas.microsoft.com/office/word/2016/wordml/cid" xmlns:w16="http://schemas.microsoft.com/office/word/2018/wordml" xmlns:w16du="http://schemas.microsoft.com/office/word/2023/wordml/word16du" xmlns:w16sdtdh="http://schemas.microsoft.com/office/word/2020/wordml/sdtdatahash" xmlns:w16sdtfl="http://schemas.microsoft.com/office/word/2024/wordml/sdtformatlock" xmlns:w16se="http://schemas.microsoft.com/office/word/2015/wordml/symex" xmlns:wpg="http://schemas.microsoft.com/office/word/2010/wordprocessingGroup" xmlns:wpi="http://schemas.microsoft.com/office/word/2010/wordprocessingInk" xmlns:wne="http://schemas.microsoft.com/office/word/2006/wordml" xmlns:wps="http://schemas.microsoft.com/office/word/2010/wordprocessingShape" mc:Ignorable="w14 w15 w16se w16cid w16 w16cex w16sdtdh w16sdtfl w16du wp14">
+<w:hdr xmlns:wpc="http://schemas.microsoft.com/office/word/2010/wordprocessingCanvas" xmlns:cx="http://schemas.microsoft.com/office/drawing/2014/chartex" xmlns:cx1="http://schemas.microsoft.com/office/drawing/2015/9/8/chartex" xmlns:cx2="http://schemas.microsoft.com/office/drawing/2015/10/21/chartex" xmlns:cx3="http://schemas.microsoft.com/office/drawing/2016/5/9/chartex" xmlns:cx4="http://schemas.microsoft.com/office/drawing/2016/5/10/chartex" xmlns:cx5="http://schemas.microsoft.com/office/drawing/2016/5/11/chartex" xmlns:cx6="http://schemas.microsoft.com/office/drawing/2016/5/12/chartex" xmlns:cx7="http://schemas.microsoft.com/office/drawing/2016/5/13/chartex" xmlns:cx8="http://schemas.microsoft.com/office/drawing/2016/5/14/chartex" xmlns:mc="http://schemas.openxmlformats.org/markup-compatibility/2006" xmlns:aink="http://schemas.microsoft.com/office/drawing/2016/ink" xmlns:am3d="http://schemas.microsoft.com/office/drawing/2017/model3d" xmlns:o="urn:schemas-microsoft-com:office:office" xmlns:oel="http://schemas.microsoft.com/office/2019/extlst" xmlns:r="http://schemas.openxmlformats.org/officeDocument/2006/relationships" xmlns:m="http://schemas.openxmlformats.org/officeDocument/2006/math" xmlns:v="urn:schemas-microsoft-com:vml" xmlns:wp14="http://schemas.microsoft.com/office/word/2010/wordprocessingDrawing" xmlns:wp="http://schemas.openxmlformats.org/drawingml/2006/wordprocessingDrawing" xmlns:w10="urn:schemas-microsoft-com:office:word" xmlns:w="http://schemas.openxmlformats.org/wordprocessingml/2006/main" xmlns:w14="http://schemas.microsoft.com/office/word/2010/wordml" xmlns:w15="http://schemas.microsoft.com/office/word/2012/wordml" xmlns:w16cex="http://schemas.microsoft.com/office/word/2018/wordml/cex" xmlns:w16cid="http://schemas.microsoft.com/office/word/2016/wordml/cid" xmlns:w16="http://schemas.microsoft.com/office/word/2018/wordml" xmlns:w16du="http://schemas.microsoft.com/office/word/2023/wordml/word16du" xmlns:w16sdtdh="http://schemas.microsoft.com/office/word/2020/wordml/sdtdatahash" xmlns:w16sdtfl="http://schemas.microsoft.com/office/word/2024/wordml/sdtformatlock" xmlns:w16se="http://schemas.microsoft.com/office/word/2015/wordml/symex" xmlns:wpg="http://schemas.microsoft.com/office/word/2010/wordprocessingGroup" xmlns:wpi="http://schemas.microsoft.com/office/word/2010/wordprocessingInk" xmlns:wne="http://schemas.microsoft.com/office/word/2006/wordml" xmlns:wps="http://schemas.microsoft.com/office/word/2010/wordprocessingShape" xmlns:a="http://schemas.openxmlformats.org/drawingml/2006/main" xmlns:a16="http://schemas.microsoft.com/office/drawing/2014/main" xmlns:pic="http://schemas.openxmlformats.org/drawingml/2006/picture" mc:Ignorable="w14 w15 w16se w16cid w16 w16cex w16sdtdh w16sdtfl w16du wp14">
   <w:p>
     <w:pPr>
       <w:spacing w:after="0"/>
@@ -1085,7 +1258,13 @@
           <wp:extent cx="2451735" cy="1078865"/>
           <wp:effectExtent l="0" t="0" r="0" b="0"/>
           <wp:wrapSquare wrapText="bothSides"/>
-          <wp:docPr id="7" name="Picture 7"/>
+          <wp:docPr id="7" name="Picture 7">
+            <a:extLst xmlns:a="http://schemas.openxmlformats.org/drawingml/2006/main">
+              <a:ext uri="{FF2B5EF4-FFF2-40B4-BE49-F238E27FC236}">
+                <a16:creationId xmlns:a16="http://schemas.microsoft.com/office/drawing/2014/main" id="{19105DD7-062B-4B28-A399-ACECF871383D}"/>
+              </a:ext>
+            </a:extLst>
+          </wp:docPr>
           <wp:cNvGraphicFramePr/>
           <a:graphic xmlns:a="http://schemas.openxmlformats.org/drawingml/2006/main">
             <a:graphicData uri="http://schemas.openxmlformats.org/drawingml/2006/picture">
@@ -1120,7 +1299,7 @@
 </file>
 
 <file path=word/header2.xml><?xml version="1.0" encoding="utf-8"?>
-<w:hdr xmlns:wpc="http://schemas.microsoft.com/office/word/2010/wordprocessingCanvas" xmlns:cx="http://schemas.microsoft.com/office/drawing/2014/chartex" xmlns:cx1="http://schemas.microsoft.com/office/drawing/2015/9/8/chartex" xmlns:cx2="http://schemas.microsoft.com/office/drawing/2015/10/21/chartex" xmlns:cx3="http://schemas.microsoft.com/office/drawing/2016/5/9/chartex" xmlns:cx4="http://schemas.microsoft.com/office/drawing/2016/5/10/chartex" xmlns:cx5="http://schemas.microsoft.com/office/drawing/2016/5/11/chartex" xmlns:cx6="http://schemas.microsoft.com/office/drawing/2016/5/12/chartex" xmlns:cx7="http://schemas.microsoft.com/office/drawing/2016/5/13/chartex" xmlns:cx8="http://schemas.microsoft.com/office/drawing/2016/5/14/chartex" xmlns:mc="http://schemas.openxmlformats.org/markup-compatibility/2006" xmlns:aink="http://schemas.microsoft.com/office/drawing/2016/ink" xmlns:am3d="http://schemas.microsoft.com/office/drawing/2017/model3d" xmlns:o="urn:schemas-microsoft-com:office:office" xmlns:oel="http://schemas.microsoft.com/office/2019/extlst" xmlns:r="http://schemas.openxmlformats.org/officeDocument/2006/relationships" xmlns:m="http://schemas.openxmlformats.org/officeDocument/2006/math" xmlns:v="urn:schemas-microsoft-com:vml" xmlns:wp14="http://schemas.microsoft.com/office/word/2010/wordprocessingDrawing" xmlns:wp="http://schemas.openxmlformats.org/drawingml/2006/wordprocessingDrawing" xmlns:w10="urn:schemas-microsoft-com:office:word" xmlns:w="http://schemas.openxmlformats.org/wordprocessingml/2006/main" xmlns:w14="http://schemas.microsoft.com/office/word/2010/wordml" xmlns:w15="http://schemas.microsoft.com/office/word/2012/wordml" xmlns:w16cex="http://schemas.microsoft.com/office/word/2018/wordml/cex" xmlns:w16cid="http://schemas.microsoft.com/office/word/2016/wordml/cid" xmlns:w16="http://schemas.microsoft.com/office/word/2018/wordml" xmlns:w16du="http://schemas.microsoft.com/office/word/2023/wordml/word16du" xmlns:w16sdtdh="http://schemas.microsoft.com/office/word/2020/wordml/sdtdatahash" xmlns:w16sdtfl="http://schemas.microsoft.com/office/word/2024/wordml/sdtformatlock" xmlns:w16se="http://schemas.microsoft.com/office/word/2015/wordml/symex" xmlns:wpg="http://schemas.microsoft.com/office/word/2010/wordprocessingGroup" xmlns:wpi="http://schemas.microsoft.com/office/word/2010/wordprocessingInk" xmlns:wne="http://schemas.microsoft.com/office/word/2006/wordml" xmlns:wps="http://schemas.microsoft.com/office/word/2010/wordprocessingShape" mc:Ignorable="w14 w15 w16se w16cid w16 w16cex w16sdtdh w16sdtfl w16du wp14">
+<w:hdr xmlns:wpc="http://schemas.microsoft.com/office/word/2010/wordprocessingCanvas" xmlns:cx="http://schemas.microsoft.com/office/drawing/2014/chartex" xmlns:cx1="http://schemas.microsoft.com/office/drawing/2015/9/8/chartex" xmlns:cx2="http://schemas.microsoft.com/office/drawing/2015/10/21/chartex" xmlns:cx3="http://schemas.microsoft.com/office/drawing/2016/5/9/chartex" xmlns:cx4="http://schemas.microsoft.com/office/drawing/2016/5/10/chartex" xmlns:cx5="http://schemas.microsoft.com/office/drawing/2016/5/11/chartex" xmlns:cx6="http://schemas.microsoft.com/office/drawing/2016/5/12/chartex" xmlns:cx7="http://schemas.microsoft.com/office/drawing/2016/5/13/chartex" xmlns:cx8="http://schemas.microsoft.com/office/drawing/2016/5/14/chartex" xmlns:mc="http://schemas.openxmlformats.org/markup-compatibility/2006" xmlns:aink="http://schemas.microsoft.com/office/drawing/2016/ink" xmlns:am3d="http://schemas.microsoft.com/office/drawing/2017/model3d" xmlns:o="urn:schemas-microsoft-com:office:office" xmlns:oel="http://schemas.microsoft.com/office/2019/extlst" xmlns:r="http://schemas.openxmlformats.org/officeDocument/2006/relationships" xmlns:m="http://schemas.openxmlformats.org/officeDocument/2006/math" xmlns:v="urn:schemas-microsoft-com:vml" xmlns:wp14="http://schemas.microsoft.com/office/word/2010/wordprocessingDrawing" xmlns:wp="http://schemas.openxmlformats.org/drawingml/2006/wordprocessingDrawing" xmlns:w10="urn:schemas-microsoft-com:office:word" xmlns:w="http://schemas.openxmlformats.org/wordprocessingml/2006/main" xmlns:w14="http://schemas.microsoft.com/office/word/2010/wordml" xmlns:w15="http://schemas.microsoft.com/office/word/2012/wordml" xmlns:w16cex="http://schemas.microsoft.com/office/word/2018/wordml/cex" xmlns:w16cid="http://schemas.microsoft.com/office/word/2016/wordml/cid" xmlns:w16="http://schemas.microsoft.com/office/word/2018/wordml" xmlns:w16du="http://schemas.microsoft.com/office/word/2023/wordml/word16du" xmlns:w16sdtdh="http://schemas.microsoft.com/office/word/2020/wordml/sdtdatahash" xmlns:w16sdtfl="http://schemas.microsoft.com/office/word/2024/wordml/sdtformatlock" xmlns:w16se="http://schemas.microsoft.com/office/word/2015/wordml/symex" xmlns:wpg="http://schemas.microsoft.com/office/word/2010/wordprocessingGroup" xmlns:wpi="http://schemas.microsoft.com/office/word/2010/wordprocessingInk" xmlns:wne="http://schemas.microsoft.com/office/word/2006/wordml" xmlns:wps="http://schemas.microsoft.com/office/word/2010/wordprocessingShape" xmlns:a="http://schemas.openxmlformats.org/drawingml/2006/main" xmlns:a16="http://schemas.microsoft.com/office/drawing/2014/main" xmlns:pic="http://schemas.openxmlformats.org/drawingml/2006/picture" mc:Ignorable="w14 w15 w16se w16cid w16 w16cex w16sdtdh w16sdtfl w16du wp14">
   <w:p>
     <w:pPr>
       <w:spacing w:after="0"/>
@@ -1131,7 +1310,7 @@
         <w:noProof/>
       </w:rPr>
       <w:drawing>
-        <wp:anchor distT="0" distB="0" distL="114300" distR="114300" simplePos="0" relativeHeight="251659264" behindDoc="0" locked="0" layoutInCell="1" allowOverlap="0" wp14:anchorId="73BBC5F7" wp14:editId="05A68FC4">
+        <wp:anchor distT="0" distB="0" distL="114300" distR="114300" simplePos="0" relativeHeight="251658241" behindDoc="0" locked="0" layoutInCell="1" allowOverlap="0" wp14:anchorId="73BBC5F7" wp14:editId="05A68FC4">
           <wp:simplePos x="0" y="0"/>
           <wp:positionH relativeFrom="page">
             <wp:posOffset>4029075</wp:posOffset>
@@ -1142,7 +1321,13 @@
           <wp:extent cx="2451735" cy="1078865"/>
           <wp:effectExtent l="0" t="0" r="0" b="0"/>
           <wp:wrapSquare wrapText="bothSides"/>
-          <wp:docPr id="54124849" name="Picture 7"/>
+          <wp:docPr id="54124849" name="Picture 7">
+            <a:extLst xmlns:a="http://schemas.openxmlformats.org/drawingml/2006/main">
+              <a:ext uri="{FF2B5EF4-FFF2-40B4-BE49-F238E27FC236}">
+                <a16:creationId xmlns:a16="http://schemas.microsoft.com/office/drawing/2014/main" id="{446ADAAF-8AA2-41A9-B635-EB217F83DBBA}"/>
+              </a:ext>
+            </a:extLst>
+          </wp:docPr>
           <wp:cNvGraphicFramePr/>
           <a:graphic xmlns:a="http://schemas.openxmlformats.org/drawingml/2006/main">
             <a:graphicData uri="http://schemas.openxmlformats.org/drawingml/2006/picture">
@@ -1177,7 +1362,7 @@
 </file>
 
 <file path=word/header3.xml><?xml version="1.0" encoding="utf-8"?>
-<w:hdr xmlns:wpc="http://schemas.microsoft.com/office/word/2010/wordprocessingCanvas" xmlns:cx="http://schemas.microsoft.com/office/drawing/2014/chartex" xmlns:cx1="http://schemas.microsoft.com/office/drawing/2015/9/8/chartex" xmlns:cx2="http://schemas.microsoft.com/office/drawing/2015/10/21/chartex" xmlns:cx3="http://schemas.microsoft.com/office/drawing/2016/5/9/chartex" xmlns:cx4="http://schemas.microsoft.com/office/drawing/2016/5/10/chartex" xmlns:cx5="http://schemas.microsoft.com/office/drawing/2016/5/11/chartex" xmlns:cx6="http://schemas.microsoft.com/office/drawing/2016/5/12/chartex" xmlns:cx7="http://schemas.microsoft.com/office/drawing/2016/5/13/chartex" xmlns:cx8="http://schemas.microsoft.com/office/drawing/2016/5/14/chartex" xmlns:mc="http://schemas.openxmlformats.org/markup-compatibility/2006" xmlns:aink="http://schemas.microsoft.com/office/drawing/2016/ink" xmlns:am3d="http://schemas.microsoft.com/office/drawing/2017/model3d" xmlns:o="urn:schemas-microsoft-com:office:office" xmlns:oel="http://schemas.microsoft.com/office/2019/extlst" xmlns:r="http://schemas.openxmlformats.org/officeDocument/2006/relationships" xmlns:m="http://schemas.openxmlformats.org/officeDocument/2006/math" xmlns:v="urn:schemas-microsoft-com:vml" xmlns:wp14="http://schemas.microsoft.com/office/word/2010/wordprocessingDrawing" xmlns:wp="http://schemas.openxmlformats.org/drawingml/2006/wordprocessingDrawing" xmlns:w10="urn:schemas-microsoft-com:office:word" xmlns:w="http://schemas.openxmlformats.org/wordprocessingml/2006/main" xmlns:w14="http://schemas.microsoft.com/office/word/2010/wordml" xmlns:w15="http://schemas.microsoft.com/office/word/2012/wordml" xmlns:w16cex="http://schemas.microsoft.com/office/word/2018/wordml/cex" xmlns:w16cid="http://schemas.microsoft.com/office/word/2016/wordml/cid" xmlns:w16="http://schemas.microsoft.com/office/word/2018/wordml" xmlns:w16du="http://schemas.microsoft.com/office/word/2023/wordml/word16du" xmlns:w16sdtdh="http://schemas.microsoft.com/office/word/2020/wordml/sdtdatahash" xmlns:w16sdtfl="http://schemas.microsoft.com/office/word/2024/wordml/sdtformatlock" xmlns:w16se="http://schemas.microsoft.com/office/word/2015/wordml/symex" xmlns:wpg="http://schemas.microsoft.com/office/word/2010/wordprocessingGroup" xmlns:wpi="http://schemas.microsoft.com/office/word/2010/wordprocessingInk" xmlns:wne="http://schemas.microsoft.com/office/word/2006/wordml" xmlns:wps="http://schemas.microsoft.com/office/word/2010/wordprocessingShape" mc:Ignorable="w14 w15 w16se w16cid w16 w16cex w16sdtdh w16sdtfl w16du wp14">
+<w:hdr xmlns:wpc="http://schemas.microsoft.com/office/word/2010/wordprocessingCanvas" xmlns:cx="http://schemas.microsoft.com/office/drawing/2014/chartex" xmlns:cx1="http://schemas.microsoft.com/office/drawing/2015/9/8/chartex" xmlns:cx2="http://schemas.microsoft.com/office/drawing/2015/10/21/chartex" xmlns:cx3="http://schemas.microsoft.com/office/drawing/2016/5/9/chartex" xmlns:cx4="http://schemas.microsoft.com/office/drawing/2016/5/10/chartex" xmlns:cx5="http://schemas.microsoft.com/office/drawing/2016/5/11/chartex" xmlns:cx6="http://schemas.microsoft.com/office/drawing/2016/5/12/chartex" xmlns:cx7="http://schemas.microsoft.com/office/drawing/2016/5/13/chartex" xmlns:cx8="http://schemas.microsoft.com/office/drawing/2016/5/14/chartex" xmlns:mc="http://schemas.openxmlformats.org/markup-compatibility/2006" xmlns:aink="http://schemas.microsoft.com/office/drawing/2016/ink" xmlns:am3d="http://schemas.microsoft.com/office/drawing/2017/model3d" xmlns:o="urn:schemas-microsoft-com:office:office" xmlns:oel="http://schemas.microsoft.com/office/2019/extlst" xmlns:r="http://schemas.openxmlformats.org/officeDocument/2006/relationships" xmlns:m="http://schemas.openxmlformats.org/officeDocument/2006/math" xmlns:v="urn:schemas-microsoft-com:vml" xmlns:wp14="http://schemas.microsoft.com/office/word/2010/wordprocessingDrawing" xmlns:wp="http://schemas.openxmlformats.org/drawingml/2006/wordprocessingDrawing" xmlns:w10="urn:schemas-microsoft-com:office:word" xmlns:w="http://schemas.openxmlformats.org/wordprocessingml/2006/main" xmlns:w14="http://schemas.microsoft.com/office/word/2010/wordml" xmlns:w15="http://schemas.microsoft.com/office/word/2012/wordml" xmlns:w16cex="http://schemas.microsoft.com/office/word/2018/wordml/cex" xmlns:w16cid="http://schemas.microsoft.com/office/word/2016/wordml/cid" xmlns:w16="http://schemas.microsoft.com/office/word/2018/wordml" xmlns:w16du="http://schemas.microsoft.com/office/word/2023/wordml/word16du" xmlns:w16sdtdh="http://schemas.microsoft.com/office/word/2020/wordml/sdtdatahash" xmlns:w16sdtfl="http://schemas.microsoft.com/office/word/2024/wordml/sdtformatlock" xmlns:w16se="http://schemas.microsoft.com/office/word/2015/wordml/symex" xmlns:wpg="http://schemas.microsoft.com/office/word/2010/wordprocessingGroup" xmlns:wpi="http://schemas.microsoft.com/office/word/2010/wordprocessingInk" xmlns:wne="http://schemas.microsoft.com/office/word/2006/wordml" xmlns:wps="http://schemas.microsoft.com/office/word/2010/wordprocessingShape" xmlns:a="http://schemas.openxmlformats.org/drawingml/2006/main" xmlns:a16="http://schemas.microsoft.com/office/drawing/2014/main" xmlns:pic="http://schemas.openxmlformats.org/drawingml/2006/picture" mc:Ignorable="w14 w15 w16se w16cid w16 w16cex w16sdtdh w16sdtfl w16du wp14">
   <w:p>
     <w:pPr>
       <w:spacing w:after="0"/>
@@ -1188,7 +1373,7 @@
         <w:noProof/>
       </w:rPr>
       <w:drawing>
-        <wp:anchor distT="0" distB="0" distL="114300" distR="114300" simplePos="0" relativeHeight="251660288" behindDoc="0" locked="0" layoutInCell="1" allowOverlap="0" wp14:anchorId="61E60F91" wp14:editId="51F024D0">
+        <wp:anchor distT="0" distB="0" distL="114300" distR="114300" simplePos="0" relativeHeight="251658242" behindDoc="0" locked="0" layoutInCell="1" allowOverlap="0" wp14:anchorId="61E60F91" wp14:editId="51F024D0">
           <wp:simplePos x="0" y="0"/>
           <wp:positionH relativeFrom="page">
             <wp:posOffset>4029075</wp:posOffset>
@@ -1199,7 +1384,13 @@
           <wp:extent cx="2451735" cy="1078865"/>
           <wp:effectExtent l="0" t="0" r="0" b="0"/>
           <wp:wrapSquare wrapText="bothSides"/>
-          <wp:docPr id="277889433" name="Picture 7"/>
+          <wp:docPr id="277889433" name="Picture 7">
+            <a:extLst xmlns:a="http://schemas.openxmlformats.org/drawingml/2006/main">
+              <a:ext uri="{FF2B5EF4-FFF2-40B4-BE49-F238E27FC236}">
+                <a16:creationId xmlns:a16="http://schemas.microsoft.com/office/drawing/2014/main" id="{7A8EA76F-4F2C-48B8-B706-1E278AEC8EFB}"/>
+              </a:ext>
+            </a:extLst>
+          </wp:docPr>
           <wp:cNvGraphicFramePr/>
           <a:graphic xmlns:a="http://schemas.openxmlformats.org/drawingml/2006/main">
             <a:graphicData uri="http://schemas.openxmlformats.org/drawingml/2006/picture">
@@ -1248,7 +1439,7 @@
         <w:ind w:left="253"/>
       </w:pPr>
       <w:rPr>
-        <w:rFonts w:ascii="Calibri" w:eastAsia="Calibri" w:hAnsi="Calibri" w:cs="Calibri"/>
+        <w:rFonts w:ascii="Calibri" w:hAnsi="Calibri" w:eastAsia="Calibri" w:cs="Calibri"/>
         <w:b w:val="0"/>
         <w:i w:val="0"/>
         <w:strike w:val="0"/>
@@ -1257,7 +1448,7 @@
         <w:sz w:val="24"/>
         <w:szCs w:val="24"/>
         <w:u w:val="none" w:color="000000"/>
-        <w:bdr w:val="none" w:sz="0" w:space="0" w:color="auto"/>
+        <w:bdr w:val="none" w:color="auto" w:sz="0" w:space="0"/>
         <w:shd w:val="clear" w:color="auto" w:fill="auto"/>
         <w:vertAlign w:val="baseline"/>
       </w:rPr>
@@ -1271,7 +1462,7 @@
         <w:ind w:left="1080"/>
       </w:pPr>
       <w:rPr>
-        <w:rFonts w:ascii="Calibri" w:eastAsia="Calibri" w:hAnsi="Calibri" w:cs="Calibri"/>
+        <w:rFonts w:ascii="Calibri" w:hAnsi="Calibri" w:eastAsia="Calibri" w:cs="Calibri"/>
         <w:b w:val="0"/>
         <w:i w:val="0"/>
         <w:strike w:val="0"/>
@@ -1280,7 +1471,7 @@
         <w:sz w:val="24"/>
         <w:szCs w:val="24"/>
         <w:u w:val="none" w:color="000000"/>
-        <w:bdr w:val="none" w:sz="0" w:space="0" w:color="auto"/>
+        <w:bdr w:val="none" w:color="auto" w:sz="0" w:space="0"/>
         <w:shd w:val="clear" w:color="auto" w:fill="auto"/>
         <w:vertAlign w:val="baseline"/>
       </w:rPr>
@@ -1294,7 +1485,7 @@
         <w:ind w:left="1800"/>
       </w:pPr>
       <w:rPr>
-        <w:rFonts w:ascii="Calibri" w:eastAsia="Calibri" w:hAnsi="Calibri" w:cs="Calibri"/>
+        <w:rFonts w:ascii="Calibri" w:hAnsi="Calibri" w:eastAsia="Calibri" w:cs="Calibri"/>
         <w:b w:val="0"/>
         <w:i w:val="0"/>
         <w:strike w:val="0"/>
@@ -1303,7 +1494,7 @@
         <w:sz w:val="24"/>
         <w:szCs w:val="24"/>
         <w:u w:val="none" w:color="000000"/>
-        <w:bdr w:val="none" w:sz="0" w:space="0" w:color="auto"/>
+        <w:bdr w:val="none" w:color="auto" w:sz="0" w:space="0"/>
         <w:shd w:val="clear" w:color="auto" w:fill="auto"/>
         <w:vertAlign w:val="baseline"/>
       </w:rPr>
@@ -1317,7 +1508,7 @@
         <w:ind w:left="2520"/>
       </w:pPr>
       <w:rPr>
-        <w:rFonts w:ascii="Calibri" w:eastAsia="Calibri" w:hAnsi="Calibri" w:cs="Calibri"/>
+        <w:rFonts w:ascii="Calibri" w:hAnsi="Calibri" w:eastAsia="Calibri" w:cs="Calibri"/>
         <w:b w:val="0"/>
         <w:i w:val="0"/>
         <w:strike w:val="0"/>
@@ -1326,7 +1517,7 @@
         <w:sz w:val="24"/>
         <w:szCs w:val="24"/>
         <w:u w:val="none" w:color="000000"/>
-        <w:bdr w:val="none" w:sz="0" w:space="0" w:color="auto"/>
+        <w:bdr w:val="none" w:color="auto" w:sz="0" w:space="0"/>
         <w:shd w:val="clear" w:color="auto" w:fill="auto"/>
         <w:vertAlign w:val="baseline"/>
       </w:rPr>
@@ -1340,7 +1531,7 @@
         <w:ind w:left="3240"/>
       </w:pPr>
       <w:rPr>
-        <w:rFonts w:ascii="Calibri" w:eastAsia="Calibri" w:hAnsi="Calibri" w:cs="Calibri"/>
+        <w:rFonts w:ascii="Calibri" w:hAnsi="Calibri" w:eastAsia="Calibri" w:cs="Calibri"/>
         <w:b w:val="0"/>
         <w:i w:val="0"/>
         <w:strike w:val="0"/>
@@ -1349,7 +1540,7 @@
         <w:sz w:val="24"/>
         <w:szCs w:val="24"/>
         <w:u w:val="none" w:color="000000"/>
-        <w:bdr w:val="none" w:sz="0" w:space="0" w:color="auto"/>
+        <w:bdr w:val="none" w:color="auto" w:sz="0" w:space="0"/>
         <w:shd w:val="clear" w:color="auto" w:fill="auto"/>
         <w:vertAlign w:val="baseline"/>
       </w:rPr>
@@ -1363,7 +1554,7 @@
         <w:ind w:left="3960"/>
       </w:pPr>
       <w:rPr>
-        <w:rFonts w:ascii="Calibri" w:eastAsia="Calibri" w:hAnsi="Calibri" w:cs="Calibri"/>
+        <w:rFonts w:ascii="Calibri" w:hAnsi="Calibri" w:eastAsia="Calibri" w:cs="Calibri"/>
         <w:b w:val="0"/>
         <w:i w:val="0"/>
         <w:strike w:val="0"/>
@@ -1372,7 +1563,7 @@
         <w:sz w:val="24"/>
         <w:szCs w:val="24"/>
         <w:u w:val="none" w:color="000000"/>
-        <w:bdr w:val="none" w:sz="0" w:space="0" w:color="auto"/>
+        <w:bdr w:val="none" w:color="auto" w:sz="0" w:space="0"/>
         <w:shd w:val="clear" w:color="auto" w:fill="auto"/>
         <w:vertAlign w:val="baseline"/>
       </w:rPr>
@@ -1386,7 +1577,7 @@
         <w:ind w:left="4680"/>
       </w:pPr>
       <w:rPr>
-        <w:rFonts w:ascii="Calibri" w:eastAsia="Calibri" w:hAnsi="Calibri" w:cs="Calibri"/>
+        <w:rFonts w:ascii="Calibri" w:hAnsi="Calibri" w:eastAsia="Calibri" w:cs="Calibri"/>
         <w:b w:val="0"/>
         <w:i w:val="0"/>
         <w:strike w:val="0"/>
@@ -1395,7 +1586,7 @@
         <w:sz w:val="24"/>
         <w:szCs w:val="24"/>
         <w:u w:val="none" w:color="000000"/>
-        <w:bdr w:val="none" w:sz="0" w:space="0" w:color="auto"/>
+        <w:bdr w:val="none" w:color="auto" w:sz="0" w:space="0"/>
         <w:shd w:val="clear" w:color="auto" w:fill="auto"/>
         <w:vertAlign w:val="baseline"/>
       </w:rPr>
@@ -1409,7 +1600,7 @@
         <w:ind w:left="5400"/>
       </w:pPr>
       <w:rPr>
-        <w:rFonts w:ascii="Calibri" w:eastAsia="Calibri" w:hAnsi="Calibri" w:cs="Calibri"/>
+        <w:rFonts w:ascii="Calibri" w:hAnsi="Calibri" w:eastAsia="Calibri" w:cs="Calibri"/>
         <w:b w:val="0"/>
         <w:i w:val="0"/>
         <w:strike w:val="0"/>
@@ -1418,7 +1609,7 @@
         <w:sz w:val="24"/>
         <w:szCs w:val="24"/>
         <w:u w:val="none" w:color="000000"/>
-        <w:bdr w:val="none" w:sz="0" w:space="0" w:color="auto"/>
+        <w:bdr w:val="none" w:color="auto" w:sz="0" w:space="0"/>
         <w:shd w:val="clear" w:color="auto" w:fill="auto"/>
         <w:vertAlign w:val="baseline"/>
       </w:rPr>
@@ -1432,7 +1623,7 @@
         <w:ind w:left="6120"/>
       </w:pPr>
       <w:rPr>
-        <w:rFonts w:ascii="Calibri" w:eastAsia="Calibri" w:hAnsi="Calibri" w:cs="Calibri"/>
+        <w:rFonts w:ascii="Calibri" w:hAnsi="Calibri" w:eastAsia="Calibri" w:cs="Calibri"/>
         <w:b w:val="0"/>
         <w:i w:val="0"/>
         <w:strike w:val="0"/>
@@ -1441,7 +1632,7 @@
         <w:sz w:val="24"/>
         <w:szCs w:val="24"/>
         <w:u w:val="none" w:color="000000"/>
-        <w:bdr w:val="none" w:sz="0" w:space="0" w:color="auto"/>
+        <w:bdr w:val="none" w:color="auto" w:sz="0" w:space="0"/>
         <w:shd w:val="clear" w:color="auto" w:fill="auto"/>
         <w:vertAlign w:val="baseline"/>
       </w:rPr>
@@ -1460,7 +1651,7 @@
         <w:ind w:left="253"/>
       </w:pPr>
       <w:rPr>
-        <w:rFonts w:ascii="Calibri" w:eastAsia="Calibri" w:hAnsi="Calibri" w:cs="Calibri"/>
+        <w:rFonts w:ascii="Calibri" w:hAnsi="Calibri" w:eastAsia="Calibri" w:cs="Calibri"/>
         <w:b w:val="0"/>
         <w:i w:val="0"/>
         <w:strike w:val="0"/>
@@ -1469,7 +1660,7 @@
         <w:sz w:val="24"/>
         <w:szCs w:val="24"/>
         <w:u w:val="none" w:color="000000"/>
-        <w:bdr w:val="none" w:sz="0" w:space="0" w:color="auto"/>
+        <w:bdr w:val="none" w:color="auto" w:sz="0" w:space="0"/>
         <w:shd w:val="clear" w:color="auto" w:fill="auto"/>
         <w:vertAlign w:val="baseline"/>
       </w:rPr>
@@ -1483,7 +1674,7 @@
         <w:ind w:left="1080"/>
       </w:pPr>
       <w:rPr>
-        <w:rFonts w:ascii="Calibri" w:eastAsia="Calibri" w:hAnsi="Calibri" w:cs="Calibri"/>
+        <w:rFonts w:ascii="Calibri" w:hAnsi="Calibri" w:eastAsia="Calibri" w:cs="Calibri"/>
         <w:b w:val="0"/>
         <w:i w:val="0"/>
         <w:strike w:val="0"/>
@@ -1492,7 +1683,7 @@
         <w:sz w:val="24"/>
         <w:szCs w:val="24"/>
         <w:u w:val="none" w:color="000000"/>
-        <w:bdr w:val="none" w:sz="0" w:space="0" w:color="auto"/>
+        <w:bdr w:val="none" w:color="auto" w:sz="0" w:space="0"/>
         <w:shd w:val="clear" w:color="auto" w:fill="auto"/>
         <w:vertAlign w:val="baseline"/>
       </w:rPr>
@@ -1506,7 +1697,7 @@
         <w:ind w:left="1800"/>
       </w:pPr>
       <w:rPr>
-        <w:rFonts w:ascii="Calibri" w:eastAsia="Calibri" w:hAnsi="Calibri" w:cs="Calibri"/>
+        <w:rFonts w:ascii="Calibri" w:hAnsi="Calibri" w:eastAsia="Calibri" w:cs="Calibri"/>
         <w:b w:val="0"/>
         <w:i w:val="0"/>
         <w:strike w:val="0"/>
@@ -1515,7 +1706,7 @@
         <w:sz w:val="24"/>
         <w:szCs w:val="24"/>
         <w:u w:val="none" w:color="000000"/>
-        <w:bdr w:val="none" w:sz="0" w:space="0" w:color="auto"/>
+        <w:bdr w:val="none" w:color="auto" w:sz="0" w:space="0"/>
         <w:shd w:val="clear" w:color="auto" w:fill="auto"/>
         <w:vertAlign w:val="baseline"/>
       </w:rPr>
@@ -1529,7 +1720,7 @@
         <w:ind w:left="2520"/>
       </w:pPr>
       <w:rPr>
-        <w:rFonts w:ascii="Calibri" w:eastAsia="Calibri" w:hAnsi="Calibri" w:cs="Calibri"/>
+        <w:rFonts w:ascii="Calibri" w:hAnsi="Calibri" w:eastAsia="Calibri" w:cs="Calibri"/>
         <w:b w:val="0"/>
         <w:i w:val="0"/>
         <w:strike w:val="0"/>
@@ -1538,7 +1729,7 @@
         <w:sz w:val="24"/>
         <w:szCs w:val="24"/>
         <w:u w:val="none" w:color="000000"/>
-        <w:bdr w:val="none" w:sz="0" w:space="0" w:color="auto"/>
+        <w:bdr w:val="none" w:color="auto" w:sz="0" w:space="0"/>
         <w:shd w:val="clear" w:color="auto" w:fill="auto"/>
         <w:vertAlign w:val="baseline"/>
       </w:rPr>
@@ -1552,7 +1743,7 @@
         <w:ind w:left="3240"/>
       </w:pPr>
       <w:rPr>
-        <w:rFonts w:ascii="Calibri" w:eastAsia="Calibri" w:hAnsi="Calibri" w:cs="Calibri"/>
+        <w:rFonts w:ascii="Calibri" w:hAnsi="Calibri" w:eastAsia="Calibri" w:cs="Calibri"/>
         <w:b w:val="0"/>
         <w:i w:val="0"/>
         <w:strike w:val="0"/>
@@ -1561,7 +1752,7 @@
         <w:sz w:val="24"/>
         <w:szCs w:val="24"/>
         <w:u w:val="none" w:color="000000"/>
-        <w:bdr w:val="none" w:sz="0" w:space="0" w:color="auto"/>
+        <w:bdr w:val="none" w:color="auto" w:sz="0" w:space="0"/>
         <w:shd w:val="clear" w:color="auto" w:fill="auto"/>
         <w:vertAlign w:val="baseline"/>
       </w:rPr>
@@ -1575,7 +1766,7 @@
         <w:ind w:left="3960"/>
       </w:pPr>
       <w:rPr>
-        <w:rFonts w:ascii="Calibri" w:eastAsia="Calibri" w:hAnsi="Calibri" w:cs="Calibri"/>
+        <w:rFonts w:ascii="Calibri" w:hAnsi="Calibri" w:eastAsia="Calibri" w:cs="Calibri"/>
         <w:b w:val="0"/>
         <w:i w:val="0"/>
         <w:strike w:val="0"/>
@@ -1584,7 +1775,7 @@
         <w:sz w:val="24"/>
         <w:szCs w:val="24"/>
         <w:u w:val="none" w:color="000000"/>
-        <w:bdr w:val="none" w:sz="0" w:space="0" w:color="auto"/>
+        <w:bdr w:val="none" w:color="auto" w:sz="0" w:space="0"/>
         <w:shd w:val="clear" w:color="auto" w:fill="auto"/>
         <w:vertAlign w:val="baseline"/>
       </w:rPr>
@@ -1598,7 +1789,7 @@
         <w:ind w:left="4680"/>
       </w:pPr>
       <w:rPr>
-        <w:rFonts w:ascii="Calibri" w:eastAsia="Calibri" w:hAnsi="Calibri" w:cs="Calibri"/>
+        <w:rFonts w:ascii="Calibri" w:hAnsi="Calibri" w:eastAsia="Calibri" w:cs="Calibri"/>
         <w:b w:val="0"/>
         <w:i w:val="0"/>
         <w:strike w:val="0"/>
@@ -1607,7 +1798,7 @@
         <w:sz w:val="24"/>
         <w:szCs w:val="24"/>
         <w:u w:val="none" w:color="000000"/>
-        <w:bdr w:val="none" w:sz="0" w:space="0" w:color="auto"/>
+        <w:bdr w:val="none" w:color="auto" w:sz="0" w:space="0"/>
         <w:shd w:val="clear" w:color="auto" w:fill="auto"/>
         <w:vertAlign w:val="baseline"/>
       </w:rPr>
@@ -1621,7 +1812,7 @@
         <w:ind w:left="5400"/>
       </w:pPr>
       <w:rPr>
-        <w:rFonts w:ascii="Calibri" w:eastAsia="Calibri" w:hAnsi="Calibri" w:cs="Calibri"/>
+        <w:rFonts w:ascii="Calibri" w:hAnsi="Calibri" w:eastAsia="Calibri" w:cs="Calibri"/>
         <w:b w:val="0"/>
         <w:i w:val="0"/>
         <w:strike w:val="0"/>
@@ -1630,7 +1821,7 @@
         <w:sz w:val="24"/>
         <w:szCs w:val="24"/>
         <w:u w:val="none" w:color="000000"/>
-        <w:bdr w:val="none" w:sz="0" w:space="0" w:color="auto"/>
+        <w:bdr w:val="none" w:color="auto" w:sz="0" w:space="0"/>
         <w:shd w:val="clear" w:color="auto" w:fill="auto"/>
         <w:vertAlign w:val="baseline"/>
       </w:rPr>
@@ -1644,7 +1835,7 @@
         <w:ind w:left="6120"/>
       </w:pPr>
       <w:rPr>
-        <w:rFonts w:ascii="Calibri" w:eastAsia="Calibri" w:hAnsi="Calibri" w:cs="Calibri"/>
+        <w:rFonts w:ascii="Calibri" w:hAnsi="Calibri" w:eastAsia="Calibri" w:cs="Calibri"/>
         <w:b w:val="0"/>
         <w:i w:val="0"/>
         <w:strike w:val="0"/>
@@ -1653,7 +1844,7 @@
         <w:sz w:val="24"/>
         <w:szCs w:val="24"/>
         <w:u w:val="none" w:color="000000"/>
-        <w:bdr w:val="none" w:sz="0" w:space="0" w:color="auto"/>
+        <w:bdr w:val="none" w:color="auto" w:sz="0" w:space="0"/>
         <w:shd w:val="clear" w:color="auto" w:fill="auto"/>
         <w:vertAlign w:val="baseline"/>
       </w:rPr>
@@ -1672,7 +1863,7 @@
         <w:ind w:left="10"/>
       </w:pPr>
       <w:rPr>
-        <w:rFonts w:ascii="Calibri" w:eastAsia="Calibri" w:hAnsi="Calibri" w:cs="Calibri"/>
+        <w:rFonts w:ascii="Calibri" w:hAnsi="Calibri" w:eastAsia="Calibri" w:cs="Calibri"/>
         <w:b/>
         <w:bCs/>
         <w:i w:val="0"/>
@@ -1682,7 +1873,7 @@
         <w:sz w:val="22"/>
         <w:szCs w:val="22"/>
         <w:u w:val="none" w:color="000000"/>
-        <w:bdr w:val="none" w:sz="0" w:space="0" w:color="auto"/>
+        <w:bdr w:val="none" w:color="auto" w:sz="0" w:space="0"/>
         <w:shd w:val="clear" w:color="auto" w:fill="auto"/>
         <w:vertAlign w:val="baseline"/>
       </w:rPr>
@@ -1696,7 +1887,7 @@
         <w:ind w:left="1080"/>
       </w:pPr>
       <w:rPr>
-        <w:rFonts w:ascii="Calibri" w:eastAsia="Calibri" w:hAnsi="Calibri" w:cs="Calibri"/>
+        <w:rFonts w:ascii="Calibri" w:hAnsi="Calibri" w:eastAsia="Calibri" w:cs="Calibri"/>
         <w:b/>
         <w:bCs/>
         <w:i w:val="0"/>
@@ -1706,7 +1897,7 @@
         <w:sz w:val="22"/>
         <w:szCs w:val="22"/>
         <w:u w:val="none" w:color="000000"/>
-        <w:bdr w:val="none" w:sz="0" w:space="0" w:color="auto"/>
+        <w:bdr w:val="none" w:color="auto" w:sz="0" w:space="0"/>
         <w:shd w:val="clear" w:color="auto" w:fill="auto"/>
         <w:vertAlign w:val="baseline"/>
       </w:rPr>
@@ -1720,7 +1911,7 @@
         <w:ind w:left="1800"/>
       </w:pPr>
       <w:rPr>
-        <w:rFonts w:ascii="Calibri" w:eastAsia="Calibri" w:hAnsi="Calibri" w:cs="Calibri"/>
+        <w:rFonts w:ascii="Calibri" w:hAnsi="Calibri" w:eastAsia="Calibri" w:cs="Calibri"/>
         <w:b/>
         <w:bCs/>
         <w:i w:val="0"/>
@@ -1730,7 +1921,7 @@
         <w:sz w:val="22"/>
         <w:szCs w:val="22"/>
         <w:u w:val="none" w:color="000000"/>
-        <w:bdr w:val="none" w:sz="0" w:space="0" w:color="auto"/>
+        <w:bdr w:val="none" w:color="auto" w:sz="0" w:space="0"/>
         <w:shd w:val="clear" w:color="auto" w:fill="auto"/>
         <w:vertAlign w:val="baseline"/>
       </w:rPr>
@@ -1744,7 +1935,7 @@
         <w:ind w:left="2520"/>
       </w:pPr>
       <w:rPr>
-        <w:rFonts w:ascii="Calibri" w:eastAsia="Calibri" w:hAnsi="Calibri" w:cs="Calibri"/>
+        <w:rFonts w:ascii="Calibri" w:hAnsi="Calibri" w:eastAsia="Calibri" w:cs="Calibri"/>
         <w:b/>
         <w:bCs/>
         <w:i w:val="0"/>
@@ -1754,7 +1945,7 @@
         <w:sz w:val="22"/>
         <w:szCs w:val="22"/>
         <w:u w:val="none" w:color="000000"/>
-        <w:bdr w:val="none" w:sz="0" w:space="0" w:color="auto"/>
+        <w:bdr w:val="none" w:color="auto" w:sz="0" w:space="0"/>
         <w:shd w:val="clear" w:color="auto" w:fill="auto"/>
         <w:vertAlign w:val="baseline"/>
       </w:rPr>
@@ -1768,7 +1959,7 @@
         <w:ind w:left="3240"/>
       </w:pPr>
       <w:rPr>
-        <w:rFonts w:ascii="Calibri" w:eastAsia="Calibri" w:hAnsi="Calibri" w:cs="Calibri"/>
+        <w:rFonts w:ascii="Calibri" w:hAnsi="Calibri" w:eastAsia="Calibri" w:cs="Calibri"/>
         <w:b/>
         <w:bCs/>
         <w:i w:val="0"/>
@@ -1778,7 +1969,7 @@
         <w:sz w:val="22"/>
         <w:szCs w:val="22"/>
         <w:u w:val="none" w:color="000000"/>
-        <w:bdr w:val="none" w:sz="0" w:space="0" w:color="auto"/>
+        <w:bdr w:val="none" w:color="auto" w:sz="0" w:space="0"/>
         <w:shd w:val="clear" w:color="auto" w:fill="auto"/>
         <w:vertAlign w:val="baseline"/>
       </w:rPr>
@@ -1792,7 +1983,7 @@
         <w:ind w:left="3960"/>
       </w:pPr>
       <w:rPr>
-        <w:rFonts w:ascii="Calibri" w:eastAsia="Calibri" w:hAnsi="Calibri" w:cs="Calibri"/>
+        <w:rFonts w:ascii="Calibri" w:hAnsi="Calibri" w:eastAsia="Calibri" w:cs="Calibri"/>
         <w:b/>
         <w:bCs/>
         <w:i w:val="0"/>
@@ -1802,7 +1993,7 @@
         <w:sz w:val="22"/>
         <w:szCs w:val="22"/>
         <w:u w:val="none" w:color="000000"/>
-        <w:bdr w:val="none" w:sz="0" w:space="0" w:color="auto"/>
+        <w:bdr w:val="none" w:color="auto" w:sz="0" w:space="0"/>
         <w:shd w:val="clear" w:color="auto" w:fill="auto"/>
         <w:vertAlign w:val="baseline"/>
       </w:rPr>
@@ -1816,7 +2007,7 @@
         <w:ind w:left="4680"/>
       </w:pPr>
       <w:rPr>
-        <w:rFonts w:ascii="Calibri" w:eastAsia="Calibri" w:hAnsi="Calibri" w:cs="Calibri"/>
+        <w:rFonts w:ascii="Calibri" w:hAnsi="Calibri" w:eastAsia="Calibri" w:cs="Calibri"/>
         <w:b/>
         <w:bCs/>
         <w:i w:val="0"/>
@@ -1826,7 +2017,7 @@
         <w:sz w:val="22"/>
         <w:szCs w:val="22"/>
         <w:u w:val="none" w:color="000000"/>
-        <w:bdr w:val="none" w:sz="0" w:space="0" w:color="auto"/>
+        <w:bdr w:val="none" w:color="auto" w:sz="0" w:space="0"/>
         <w:shd w:val="clear" w:color="auto" w:fill="auto"/>
         <w:vertAlign w:val="baseline"/>
       </w:rPr>
@@ -1840,7 +2031,7 @@
         <w:ind w:left="5400"/>
       </w:pPr>
       <w:rPr>
-        <w:rFonts w:ascii="Calibri" w:eastAsia="Calibri" w:hAnsi="Calibri" w:cs="Calibri"/>
+        <w:rFonts w:ascii="Calibri" w:hAnsi="Calibri" w:eastAsia="Calibri" w:cs="Calibri"/>
         <w:b/>
         <w:bCs/>
         <w:i w:val="0"/>
@@ -1850,7 +2041,7 @@
         <w:sz w:val="22"/>
         <w:szCs w:val="22"/>
         <w:u w:val="none" w:color="000000"/>
-        <w:bdr w:val="none" w:sz="0" w:space="0" w:color="auto"/>
+        <w:bdr w:val="none" w:color="auto" w:sz="0" w:space="0"/>
         <w:shd w:val="clear" w:color="auto" w:fill="auto"/>
         <w:vertAlign w:val="baseline"/>
       </w:rPr>
@@ -1864,7 +2055,7 @@
         <w:ind w:left="6120"/>
       </w:pPr>
       <w:rPr>
-        <w:rFonts w:ascii="Calibri" w:eastAsia="Calibri" w:hAnsi="Calibri" w:cs="Calibri"/>
+        <w:rFonts w:ascii="Calibri" w:hAnsi="Calibri" w:eastAsia="Calibri" w:cs="Calibri"/>
         <w:b/>
         <w:bCs/>
         <w:i w:val="0"/>
@@ -1874,7 +2065,7 @@
         <w:sz w:val="22"/>
         <w:szCs w:val="22"/>
         <w:u w:val="none" w:color="000000"/>
-        <w:bdr w:val="none" w:sz="0" w:space="0" w:color="auto"/>
+        <w:bdr w:val="none" w:color="auto" w:sz="0" w:space="0"/>
         <w:shd w:val="clear" w:color="auto" w:fill="auto"/>
         <w:vertAlign w:val="baseline"/>
       </w:rPr>
@@ -1979,16 +2170,16 @@
         <w:ind w:left="232"/>
       </w:pPr>
       <w:rPr>
-        <w:rFonts w:ascii="Calibri" w:eastAsia="Calibri" w:hAnsi="Calibri" w:cs="Calibri"/>
-        <w:b w:val="0"/>
-        <w:i w:val="0"/>
-        <w:strike w:val="0"/>
-        <w:dstrike w:val="0"/>
-        <w:color w:val="000000"/>
-        <w:sz w:val="22"/>
-        <w:szCs w:val="22"/>
-        <w:u w:val="none" w:color="000000"/>
-        <w:bdr w:val="none" w:sz="0" w:space="0" w:color="auto"/>
+        <w:rFonts w:ascii="Calibri" w:hAnsi="Calibri" w:eastAsia="Calibri" w:cs="Calibri"/>
+        <w:b w:val="0"/>
+        <w:i w:val="0"/>
+        <w:strike w:val="0"/>
+        <w:dstrike w:val="0"/>
+        <w:color w:val="000000"/>
+        <w:sz w:val="22"/>
+        <w:szCs w:val="22"/>
+        <w:u w:val="none" w:color="000000"/>
+        <w:bdr w:val="none" w:color="auto" w:sz="0" w:space="0"/>
         <w:shd w:val="clear" w:color="auto" w:fill="auto"/>
         <w:vertAlign w:val="baseline"/>
       </w:rPr>
@@ -2002,16 +2193,16 @@
         <w:ind w:left="1080"/>
       </w:pPr>
       <w:rPr>
-        <w:rFonts w:ascii="Calibri" w:eastAsia="Calibri" w:hAnsi="Calibri" w:cs="Calibri"/>
-        <w:b w:val="0"/>
-        <w:i w:val="0"/>
-        <w:strike w:val="0"/>
-        <w:dstrike w:val="0"/>
-        <w:color w:val="000000"/>
-        <w:sz w:val="22"/>
-        <w:szCs w:val="22"/>
-        <w:u w:val="none" w:color="000000"/>
-        <w:bdr w:val="none" w:sz="0" w:space="0" w:color="auto"/>
+        <w:rFonts w:ascii="Calibri" w:hAnsi="Calibri" w:eastAsia="Calibri" w:cs="Calibri"/>
+        <w:b w:val="0"/>
+        <w:i w:val="0"/>
+        <w:strike w:val="0"/>
+        <w:dstrike w:val="0"/>
+        <w:color w:val="000000"/>
+        <w:sz w:val="22"/>
+        <w:szCs w:val="22"/>
+        <w:u w:val="none" w:color="000000"/>
+        <w:bdr w:val="none" w:color="auto" w:sz="0" w:space="0"/>
         <w:shd w:val="clear" w:color="auto" w:fill="auto"/>
         <w:vertAlign w:val="baseline"/>
       </w:rPr>
@@ -2025,16 +2216,16 @@
         <w:ind w:left="1800"/>
       </w:pPr>
       <w:rPr>
-        <w:rFonts w:ascii="Calibri" w:eastAsia="Calibri" w:hAnsi="Calibri" w:cs="Calibri"/>
-        <w:b w:val="0"/>
-        <w:i w:val="0"/>
-        <w:strike w:val="0"/>
-        <w:dstrike w:val="0"/>
-        <w:color w:val="000000"/>
-        <w:sz w:val="22"/>
-        <w:szCs w:val="22"/>
-        <w:u w:val="none" w:color="000000"/>
-        <w:bdr w:val="none" w:sz="0" w:space="0" w:color="auto"/>
+        <w:rFonts w:ascii="Calibri" w:hAnsi="Calibri" w:eastAsia="Calibri" w:cs="Calibri"/>
+        <w:b w:val="0"/>
+        <w:i w:val="0"/>
+        <w:strike w:val="0"/>
+        <w:dstrike w:val="0"/>
+        <w:color w:val="000000"/>
+        <w:sz w:val="22"/>
+        <w:szCs w:val="22"/>
+        <w:u w:val="none" w:color="000000"/>
+        <w:bdr w:val="none" w:color="auto" w:sz="0" w:space="0"/>
         <w:shd w:val="clear" w:color="auto" w:fill="auto"/>
         <w:vertAlign w:val="baseline"/>
       </w:rPr>
@@ -2048,16 +2239,16 @@
         <w:ind w:left="2520"/>
       </w:pPr>
       <w:rPr>
-        <w:rFonts w:ascii="Calibri" w:eastAsia="Calibri" w:hAnsi="Calibri" w:cs="Calibri"/>
-        <w:b w:val="0"/>
-        <w:i w:val="0"/>
-        <w:strike w:val="0"/>
-        <w:dstrike w:val="0"/>
-        <w:color w:val="000000"/>
-        <w:sz w:val="22"/>
-        <w:szCs w:val="22"/>
-        <w:u w:val="none" w:color="000000"/>
-        <w:bdr w:val="none" w:sz="0" w:space="0" w:color="auto"/>
+        <w:rFonts w:ascii="Calibri" w:hAnsi="Calibri" w:eastAsia="Calibri" w:cs="Calibri"/>
+        <w:b w:val="0"/>
+        <w:i w:val="0"/>
+        <w:strike w:val="0"/>
+        <w:dstrike w:val="0"/>
+        <w:color w:val="000000"/>
+        <w:sz w:val="22"/>
+        <w:szCs w:val="22"/>
+        <w:u w:val="none" w:color="000000"/>
+        <w:bdr w:val="none" w:color="auto" w:sz="0" w:space="0"/>
         <w:shd w:val="clear" w:color="auto" w:fill="auto"/>
         <w:vertAlign w:val="baseline"/>
       </w:rPr>
@@ -2071,16 +2262,16 @@
         <w:ind w:left="3240"/>
       </w:pPr>
       <w:rPr>
-        <w:rFonts w:ascii="Calibri" w:eastAsia="Calibri" w:hAnsi="Calibri" w:cs="Calibri"/>
-        <w:b w:val="0"/>
-        <w:i w:val="0"/>
-        <w:strike w:val="0"/>
-        <w:dstrike w:val="0"/>
-        <w:color w:val="000000"/>
-        <w:sz w:val="22"/>
-        <w:szCs w:val="22"/>
-        <w:u w:val="none" w:color="000000"/>
-        <w:bdr w:val="none" w:sz="0" w:space="0" w:color="auto"/>
+        <w:rFonts w:ascii="Calibri" w:hAnsi="Calibri" w:eastAsia="Calibri" w:cs="Calibri"/>
+        <w:b w:val="0"/>
+        <w:i w:val="0"/>
+        <w:strike w:val="0"/>
+        <w:dstrike w:val="0"/>
+        <w:color w:val="000000"/>
+        <w:sz w:val="22"/>
+        <w:szCs w:val="22"/>
+        <w:u w:val="none" w:color="000000"/>
+        <w:bdr w:val="none" w:color="auto" w:sz="0" w:space="0"/>
         <w:shd w:val="clear" w:color="auto" w:fill="auto"/>
         <w:vertAlign w:val="baseline"/>
       </w:rPr>
@@ -2094,16 +2285,16 @@
         <w:ind w:left="3960"/>
       </w:pPr>
       <w:rPr>
-        <w:rFonts w:ascii="Calibri" w:eastAsia="Calibri" w:hAnsi="Calibri" w:cs="Calibri"/>
-        <w:b w:val="0"/>
-        <w:i w:val="0"/>
-        <w:strike w:val="0"/>
-        <w:dstrike w:val="0"/>
-        <w:color w:val="000000"/>
-        <w:sz w:val="22"/>
-        <w:szCs w:val="22"/>
-        <w:u w:val="none" w:color="000000"/>
-        <w:bdr w:val="none" w:sz="0" w:space="0" w:color="auto"/>
+        <w:rFonts w:ascii="Calibri" w:hAnsi="Calibri" w:eastAsia="Calibri" w:cs="Calibri"/>
+        <w:b w:val="0"/>
+        <w:i w:val="0"/>
+        <w:strike w:val="0"/>
+        <w:dstrike w:val="0"/>
+        <w:color w:val="000000"/>
+        <w:sz w:val="22"/>
+        <w:szCs w:val="22"/>
+        <w:u w:val="none" w:color="000000"/>
+        <w:bdr w:val="none" w:color="auto" w:sz="0" w:space="0"/>
         <w:shd w:val="clear" w:color="auto" w:fill="auto"/>
         <w:vertAlign w:val="baseline"/>
       </w:rPr>
@@ -2117,16 +2308,16 @@
         <w:ind w:left="4680"/>
       </w:pPr>
       <w:rPr>
-        <w:rFonts w:ascii="Calibri" w:eastAsia="Calibri" w:hAnsi="Calibri" w:cs="Calibri"/>
-        <w:b w:val="0"/>
-        <w:i w:val="0"/>
-        <w:strike w:val="0"/>
-        <w:dstrike w:val="0"/>
-        <w:color w:val="000000"/>
-        <w:sz w:val="22"/>
-        <w:szCs w:val="22"/>
-        <w:u w:val="none" w:color="000000"/>
-        <w:bdr w:val="none" w:sz="0" w:space="0" w:color="auto"/>
+        <w:rFonts w:ascii="Calibri" w:hAnsi="Calibri" w:eastAsia="Calibri" w:cs="Calibri"/>
+        <w:b w:val="0"/>
+        <w:i w:val="0"/>
+        <w:strike w:val="0"/>
+        <w:dstrike w:val="0"/>
+        <w:color w:val="000000"/>
+        <w:sz w:val="22"/>
+        <w:szCs w:val="22"/>
+        <w:u w:val="none" w:color="000000"/>
+        <w:bdr w:val="none" w:color="auto" w:sz="0" w:space="0"/>
         <w:shd w:val="clear" w:color="auto" w:fill="auto"/>
         <w:vertAlign w:val="baseline"/>
       </w:rPr>
@@ -2140,16 +2331,16 @@
         <w:ind w:left="5400"/>
       </w:pPr>
       <w:rPr>
-        <w:rFonts w:ascii="Calibri" w:eastAsia="Calibri" w:hAnsi="Calibri" w:cs="Calibri"/>
-        <w:b w:val="0"/>
-        <w:i w:val="0"/>
-        <w:strike w:val="0"/>
-        <w:dstrike w:val="0"/>
-        <w:color w:val="000000"/>
-        <w:sz w:val="22"/>
-        <w:szCs w:val="22"/>
-        <w:u w:val="none" w:color="000000"/>
-        <w:bdr w:val="none" w:sz="0" w:space="0" w:color="auto"/>
+        <w:rFonts w:ascii="Calibri" w:hAnsi="Calibri" w:eastAsia="Calibri" w:cs="Calibri"/>
+        <w:b w:val="0"/>
+        <w:i w:val="0"/>
+        <w:strike w:val="0"/>
+        <w:dstrike w:val="0"/>
+        <w:color w:val="000000"/>
+        <w:sz w:val="22"/>
+        <w:szCs w:val="22"/>
+        <w:u w:val="none" w:color="000000"/>
+        <w:bdr w:val="none" w:color="auto" w:sz="0" w:space="0"/>
         <w:shd w:val="clear" w:color="auto" w:fill="auto"/>
         <w:vertAlign w:val="baseline"/>
       </w:rPr>
@@ -2163,16 +2354,16 @@
         <w:ind w:left="6120"/>
       </w:pPr>
       <w:rPr>
-        <w:rFonts w:ascii="Calibri" w:eastAsia="Calibri" w:hAnsi="Calibri" w:cs="Calibri"/>
-        <w:b w:val="0"/>
-        <w:i w:val="0"/>
-        <w:strike w:val="0"/>
-        <w:dstrike w:val="0"/>
-        <w:color w:val="000000"/>
-        <w:sz w:val="22"/>
-        <w:szCs w:val="22"/>
-        <w:u w:val="none" w:color="000000"/>
-        <w:bdr w:val="none" w:sz="0" w:space="0" w:color="auto"/>
+        <w:rFonts w:ascii="Calibri" w:hAnsi="Calibri" w:eastAsia="Calibri" w:cs="Calibri"/>
+        <w:b w:val="0"/>
+        <w:i w:val="0"/>
+        <w:strike w:val="0"/>
+        <w:dstrike w:val="0"/>
+        <w:color w:val="000000"/>
+        <w:sz w:val="22"/>
+        <w:szCs w:val="22"/>
+        <w:u w:val="none" w:color="000000"/>
+        <w:bdr w:val="none" w:color="auto" w:sz="0" w:space="0"/>
         <w:shd w:val="clear" w:color="auto" w:fill="auto"/>
         <w:vertAlign w:val="baseline"/>
       </w:rPr>
@@ -2191,16 +2382,16 @@
         <w:ind w:left="232"/>
       </w:pPr>
       <w:rPr>
-        <w:rFonts w:ascii="Calibri" w:eastAsia="Calibri" w:hAnsi="Calibri" w:cs="Calibri"/>
-        <w:b w:val="0"/>
-        <w:i w:val="0"/>
-        <w:strike w:val="0"/>
-        <w:dstrike w:val="0"/>
-        <w:color w:val="000000"/>
-        <w:sz w:val="22"/>
-        <w:szCs w:val="22"/>
-        <w:u w:val="none" w:color="000000"/>
-        <w:bdr w:val="none" w:sz="0" w:space="0" w:color="auto"/>
+        <w:rFonts w:ascii="Calibri" w:hAnsi="Calibri" w:eastAsia="Calibri" w:cs="Calibri"/>
+        <w:b w:val="0"/>
+        <w:i w:val="0"/>
+        <w:strike w:val="0"/>
+        <w:dstrike w:val="0"/>
+        <w:color w:val="000000"/>
+        <w:sz w:val="22"/>
+        <w:szCs w:val="22"/>
+        <w:u w:val="none" w:color="000000"/>
+        <w:bdr w:val="none" w:color="auto" w:sz="0" w:space="0"/>
         <w:shd w:val="clear" w:color="auto" w:fill="auto"/>
         <w:vertAlign w:val="baseline"/>
       </w:rPr>
@@ -2214,16 +2405,16 @@
         <w:ind w:left="1080"/>
       </w:pPr>
       <w:rPr>
-        <w:rFonts w:ascii="Calibri" w:eastAsia="Calibri" w:hAnsi="Calibri" w:cs="Calibri"/>
-        <w:b w:val="0"/>
-        <w:i w:val="0"/>
-        <w:strike w:val="0"/>
-        <w:dstrike w:val="0"/>
-        <w:color w:val="000000"/>
-        <w:sz w:val="22"/>
-        <w:szCs w:val="22"/>
-        <w:u w:val="none" w:color="000000"/>
-        <w:bdr w:val="none" w:sz="0" w:space="0" w:color="auto"/>
+        <w:rFonts w:ascii="Calibri" w:hAnsi="Calibri" w:eastAsia="Calibri" w:cs="Calibri"/>
+        <w:b w:val="0"/>
+        <w:i w:val="0"/>
+        <w:strike w:val="0"/>
+        <w:dstrike w:val="0"/>
+        <w:color w:val="000000"/>
+        <w:sz w:val="22"/>
+        <w:szCs w:val="22"/>
+        <w:u w:val="none" w:color="000000"/>
+        <w:bdr w:val="none" w:color="auto" w:sz="0" w:space="0"/>
         <w:shd w:val="clear" w:color="auto" w:fill="auto"/>
         <w:vertAlign w:val="baseline"/>
       </w:rPr>
@@ -2237,16 +2428,16 @@
         <w:ind w:left="1800"/>
       </w:pPr>
       <w:rPr>
-        <w:rFonts w:ascii="Calibri" w:eastAsia="Calibri" w:hAnsi="Calibri" w:cs="Calibri"/>
-        <w:b w:val="0"/>
-        <w:i w:val="0"/>
-        <w:strike w:val="0"/>
-        <w:dstrike w:val="0"/>
-        <w:color w:val="000000"/>
-        <w:sz w:val="22"/>
-        <w:szCs w:val="22"/>
-        <w:u w:val="none" w:color="000000"/>
-        <w:bdr w:val="none" w:sz="0" w:space="0" w:color="auto"/>
+        <w:rFonts w:ascii="Calibri" w:hAnsi="Calibri" w:eastAsia="Calibri" w:cs="Calibri"/>
+        <w:b w:val="0"/>
+        <w:i w:val="0"/>
+        <w:strike w:val="0"/>
+        <w:dstrike w:val="0"/>
+        <w:color w:val="000000"/>
+        <w:sz w:val="22"/>
+        <w:szCs w:val="22"/>
+        <w:u w:val="none" w:color="000000"/>
+        <w:bdr w:val="none" w:color="auto" w:sz="0" w:space="0"/>
         <w:shd w:val="clear" w:color="auto" w:fill="auto"/>
         <w:vertAlign w:val="baseline"/>
       </w:rPr>
@@ -2260,16 +2451,16 @@
         <w:ind w:left="2520"/>
       </w:pPr>
       <w:rPr>
-        <w:rFonts w:ascii="Calibri" w:eastAsia="Calibri" w:hAnsi="Calibri" w:cs="Calibri"/>
-        <w:b w:val="0"/>
-        <w:i w:val="0"/>
-        <w:strike w:val="0"/>
-        <w:dstrike w:val="0"/>
-        <w:color w:val="000000"/>
-        <w:sz w:val="22"/>
-        <w:szCs w:val="22"/>
-        <w:u w:val="none" w:color="000000"/>
-        <w:bdr w:val="none" w:sz="0" w:space="0" w:color="auto"/>
+        <w:rFonts w:ascii="Calibri" w:hAnsi="Calibri" w:eastAsia="Calibri" w:cs="Calibri"/>
+        <w:b w:val="0"/>
+        <w:i w:val="0"/>
+        <w:strike w:val="0"/>
+        <w:dstrike w:val="0"/>
+        <w:color w:val="000000"/>
+        <w:sz w:val="22"/>
+        <w:szCs w:val="22"/>
+        <w:u w:val="none" w:color="000000"/>
+        <w:bdr w:val="none" w:color="auto" w:sz="0" w:space="0"/>
         <w:shd w:val="clear" w:color="auto" w:fill="auto"/>
         <w:vertAlign w:val="baseline"/>
       </w:rPr>
@@ -2283,16 +2474,16 @@
         <w:ind w:left="3240"/>
       </w:pPr>
       <w:rPr>
-        <w:rFonts w:ascii="Calibri" w:eastAsia="Calibri" w:hAnsi="Calibri" w:cs="Calibri"/>
-        <w:b w:val="0"/>
-        <w:i w:val="0"/>
-        <w:strike w:val="0"/>
-        <w:dstrike w:val="0"/>
-        <w:color w:val="000000"/>
-        <w:sz w:val="22"/>
-        <w:szCs w:val="22"/>
-        <w:u w:val="none" w:color="000000"/>
-        <w:bdr w:val="none" w:sz="0" w:space="0" w:color="auto"/>
+        <w:rFonts w:ascii="Calibri" w:hAnsi="Calibri" w:eastAsia="Calibri" w:cs="Calibri"/>
+        <w:b w:val="0"/>
+        <w:i w:val="0"/>
+        <w:strike w:val="0"/>
+        <w:dstrike w:val="0"/>
+        <w:color w:val="000000"/>
+        <w:sz w:val="22"/>
+        <w:szCs w:val="22"/>
+        <w:u w:val="none" w:color="000000"/>
+        <w:bdr w:val="none" w:color="auto" w:sz="0" w:space="0"/>
         <w:shd w:val="clear" w:color="auto" w:fill="auto"/>
         <w:vertAlign w:val="baseline"/>
       </w:rPr>
@@ -2306,16 +2497,16 @@
         <w:ind w:left="3960"/>
       </w:pPr>
       <w:rPr>
-        <w:rFonts w:ascii="Calibri" w:eastAsia="Calibri" w:hAnsi="Calibri" w:cs="Calibri"/>
-        <w:b w:val="0"/>
-        <w:i w:val="0"/>
-        <w:strike w:val="0"/>
-        <w:dstrike w:val="0"/>
-        <w:color w:val="000000"/>
-        <w:sz w:val="22"/>
-        <w:szCs w:val="22"/>
-        <w:u w:val="none" w:color="000000"/>
-        <w:bdr w:val="none" w:sz="0" w:space="0" w:color="auto"/>
+        <w:rFonts w:ascii="Calibri" w:hAnsi="Calibri" w:eastAsia="Calibri" w:cs="Calibri"/>
+        <w:b w:val="0"/>
+        <w:i w:val="0"/>
+        <w:strike w:val="0"/>
+        <w:dstrike w:val="0"/>
+        <w:color w:val="000000"/>
+        <w:sz w:val="22"/>
+        <w:szCs w:val="22"/>
+        <w:u w:val="none" w:color="000000"/>
+        <w:bdr w:val="none" w:color="auto" w:sz="0" w:space="0"/>
         <w:shd w:val="clear" w:color="auto" w:fill="auto"/>
         <w:vertAlign w:val="baseline"/>
       </w:rPr>
@@ -2329,16 +2520,16 @@
         <w:ind w:left="4680"/>
       </w:pPr>
       <w:rPr>
-        <w:rFonts w:ascii="Calibri" w:eastAsia="Calibri" w:hAnsi="Calibri" w:cs="Calibri"/>
-        <w:b w:val="0"/>
-        <w:i w:val="0"/>
-        <w:strike w:val="0"/>
-        <w:dstrike w:val="0"/>
-        <w:color w:val="000000"/>
-        <w:sz w:val="22"/>
-        <w:szCs w:val="22"/>
-        <w:u w:val="none" w:color="000000"/>
-        <w:bdr w:val="none" w:sz="0" w:space="0" w:color="auto"/>
+        <w:rFonts w:ascii="Calibri" w:hAnsi="Calibri" w:eastAsia="Calibri" w:cs="Calibri"/>
+        <w:b w:val="0"/>
+        <w:i w:val="0"/>
+        <w:strike w:val="0"/>
+        <w:dstrike w:val="0"/>
+        <w:color w:val="000000"/>
+        <w:sz w:val="22"/>
+        <w:szCs w:val="22"/>
+        <w:u w:val="none" w:color="000000"/>
+        <w:bdr w:val="none" w:color="auto" w:sz="0" w:space="0"/>
         <w:shd w:val="clear" w:color="auto" w:fill="auto"/>
         <w:vertAlign w:val="baseline"/>
       </w:rPr>
@@ -2352,16 +2543,16 @@
         <w:ind w:left="5400"/>
       </w:pPr>
       <w:rPr>
-        <w:rFonts w:ascii="Calibri" w:eastAsia="Calibri" w:hAnsi="Calibri" w:cs="Calibri"/>
-        <w:b w:val="0"/>
-        <w:i w:val="0"/>
-        <w:strike w:val="0"/>
-        <w:dstrike w:val="0"/>
-        <w:color w:val="000000"/>
-        <w:sz w:val="22"/>
-        <w:szCs w:val="22"/>
-        <w:u w:val="none" w:color="000000"/>
-        <w:bdr w:val="none" w:sz="0" w:space="0" w:color="auto"/>
+        <w:rFonts w:ascii="Calibri" w:hAnsi="Calibri" w:eastAsia="Calibri" w:cs="Calibri"/>
+        <w:b w:val="0"/>
+        <w:i w:val="0"/>
+        <w:strike w:val="0"/>
+        <w:dstrike w:val="0"/>
+        <w:color w:val="000000"/>
+        <w:sz w:val="22"/>
+        <w:szCs w:val="22"/>
+        <w:u w:val="none" w:color="000000"/>
+        <w:bdr w:val="none" w:color="auto" w:sz="0" w:space="0"/>
         <w:shd w:val="clear" w:color="auto" w:fill="auto"/>
         <w:vertAlign w:val="baseline"/>
       </w:rPr>
@@ -2375,16 +2566,16 @@
         <w:ind w:left="6120"/>
       </w:pPr>
       <w:rPr>
-        <w:rFonts w:ascii="Calibri" w:eastAsia="Calibri" w:hAnsi="Calibri" w:cs="Calibri"/>
-        <w:b w:val="0"/>
-        <w:i w:val="0"/>
-        <w:strike w:val="0"/>
-        <w:dstrike w:val="0"/>
-        <w:color w:val="000000"/>
-        <w:sz w:val="22"/>
-        <w:szCs w:val="22"/>
-        <w:u w:val="none" w:color="000000"/>
-        <w:bdr w:val="none" w:sz="0" w:space="0" w:color="auto"/>
+        <w:rFonts w:ascii="Calibri" w:hAnsi="Calibri" w:eastAsia="Calibri" w:cs="Calibri"/>
+        <w:b w:val="0"/>
+        <w:i w:val="0"/>
+        <w:strike w:val="0"/>
+        <w:dstrike w:val="0"/>
+        <w:color w:val="000000"/>
+        <w:sz w:val="22"/>
+        <w:szCs w:val="22"/>
+        <w:u w:val="none" w:color="000000"/>
+        <w:bdr w:val="none" w:color="auto" w:sz="0" w:space="0"/>
         <w:shd w:val="clear" w:color="auto" w:fill="auto"/>
         <w:vertAlign w:val="baseline"/>
       </w:rPr>
@@ -2403,7 +2594,7 @@
         <w:ind w:left="253"/>
       </w:pPr>
       <w:rPr>
-        <w:rFonts w:ascii="Calibri" w:eastAsia="Calibri" w:hAnsi="Calibri" w:cs="Calibri"/>
+        <w:rFonts w:ascii="Calibri" w:hAnsi="Calibri" w:eastAsia="Calibri" w:cs="Calibri"/>
         <w:b w:val="0"/>
         <w:i w:val="0"/>
         <w:strike w:val="0"/>
@@ -2412,7 +2603,7 @@
         <w:sz w:val="24"/>
         <w:szCs w:val="24"/>
         <w:u w:val="none" w:color="000000"/>
-        <w:bdr w:val="none" w:sz="0" w:space="0" w:color="auto"/>
+        <w:bdr w:val="none" w:color="auto" w:sz="0" w:space="0"/>
         <w:shd w:val="clear" w:color="auto" w:fill="auto"/>
         <w:vertAlign w:val="baseline"/>
       </w:rPr>
@@ -2426,7 +2617,7 @@
         <w:ind w:left="1080"/>
       </w:pPr>
       <w:rPr>
-        <w:rFonts w:ascii="Calibri" w:eastAsia="Calibri" w:hAnsi="Calibri" w:cs="Calibri"/>
+        <w:rFonts w:ascii="Calibri" w:hAnsi="Calibri" w:eastAsia="Calibri" w:cs="Calibri"/>
         <w:b w:val="0"/>
         <w:i w:val="0"/>
         <w:strike w:val="0"/>
@@ -2435,7 +2626,7 @@
         <w:sz w:val="24"/>
         <w:szCs w:val="24"/>
         <w:u w:val="none" w:color="000000"/>
-        <w:bdr w:val="none" w:sz="0" w:space="0" w:color="auto"/>
+        <w:bdr w:val="none" w:color="auto" w:sz="0" w:space="0"/>
         <w:shd w:val="clear" w:color="auto" w:fill="auto"/>
         <w:vertAlign w:val="baseline"/>
       </w:rPr>
@@ -2449,7 +2640,7 @@
         <w:ind w:left="1800"/>
       </w:pPr>
       <w:rPr>
-        <w:rFonts w:ascii="Calibri" w:eastAsia="Calibri" w:hAnsi="Calibri" w:cs="Calibri"/>
+        <w:rFonts w:ascii="Calibri" w:hAnsi="Calibri" w:eastAsia="Calibri" w:cs="Calibri"/>
         <w:b w:val="0"/>
         <w:i w:val="0"/>
         <w:strike w:val="0"/>
@@ -2458,7 +2649,7 @@
         <w:sz w:val="24"/>
         <w:szCs w:val="24"/>
         <w:u w:val="none" w:color="000000"/>
-        <w:bdr w:val="none" w:sz="0" w:space="0" w:color="auto"/>
+        <w:bdr w:val="none" w:color="auto" w:sz="0" w:space="0"/>
         <w:shd w:val="clear" w:color="auto" w:fill="auto"/>
         <w:vertAlign w:val="baseline"/>
       </w:rPr>
@@ -2472,7 +2663,7 @@
         <w:ind w:left="2520"/>
       </w:pPr>
       <w:rPr>
-        <w:rFonts w:ascii="Calibri" w:eastAsia="Calibri" w:hAnsi="Calibri" w:cs="Calibri"/>
+        <w:rFonts w:ascii="Calibri" w:hAnsi="Calibri" w:eastAsia="Calibri" w:cs="Calibri"/>
         <w:b w:val="0"/>
         <w:i w:val="0"/>
         <w:strike w:val="0"/>
@@ -2481,7 +2672,7 @@
         <w:sz w:val="24"/>
         <w:szCs w:val="24"/>
         <w:u w:val="none" w:color="000000"/>
-        <w:bdr w:val="none" w:sz="0" w:space="0" w:color="auto"/>
+        <w:bdr w:val="none" w:color="auto" w:sz="0" w:space="0"/>
         <w:shd w:val="clear" w:color="auto" w:fill="auto"/>
         <w:vertAlign w:val="baseline"/>
       </w:rPr>
@@ -2495,7 +2686,7 @@
         <w:ind w:left="3240"/>
       </w:pPr>
       <w:rPr>
-        <w:rFonts w:ascii="Calibri" w:eastAsia="Calibri" w:hAnsi="Calibri" w:cs="Calibri"/>
+        <w:rFonts w:ascii="Calibri" w:hAnsi="Calibri" w:eastAsia="Calibri" w:cs="Calibri"/>
         <w:b w:val="0"/>
         <w:i w:val="0"/>
         <w:strike w:val="0"/>
@@ -2504,7 +2695,7 @@
         <w:sz w:val="24"/>
         <w:szCs w:val="24"/>
         <w:u w:val="none" w:color="000000"/>
-        <w:bdr w:val="none" w:sz="0" w:space="0" w:color="auto"/>
+        <w:bdr w:val="none" w:color="auto" w:sz="0" w:space="0"/>
         <w:shd w:val="clear" w:color="auto" w:fill="auto"/>
         <w:vertAlign w:val="baseline"/>
       </w:rPr>
@@ -2518,7 +2709,7 @@
         <w:ind w:left="3960"/>
       </w:pPr>
       <w:rPr>
-        <w:rFonts w:ascii="Calibri" w:eastAsia="Calibri" w:hAnsi="Calibri" w:cs="Calibri"/>
+        <w:rFonts w:ascii="Calibri" w:hAnsi="Calibri" w:eastAsia="Calibri" w:cs="Calibri"/>
         <w:b w:val="0"/>
         <w:i w:val="0"/>
         <w:strike w:val="0"/>
@@ -2527,7 +2718,7 @@
         <w:sz w:val="24"/>
         <w:szCs w:val="24"/>
         <w:u w:val="none" w:color="000000"/>
-        <w:bdr w:val="none" w:sz="0" w:space="0" w:color="auto"/>
+        <w:bdr w:val="none" w:color="auto" w:sz="0" w:space="0"/>
         <w:shd w:val="clear" w:color="auto" w:fill="auto"/>
         <w:vertAlign w:val="baseline"/>
       </w:rPr>
@@ -2541,7 +2732,7 @@
         <w:ind w:left="4680"/>
       </w:pPr>
       <w:rPr>
-        <w:rFonts w:ascii="Calibri" w:eastAsia="Calibri" w:hAnsi="Calibri" w:cs="Calibri"/>
+        <w:rFonts w:ascii="Calibri" w:hAnsi="Calibri" w:eastAsia="Calibri" w:cs="Calibri"/>
         <w:b w:val="0"/>
         <w:i w:val="0"/>
         <w:strike w:val="0"/>
@@ -2550,7 +2741,7 @@
         <w:sz w:val="24"/>
         <w:szCs w:val="24"/>
         <w:u w:val="none" w:color="000000"/>
-        <w:bdr w:val="none" w:sz="0" w:space="0" w:color="auto"/>
+        <w:bdr w:val="none" w:color="auto" w:sz="0" w:space="0"/>
         <w:shd w:val="clear" w:color="auto" w:fill="auto"/>
         <w:vertAlign w:val="baseline"/>
       </w:rPr>
@@ -2564,7 +2755,7 @@
         <w:ind w:left="5400"/>
       </w:pPr>
       <w:rPr>
-        <w:rFonts w:ascii="Calibri" w:eastAsia="Calibri" w:hAnsi="Calibri" w:cs="Calibri"/>
+        <w:rFonts w:ascii="Calibri" w:hAnsi="Calibri" w:eastAsia="Calibri" w:cs="Calibri"/>
         <w:b w:val="0"/>
         <w:i w:val="0"/>
         <w:strike w:val="0"/>
@@ -2573,7 +2764,7 @@
         <w:sz w:val="24"/>
         <w:szCs w:val="24"/>
         <w:u w:val="none" w:color="000000"/>
-        <w:bdr w:val="none" w:sz="0" w:space="0" w:color="auto"/>
+        <w:bdr w:val="none" w:color="auto" w:sz="0" w:space="0"/>
         <w:shd w:val="clear" w:color="auto" w:fill="auto"/>
         <w:vertAlign w:val="baseline"/>
       </w:rPr>
@@ -2587,7 +2778,7 @@
         <w:ind w:left="6120"/>
       </w:pPr>
       <w:rPr>
-        <w:rFonts w:ascii="Calibri" w:eastAsia="Calibri" w:hAnsi="Calibri" w:cs="Calibri"/>
+        <w:rFonts w:ascii="Calibri" w:hAnsi="Calibri" w:eastAsia="Calibri" w:cs="Calibri"/>
         <w:b w:val="0"/>
         <w:i w:val="0"/>
         <w:strike w:val="0"/>
@@ -2596,7 +2787,7 @@
         <w:sz w:val="24"/>
         <w:szCs w:val="24"/>
         <w:u w:val="none" w:color="000000"/>
-        <w:bdr w:val="none" w:sz="0" w:space="0" w:color="auto"/>
+        <w:bdr w:val="none" w:color="auto" w:sz="0" w:space="0"/>
         <w:shd w:val="clear" w:color="auto" w:fill="auto"/>
         <w:vertAlign w:val="baseline"/>
       </w:rPr>
@@ -2615,16 +2806,16 @@
         <w:ind w:left="232"/>
       </w:pPr>
       <w:rPr>
-        <w:rFonts w:ascii="Calibri" w:eastAsia="Calibri" w:hAnsi="Calibri" w:cs="Calibri"/>
-        <w:b w:val="0"/>
-        <w:i w:val="0"/>
-        <w:strike w:val="0"/>
-        <w:dstrike w:val="0"/>
-        <w:color w:val="000000"/>
-        <w:sz w:val="22"/>
-        <w:szCs w:val="22"/>
-        <w:u w:val="none" w:color="000000"/>
-        <w:bdr w:val="none" w:sz="0" w:space="0" w:color="auto"/>
+        <w:rFonts w:ascii="Calibri" w:hAnsi="Calibri" w:eastAsia="Calibri" w:cs="Calibri"/>
+        <w:b w:val="0"/>
+        <w:i w:val="0"/>
+        <w:strike w:val="0"/>
+        <w:dstrike w:val="0"/>
+        <w:color w:val="000000"/>
+        <w:sz w:val="22"/>
+        <w:szCs w:val="22"/>
+        <w:u w:val="none" w:color="000000"/>
+        <w:bdr w:val="none" w:color="auto" w:sz="0" w:space="0"/>
         <w:shd w:val="clear" w:color="auto" w:fill="auto"/>
         <w:vertAlign w:val="baseline"/>
       </w:rPr>
@@ -2638,16 +2829,16 @@
         <w:ind w:left="1097"/>
       </w:pPr>
       <w:rPr>
-        <w:rFonts w:ascii="Calibri" w:eastAsia="Calibri" w:hAnsi="Calibri" w:cs="Calibri"/>
-        <w:b w:val="0"/>
-        <w:i w:val="0"/>
-        <w:strike w:val="0"/>
-        <w:dstrike w:val="0"/>
-        <w:color w:val="000000"/>
-        <w:sz w:val="22"/>
-        <w:szCs w:val="22"/>
-        <w:u w:val="none" w:color="000000"/>
-        <w:bdr w:val="none" w:sz="0" w:space="0" w:color="auto"/>
+        <w:rFonts w:ascii="Calibri" w:hAnsi="Calibri" w:eastAsia="Calibri" w:cs="Calibri"/>
+        <w:b w:val="0"/>
+        <w:i w:val="0"/>
+        <w:strike w:val="0"/>
+        <w:dstrike w:val="0"/>
+        <w:color w:val="000000"/>
+        <w:sz w:val="22"/>
+        <w:szCs w:val="22"/>
+        <w:u w:val="none" w:color="000000"/>
+        <w:bdr w:val="none" w:color="auto" w:sz="0" w:space="0"/>
         <w:shd w:val="clear" w:color="auto" w:fill="auto"/>
         <w:vertAlign w:val="baseline"/>
       </w:rPr>
@@ -2661,16 +2852,16 @@
         <w:ind w:left="1817"/>
       </w:pPr>
       <w:rPr>
-        <w:rFonts w:ascii="Calibri" w:eastAsia="Calibri" w:hAnsi="Calibri" w:cs="Calibri"/>
-        <w:b w:val="0"/>
-        <w:i w:val="0"/>
-        <w:strike w:val="0"/>
-        <w:dstrike w:val="0"/>
-        <w:color w:val="000000"/>
-        <w:sz w:val="22"/>
-        <w:szCs w:val="22"/>
-        <w:u w:val="none" w:color="000000"/>
-        <w:bdr w:val="none" w:sz="0" w:space="0" w:color="auto"/>
+        <w:rFonts w:ascii="Calibri" w:hAnsi="Calibri" w:eastAsia="Calibri" w:cs="Calibri"/>
+        <w:b w:val="0"/>
+        <w:i w:val="0"/>
+        <w:strike w:val="0"/>
+        <w:dstrike w:val="0"/>
+        <w:color w:val="000000"/>
+        <w:sz w:val="22"/>
+        <w:szCs w:val="22"/>
+        <w:u w:val="none" w:color="000000"/>
+        <w:bdr w:val="none" w:color="auto" w:sz="0" w:space="0"/>
         <w:shd w:val="clear" w:color="auto" w:fill="auto"/>
         <w:vertAlign w:val="baseline"/>
       </w:rPr>
@@ -2684,16 +2875,16 @@
         <w:ind w:left="2537"/>
       </w:pPr>
       <w:rPr>
-        <w:rFonts w:ascii="Calibri" w:eastAsia="Calibri" w:hAnsi="Calibri" w:cs="Calibri"/>
-        <w:b w:val="0"/>
-        <w:i w:val="0"/>
-        <w:strike w:val="0"/>
-        <w:dstrike w:val="0"/>
-        <w:color w:val="000000"/>
-        <w:sz w:val="22"/>
-        <w:szCs w:val="22"/>
-        <w:u w:val="none" w:color="000000"/>
-        <w:bdr w:val="none" w:sz="0" w:space="0" w:color="auto"/>
+        <w:rFonts w:ascii="Calibri" w:hAnsi="Calibri" w:eastAsia="Calibri" w:cs="Calibri"/>
+        <w:b w:val="0"/>
+        <w:i w:val="0"/>
+        <w:strike w:val="0"/>
+        <w:dstrike w:val="0"/>
+        <w:color w:val="000000"/>
+        <w:sz w:val="22"/>
+        <w:szCs w:val="22"/>
+        <w:u w:val="none" w:color="000000"/>
+        <w:bdr w:val="none" w:color="auto" w:sz="0" w:space="0"/>
         <w:shd w:val="clear" w:color="auto" w:fill="auto"/>
         <w:vertAlign w:val="baseline"/>
       </w:rPr>
@@ -2707,16 +2898,16 @@
         <w:ind w:left="3257"/>
       </w:pPr>
       <w:rPr>
-        <w:rFonts w:ascii="Calibri" w:eastAsia="Calibri" w:hAnsi="Calibri" w:cs="Calibri"/>
-        <w:b w:val="0"/>
-        <w:i w:val="0"/>
-        <w:strike w:val="0"/>
-        <w:dstrike w:val="0"/>
-        <w:color w:val="000000"/>
-        <w:sz w:val="22"/>
-        <w:szCs w:val="22"/>
-        <w:u w:val="none" w:color="000000"/>
-        <w:bdr w:val="none" w:sz="0" w:space="0" w:color="auto"/>
+        <w:rFonts w:ascii="Calibri" w:hAnsi="Calibri" w:eastAsia="Calibri" w:cs="Calibri"/>
+        <w:b w:val="0"/>
+        <w:i w:val="0"/>
+        <w:strike w:val="0"/>
+        <w:dstrike w:val="0"/>
+        <w:color w:val="000000"/>
+        <w:sz w:val="22"/>
+        <w:szCs w:val="22"/>
+        <w:u w:val="none" w:color="000000"/>
+        <w:bdr w:val="none" w:color="auto" w:sz="0" w:space="0"/>
         <w:shd w:val="clear" w:color="auto" w:fill="auto"/>
         <w:vertAlign w:val="baseline"/>
       </w:rPr>
@@ -2730,16 +2921,16 @@
         <w:ind w:left="3977"/>
       </w:pPr>
       <w:rPr>
-        <w:rFonts w:ascii="Calibri" w:eastAsia="Calibri" w:hAnsi="Calibri" w:cs="Calibri"/>
-        <w:b w:val="0"/>
-        <w:i w:val="0"/>
-        <w:strike w:val="0"/>
-        <w:dstrike w:val="0"/>
-        <w:color w:val="000000"/>
-        <w:sz w:val="22"/>
-        <w:szCs w:val="22"/>
-        <w:u w:val="none" w:color="000000"/>
-        <w:bdr w:val="none" w:sz="0" w:space="0" w:color="auto"/>
+        <w:rFonts w:ascii="Calibri" w:hAnsi="Calibri" w:eastAsia="Calibri" w:cs="Calibri"/>
+        <w:b w:val="0"/>
+        <w:i w:val="0"/>
+        <w:strike w:val="0"/>
+        <w:dstrike w:val="0"/>
+        <w:color w:val="000000"/>
+        <w:sz w:val="22"/>
+        <w:szCs w:val="22"/>
+        <w:u w:val="none" w:color="000000"/>
+        <w:bdr w:val="none" w:color="auto" w:sz="0" w:space="0"/>
         <w:shd w:val="clear" w:color="auto" w:fill="auto"/>
         <w:vertAlign w:val="baseline"/>
       </w:rPr>
@@ -2753,16 +2944,16 @@
         <w:ind w:left="4697"/>
       </w:pPr>
       <w:rPr>
-        <w:rFonts w:ascii="Calibri" w:eastAsia="Calibri" w:hAnsi="Calibri" w:cs="Calibri"/>
-        <w:b w:val="0"/>
-        <w:i w:val="0"/>
-        <w:strike w:val="0"/>
-        <w:dstrike w:val="0"/>
-        <w:color w:val="000000"/>
-        <w:sz w:val="22"/>
-        <w:szCs w:val="22"/>
-        <w:u w:val="none" w:color="000000"/>
-        <w:bdr w:val="none" w:sz="0" w:space="0" w:color="auto"/>
+        <w:rFonts w:ascii="Calibri" w:hAnsi="Calibri" w:eastAsia="Calibri" w:cs="Calibri"/>
+        <w:b w:val="0"/>
+        <w:i w:val="0"/>
+        <w:strike w:val="0"/>
+        <w:dstrike w:val="0"/>
+        <w:color w:val="000000"/>
+        <w:sz w:val="22"/>
+        <w:szCs w:val="22"/>
+        <w:u w:val="none" w:color="000000"/>
+        <w:bdr w:val="none" w:color="auto" w:sz="0" w:space="0"/>
         <w:shd w:val="clear" w:color="auto" w:fill="auto"/>
         <w:vertAlign w:val="baseline"/>
       </w:rPr>
@@ -2776,16 +2967,16 @@
         <w:ind w:left="5417"/>
       </w:pPr>
       <w:rPr>
-        <w:rFonts w:ascii="Calibri" w:eastAsia="Calibri" w:hAnsi="Calibri" w:cs="Calibri"/>
-        <w:b w:val="0"/>
-        <w:i w:val="0"/>
-        <w:strike w:val="0"/>
-        <w:dstrike w:val="0"/>
-        <w:color w:val="000000"/>
-        <w:sz w:val="22"/>
-        <w:szCs w:val="22"/>
-        <w:u w:val="none" w:color="000000"/>
-        <w:bdr w:val="none" w:sz="0" w:space="0" w:color="auto"/>
+        <w:rFonts w:ascii="Calibri" w:hAnsi="Calibri" w:eastAsia="Calibri" w:cs="Calibri"/>
+        <w:b w:val="0"/>
+        <w:i w:val="0"/>
+        <w:strike w:val="0"/>
+        <w:dstrike w:val="0"/>
+        <w:color w:val="000000"/>
+        <w:sz w:val="22"/>
+        <w:szCs w:val="22"/>
+        <w:u w:val="none" w:color="000000"/>
+        <w:bdr w:val="none" w:color="auto" w:sz="0" w:space="0"/>
         <w:shd w:val="clear" w:color="auto" w:fill="auto"/>
         <w:vertAlign w:val="baseline"/>
       </w:rPr>
@@ -2799,16 +2990,16 @@
         <w:ind w:left="6137"/>
       </w:pPr>
       <w:rPr>
-        <w:rFonts w:ascii="Calibri" w:eastAsia="Calibri" w:hAnsi="Calibri" w:cs="Calibri"/>
-        <w:b w:val="0"/>
-        <w:i w:val="0"/>
-        <w:strike w:val="0"/>
-        <w:dstrike w:val="0"/>
-        <w:color w:val="000000"/>
-        <w:sz w:val="22"/>
-        <w:szCs w:val="22"/>
-        <w:u w:val="none" w:color="000000"/>
-        <w:bdr w:val="none" w:sz="0" w:space="0" w:color="auto"/>
+        <w:rFonts w:ascii="Calibri" w:hAnsi="Calibri" w:eastAsia="Calibri" w:cs="Calibri"/>
+        <w:b w:val="0"/>
+        <w:i w:val="0"/>
+        <w:strike w:val="0"/>
+        <w:dstrike w:val="0"/>
+        <w:color w:val="000000"/>
+        <w:sz w:val="22"/>
+        <w:szCs w:val="22"/>
+        <w:u w:val="none" w:color="000000"/>
+        <w:bdr w:val="none" w:color="auto" w:sz="0" w:space="0"/>
         <w:shd w:val="clear" w:color="auto" w:fill="auto"/>
         <w:vertAlign w:val="baseline"/>
       </w:rPr>
@@ -3177,16 +3368,16 @@
         <w:ind w:left="10"/>
       </w:pPr>
       <w:rPr>
-        <w:rFonts w:ascii="Calibri" w:eastAsia="Calibri" w:hAnsi="Calibri" w:cs="Calibri"/>
-        <w:b w:val="0"/>
-        <w:i w:val="0"/>
-        <w:strike w:val="0"/>
-        <w:dstrike w:val="0"/>
-        <w:color w:val="000000"/>
-        <w:sz w:val="22"/>
-        <w:szCs w:val="22"/>
-        <w:u w:val="none" w:color="000000"/>
-        <w:bdr w:val="none" w:sz="0" w:space="0" w:color="auto"/>
+        <w:rFonts w:ascii="Calibri" w:hAnsi="Calibri" w:eastAsia="Calibri" w:cs="Calibri"/>
+        <w:b w:val="0"/>
+        <w:i w:val="0"/>
+        <w:strike w:val="0"/>
+        <w:dstrike w:val="0"/>
+        <w:color w:val="000000"/>
+        <w:sz w:val="22"/>
+        <w:szCs w:val="22"/>
+        <w:u w:val="none" w:color="000000"/>
+        <w:bdr w:val="none" w:color="auto" w:sz="0" w:space="0"/>
         <w:shd w:val="clear" w:color="auto" w:fill="auto"/>
         <w:vertAlign w:val="baseline"/>
       </w:rPr>
@@ -3200,16 +3391,16 @@
         <w:ind w:left="1080"/>
       </w:pPr>
       <w:rPr>
-        <w:rFonts w:ascii="Calibri" w:eastAsia="Calibri" w:hAnsi="Calibri" w:cs="Calibri"/>
-        <w:b w:val="0"/>
-        <w:i w:val="0"/>
-        <w:strike w:val="0"/>
-        <w:dstrike w:val="0"/>
-        <w:color w:val="000000"/>
-        <w:sz w:val="22"/>
-        <w:szCs w:val="22"/>
-        <w:u w:val="none" w:color="000000"/>
-        <w:bdr w:val="none" w:sz="0" w:space="0" w:color="auto"/>
+        <w:rFonts w:ascii="Calibri" w:hAnsi="Calibri" w:eastAsia="Calibri" w:cs="Calibri"/>
+        <w:b w:val="0"/>
+        <w:i w:val="0"/>
+        <w:strike w:val="0"/>
+        <w:dstrike w:val="0"/>
+        <w:color w:val="000000"/>
+        <w:sz w:val="22"/>
+        <w:szCs w:val="22"/>
+        <w:u w:val="none" w:color="000000"/>
+        <w:bdr w:val="none" w:color="auto" w:sz="0" w:space="0"/>
         <w:shd w:val="clear" w:color="auto" w:fill="auto"/>
         <w:vertAlign w:val="baseline"/>
       </w:rPr>
@@ -3223,16 +3414,16 @@
         <w:ind w:left="1800"/>
       </w:pPr>
       <w:rPr>
-        <w:rFonts w:ascii="Calibri" w:eastAsia="Calibri" w:hAnsi="Calibri" w:cs="Calibri"/>
-        <w:b w:val="0"/>
-        <w:i w:val="0"/>
-        <w:strike w:val="0"/>
-        <w:dstrike w:val="0"/>
-        <w:color w:val="000000"/>
-        <w:sz w:val="22"/>
-        <w:szCs w:val="22"/>
-        <w:u w:val="none" w:color="000000"/>
-        <w:bdr w:val="none" w:sz="0" w:space="0" w:color="auto"/>
+        <w:rFonts w:ascii="Calibri" w:hAnsi="Calibri" w:eastAsia="Calibri" w:cs="Calibri"/>
+        <w:b w:val="0"/>
+        <w:i w:val="0"/>
+        <w:strike w:val="0"/>
+        <w:dstrike w:val="0"/>
+        <w:color w:val="000000"/>
+        <w:sz w:val="22"/>
+        <w:szCs w:val="22"/>
+        <w:u w:val="none" w:color="000000"/>
+        <w:bdr w:val="none" w:color="auto" w:sz="0" w:space="0"/>
         <w:shd w:val="clear" w:color="auto" w:fill="auto"/>
         <w:vertAlign w:val="baseline"/>
       </w:rPr>
@@ -3246,16 +3437,16 @@
         <w:ind w:left="2520"/>
       </w:pPr>
       <w:rPr>
-        <w:rFonts w:ascii="Calibri" w:eastAsia="Calibri" w:hAnsi="Calibri" w:cs="Calibri"/>
-        <w:b w:val="0"/>
-        <w:i w:val="0"/>
-        <w:strike w:val="0"/>
-        <w:dstrike w:val="0"/>
-        <w:color w:val="000000"/>
-        <w:sz w:val="22"/>
-        <w:szCs w:val="22"/>
-        <w:u w:val="none" w:color="000000"/>
-        <w:bdr w:val="none" w:sz="0" w:space="0" w:color="auto"/>
+        <w:rFonts w:ascii="Calibri" w:hAnsi="Calibri" w:eastAsia="Calibri" w:cs="Calibri"/>
+        <w:b w:val="0"/>
+        <w:i w:val="0"/>
+        <w:strike w:val="0"/>
+        <w:dstrike w:val="0"/>
+        <w:color w:val="000000"/>
+        <w:sz w:val="22"/>
+        <w:szCs w:val="22"/>
+        <w:u w:val="none" w:color="000000"/>
+        <w:bdr w:val="none" w:color="auto" w:sz="0" w:space="0"/>
         <w:shd w:val="clear" w:color="auto" w:fill="auto"/>
         <w:vertAlign w:val="baseline"/>
       </w:rPr>
@@ -3269,16 +3460,16 @@
         <w:ind w:left="3240"/>
       </w:pPr>
       <w:rPr>
-        <w:rFonts w:ascii="Calibri" w:eastAsia="Calibri" w:hAnsi="Calibri" w:cs="Calibri"/>
-        <w:b w:val="0"/>
-        <w:i w:val="0"/>
-        <w:strike w:val="0"/>
-        <w:dstrike w:val="0"/>
-        <w:color w:val="000000"/>
-        <w:sz w:val="22"/>
-        <w:szCs w:val="22"/>
-        <w:u w:val="none" w:color="000000"/>
-        <w:bdr w:val="none" w:sz="0" w:space="0" w:color="auto"/>
+        <w:rFonts w:ascii="Calibri" w:hAnsi="Calibri" w:eastAsia="Calibri" w:cs="Calibri"/>
+        <w:b w:val="0"/>
+        <w:i w:val="0"/>
+        <w:strike w:val="0"/>
+        <w:dstrike w:val="0"/>
+        <w:color w:val="000000"/>
+        <w:sz w:val="22"/>
+        <w:szCs w:val="22"/>
+        <w:u w:val="none" w:color="000000"/>
+        <w:bdr w:val="none" w:color="auto" w:sz="0" w:space="0"/>
         <w:shd w:val="clear" w:color="auto" w:fill="auto"/>
         <w:vertAlign w:val="baseline"/>
       </w:rPr>
@@ -3292,16 +3483,16 @@
         <w:ind w:left="3960"/>
       </w:pPr>
       <w:rPr>
-        <w:rFonts w:ascii="Calibri" w:eastAsia="Calibri" w:hAnsi="Calibri" w:cs="Calibri"/>
-        <w:b w:val="0"/>
-        <w:i w:val="0"/>
-        <w:strike w:val="0"/>
-        <w:dstrike w:val="0"/>
-        <w:color w:val="000000"/>
-        <w:sz w:val="22"/>
-        <w:szCs w:val="22"/>
-        <w:u w:val="none" w:color="000000"/>
-        <w:bdr w:val="none" w:sz="0" w:space="0" w:color="auto"/>
+        <w:rFonts w:ascii="Calibri" w:hAnsi="Calibri" w:eastAsia="Calibri" w:cs="Calibri"/>
+        <w:b w:val="0"/>
+        <w:i w:val="0"/>
+        <w:strike w:val="0"/>
+        <w:dstrike w:val="0"/>
+        <w:color w:val="000000"/>
+        <w:sz w:val="22"/>
+        <w:szCs w:val="22"/>
+        <w:u w:val="none" w:color="000000"/>
+        <w:bdr w:val="none" w:color="auto" w:sz="0" w:space="0"/>
         <w:shd w:val="clear" w:color="auto" w:fill="auto"/>
         <w:vertAlign w:val="baseline"/>
       </w:rPr>
@@ -3315,16 +3506,16 @@
         <w:ind w:left="4680"/>
       </w:pPr>
       <w:rPr>
-        <w:rFonts w:ascii="Calibri" w:eastAsia="Calibri" w:hAnsi="Calibri" w:cs="Calibri"/>
-        <w:b w:val="0"/>
-        <w:i w:val="0"/>
-        <w:strike w:val="0"/>
-        <w:dstrike w:val="0"/>
-        <w:color w:val="000000"/>
-        <w:sz w:val="22"/>
-        <w:szCs w:val="22"/>
-        <w:u w:val="none" w:color="000000"/>
-        <w:bdr w:val="none" w:sz="0" w:space="0" w:color="auto"/>
+        <w:rFonts w:ascii="Calibri" w:hAnsi="Calibri" w:eastAsia="Calibri" w:cs="Calibri"/>
+        <w:b w:val="0"/>
+        <w:i w:val="0"/>
+        <w:strike w:val="0"/>
+        <w:dstrike w:val="0"/>
+        <w:color w:val="000000"/>
+        <w:sz w:val="22"/>
+        <w:szCs w:val="22"/>
+        <w:u w:val="none" w:color="000000"/>
+        <w:bdr w:val="none" w:color="auto" w:sz="0" w:space="0"/>
         <w:shd w:val="clear" w:color="auto" w:fill="auto"/>
         <w:vertAlign w:val="baseline"/>
       </w:rPr>
@@ -3338,16 +3529,16 @@
         <w:ind w:left="5400"/>
       </w:pPr>
       <w:rPr>
-        <w:rFonts w:ascii="Calibri" w:eastAsia="Calibri" w:hAnsi="Calibri" w:cs="Calibri"/>
-        <w:b w:val="0"/>
-        <w:i w:val="0"/>
-        <w:strike w:val="0"/>
-        <w:dstrike w:val="0"/>
-        <w:color w:val="000000"/>
-        <w:sz w:val="22"/>
-        <w:szCs w:val="22"/>
-        <w:u w:val="none" w:color="000000"/>
-        <w:bdr w:val="none" w:sz="0" w:space="0" w:color="auto"/>
+        <w:rFonts w:ascii="Calibri" w:hAnsi="Calibri" w:eastAsia="Calibri" w:cs="Calibri"/>
+        <w:b w:val="0"/>
+        <w:i w:val="0"/>
+        <w:strike w:val="0"/>
+        <w:dstrike w:val="0"/>
+        <w:color w:val="000000"/>
+        <w:sz w:val="22"/>
+        <w:szCs w:val="22"/>
+        <w:u w:val="none" w:color="000000"/>
+        <w:bdr w:val="none" w:color="auto" w:sz="0" w:space="0"/>
         <w:shd w:val="clear" w:color="auto" w:fill="auto"/>
         <w:vertAlign w:val="baseline"/>
       </w:rPr>
@@ -3361,16 +3552,16 @@
         <w:ind w:left="6120"/>
       </w:pPr>
       <w:rPr>
-        <w:rFonts w:ascii="Calibri" w:eastAsia="Calibri" w:hAnsi="Calibri" w:cs="Calibri"/>
-        <w:b w:val="0"/>
-        <w:i w:val="0"/>
-        <w:strike w:val="0"/>
-        <w:dstrike w:val="0"/>
-        <w:color w:val="000000"/>
-        <w:sz w:val="22"/>
-        <w:szCs w:val="22"/>
-        <w:u w:val="none" w:color="000000"/>
-        <w:bdr w:val="none" w:sz="0" w:space="0" w:color="auto"/>
+        <w:rFonts w:ascii="Calibri" w:hAnsi="Calibri" w:eastAsia="Calibri" w:cs="Calibri"/>
+        <w:b w:val="0"/>
+        <w:i w:val="0"/>
+        <w:strike w:val="0"/>
+        <w:dstrike w:val="0"/>
+        <w:color w:val="000000"/>
+        <w:sz w:val="22"/>
+        <w:szCs w:val="22"/>
+        <w:u w:val="none" w:color="000000"/>
+        <w:bdr w:val="none" w:color="auto" w:sz="0" w:space="0"/>
         <w:shd w:val="clear" w:color="auto" w:fill="auto"/>
         <w:vertAlign w:val="baseline"/>
       </w:rPr>
@@ -3389,7 +3580,7 @@
         <w:ind w:left="297"/>
       </w:pPr>
       <w:rPr>
-        <w:rFonts w:ascii="Calibri" w:eastAsia="Calibri" w:hAnsi="Calibri" w:cs="Calibri"/>
+        <w:rFonts w:ascii="Calibri" w:hAnsi="Calibri" w:eastAsia="Calibri" w:cs="Calibri"/>
         <w:b/>
         <w:bCs/>
         <w:i w:val="0"/>
@@ -3399,7 +3590,7 @@
         <w:sz w:val="24"/>
         <w:szCs w:val="24"/>
         <w:u w:val="none" w:color="000000"/>
-        <w:bdr w:val="none" w:sz="0" w:space="0" w:color="auto"/>
+        <w:bdr w:val="none" w:color="auto" w:sz="0" w:space="0"/>
         <w:shd w:val="clear" w:color="auto" w:fill="auto"/>
         <w:vertAlign w:val="baseline"/>
       </w:rPr>
@@ -3413,7 +3604,7 @@
         <w:ind w:left="1080"/>
       </w:pPr>
       <w:rPr>
-        <w:rFonts w:ascii="Calibri" w:eastAsia="Calibri" w:hAnsi="Calibri" w:cs="Calibri"/>
+        <w:rFonts w:ascii="Calibri" w:hAnsi="Calibri" w:eastAsia="Calibri" w:cs="Calibri"/>
         <w:b/>
         <w:bCs/>
         <w:i w:val="0"/>
@@ -3423,7 +3614,7 @@
         <w:sz w:val="24"/>
         <w:szCs w:val="24"/>
         <w:u w:val="none" w:color="000000"/>
-        <w:bdr w:val="none" w:sz="0" w:space="0" w:color="auto"/>
+        <w:bdr w:val="none" w:color="auto" w:sz="0" w:space="0"/>
         <w:shd w:val="clear" w:color="auto" w:fill="auto"/>
         <w:vertAlign w:val="baseline"/>
       </w:rPr>
@@ -3437,7 +3628,7 @@
         <w:ind w:left="1800"/>
       </w:pPr>
       <w:rPr>
-        <w:rFonts w:ascii="Calibri" w:eastAsia="Calibri" w:hAnsi="Calibri" w:cs="Calibri"/>
+        <w:rFonts w:ascii="Calibri" w:hAnsi="Calibri" w:eastAsia="Calibri" w:cs="Calibri"/>
         <w:b/>
         <w:bCs/>
         <w:i w:val="0"/>
@@ -3447,7 +3638,7 @@
         <w:sz w:val="24"/>
         <w:szCs w:val="24"/>
         <w:u w:val="none" w:color="000000"/>
-        <w:bdr w:val="none" w:sz="0" w:space="0" w:color="auto"/>
+        <w:bdr w:val="none" w:color="auto" w:sz="0" w:space="0"/>
         <w:shd w:val="clear" w:color="auto" w:fill="auto"/>
         <w:vertAlign w:val="baseline"/>
       </w:rPr>
@@ -3461,7 +3652,7 @@
         <w:ind w:left="2520"/>
       </w:pPr>
       <w:rPr>
-        <w:rFonts w:ascii="Calibri" w:eastAsia="Calibri" w:hAnsi="Calibri" w:cs="Calibri"/>
+        <w:rFonts w:ascii="Calibri" w:hAnsi="Calibri" w:eastAsia="Calibri" w:cs="Calibri"/>
         <w:b/>
         <w:bCs/>
         <w:i w:val="0"/>
@@ -3471,7 +3662,7 @@
         <w:sz w:val="24"/>
         <w:szCs w:val="24"/>
         <w:u w:val="none" w:color="000000"/>
-        <w:bdr w:val="none" w:sz="0" w:space="0" w:color="auto"/>
+        <w:bdr w:val="none" w:color="auto" w:sz="0" w:space="0"/>
         <w:shd w:val="clear" w:color="auto" w:fill="auto"/>
         <w:vertAlign w:val="baseline"/>
       </w:rPr>
@@ -3485,7 +3676,7 @@
         <w:ind w:left="3240"/>
       </w:pPr>
       <w:rPr>
-        <w:rFonts w:ascii="Calibri" w:eastAsia="Calibri" w:hAnsi="Calibri" w:cs="Calibri"/>
+        <w:rFonts w:ascii="Calibri" w:hAnsi="Calibri" w:eastAsia="Calibri" w:cs="Calibri"/>
         <w:b/>
         <w:bCs/>
         <w:i w:val="0"/>
@@ -3495,7 +3686,7 @@
         <w:sz w:val="24"/>
         <w:szCs w:val="24"/>
         <w:u w:val="none" w:color="000000"/>
-        <w:bdr w:val="none" w:sz="0" w:space="0" w:color="auto"/>
+        <w:bdr w:val="none" w:color="auto" w:sz="0" w:space="0"/>
         <w:shd w:val="clear" w:color="auto" w:fill="auto"/>
         <w:vertAlign w:val="baseline"/>
       </w:rPr>
@@ -3509,7 +3700,7 @@
         <w:ind w:left="3960"/>
       </w:pPr>
       <w:rPr>
-        <w:rFonts w:ascii="Calibri" w:eastAsia="Calibri" w:hAnsi="Calibri" w:cs="Calibri"/>
+        <w:rFonts w:ascii="Calibri" w:hAnsi="Calibri" w:eastAsia="Calibri" w:cs="Calibri"/>
         <w:b/>
         <w:bCs/>
         <w:i w:val="0"/>
@@ -3519,7 +3710,7 @@
         <w:sz w:val="24"/>
         <w:szCs w:val="24"/>
         <w:u w:val="none" w:color="000000"/>
-        <w:bdr w:val="none" w:sz="0" w:space="0" w:color="auto"/>
+        <w:bdr w:val="none" w:color="auto" w:sz="0" w:space="0"/>
         <w:shd w:val="clear" w:color="auto" w:fill="auto"/>
         <w:vertAlign w:val="baseline"/>
       </w:rPr>
@@ -3533,7 +3724,7 @@
         <w:ind w:left="4680"/>
       </w:pPr>
       <w:rPr>
-        <w:rFonts w:ascii="Calibri" w:eastAsia="Calibri" w:hAnsi="Calibri" w:cs="Calibri"/>
+        <w:rFonts w:ascii="Calibri" w:hAnsi="Calibri" w:eastAsia="Calibri" w:cs="Calibri"/>
         <w:b/>
         <w:bCs/>
         <w:i w:val="0"/>
@@ -3543,7 +3734,7 @@
         <w:sz w:val="24"/>
         <w:szCs w:val="24"/>
         <w:u w:val="none" w:color="000000"/>
-        <w:bdr w:val="none" w:sz="0" w:space="0" w:color="auto"/>
+        <w:bdr w:val="none" w:color="auto" w:sz="0" w:space="0"/>
         <w:shd w:val="clear" w:color="auto" w:fill="auto"/>
         <w:vertAlign w:val="baseline"/>
       </w:rPr>
@@ -3557,7 +3748,7 @@
         <w:ind w:left="5400"/>
       </w:pPr>
       <w:rPr>
-        <w:rFonts w:ascii="Calibri" w:eastAsia="Calibri" w:hAnsi="Calibri" w:cs="Calibri"/>
+        <w:rFonts w:ascii="Calibri" w:hAnsi="Calibri" w:eastAsia="Calibri" w:cs="Calibri"/>
         <w:b/>
         <w:bCs/>
         <w:i w:val="0"/>
@@ -3567,7 +3758,7 @@
         <w:sz w:val="24"/>
         <w:szCs w:val="24"/>
         <w:u w:val="none" w:color="000000"/>
-        <w:bdr w:val="none" w:sz="0" w:space="0" w:color="auto"/>
+        <w:bdr w:val="none" w:color="auto" w:sz="0" w:space="0"/>
         <w:shd w:val="clear" w:color="auto" w:fill="auto"/>
         <w:vertAlign w:val="baseline"/>
       </w:rPr>
@@ -3581,7 +3772,7 @@
         <w:ind w:left="6120"/>
       </w:pPr>
       <w:rPr>
-        <w:rFonts w:ascii="Calibri" w:eastAsia="Calibri" w:hAnsi="Calibri" w:cs="Calibri"/>
+        <w:rFonts w:ascii="Calibri" w:hAnsi="Calibri" w:eastAsia="Calibri" w:cs="Calibri"/>
         <w:b/>
         <w:bCs/>
         <w:i w:val="0"/>
@@ -3591,7 +3782,7 @@
         <w:sz w:val="24"/>
         <w:szCs w:val="24"/>
         <w:u w:val="none" w:color="000000"/>
-        <w:bdr w:val="none" w:sz="0" w:space="0" w:color="auto"/>
+        <w:bdr w:val="none" w:color="auto" w:sz="0" w:space="0"/>
         <w:shd w:val="clear" w:color="auto" w:fill="auto"/>
         <w:vertAlign w:val="baseline"/>
       </w:rPr>
@@ -3610,7 +3801,7 @@
         <w:ind w:left="253"/>
       </w:pPr>
       <w:rPr>
-        <w:rFonts w:ascii="Calibri" w:eastAsia="Calibri" w:hAnsi="Calibri" w:cs="Calibri"/>
+        <w:rFonts w:ascii="Calibri" w:hAnsi="Calibri" w:eastAsia="Calibri" w:cs="Calibri"/>
         <w:b w:val="0"/>
         <w:i w:val="0"/>
         <w:strike w:val="0"/>
@@ -3619,7 +3810,7 @@
         <w:sz w:val="24"/>
         <w:szCs w:val="24"/>
         <w:u w:val="none" w:color="000000"/>
-        <w:bdr w:val="none" w:sz="0" w:space="0" w:color="auto"/>
+        <w:bdr w:val="none" w:color="auto" w:sz="0" w:space="0"/>
         <w:shd w:val="clear" w:color="auto" w:fill="auto"/>
         <w:vertAlign w:val="baseline"/>
       </w:rPr>
@@ -3633,7 +3824,7 @@
         <w:ind w:left="1080"/>
       </w:pPr>
       <w:rPr>
-        <w:rFonts w:ascii="Calibri" w:eastAsia="Calibri" w:hAnsi="Calibri" w:cs="Calibri"/>
+        <w:rFonts w:ascii="Calibri" w:hAnsi="Calibri" w:eastAsia="Calibri" w:cs="Calibri"/>
         <w:b w:val="0"/>
         <w:i w:val="0"/>
         <w:strike w:val="0"/>
@@ -3642,7 +3833,7 @@
         <w:sz w:val="24"/>
         <w:szCs w:val="24"/>
         <w:u w:val="none" w:color="000000"/>
-        <w:bdr w:val="none" w:sz="0" w:space="0" w:color="auto"/>
+        <w:bdr w:val="none" w:color="auto" w:sz="0" w:space="0"/>
         <w:shd w:val="clear" w:color="auto" w:fill="auto"/>
         <w:vertAlign w:val="baseline"/>
       </w:rPr>
@@ -3656,7 +3847,7 @@
         <w:ind w:left="1800"/>
       </w:pPr>
       <w:rPr>
-        <w:rFonts w:ascii="Calibri" w:eastAsia="Calibri" w:hAnsi="Calibri" w:cs="Calibri"/>
+        <w:rFonts w:ascii="Calibri" w:hAnsi="Calibri" w:eastAsia="Calibri" w:cs="Calibri"/>
         <w:b w:val="0"/>
         <w:i w:val="0"/>
         <w:strike w:val="0"/>
@@ -3665,7 +3856,7 @@
         <w:sz w:val="24"/>
         <w:szCs w:val="24"/>
         <w:u w:val="none" w:color="000000"/>
-        <w:bdr w:val="none" w:sz="0" w:space="0" w:color="auto"/>
+        <w:bdr w:val="none" w:color="auto" w:sz="0" w:space="0"/>
         <w:shd w:val="clear" w:color="auto" w:fill="auto"/>
         <w:vertAlign w:val="baseline"/>
       </w:rPr>
@@ -3679,7 +3870,7 @@
         <w:ind w:left="2520"/>
       </w:pPr>
       <w:rPr>
-        <w:rFonts w:ascii="Calibri" w:eastAsia="Calibri" w:hAnsi="Calibri" w:cs="Calibri"/>
+        <w:rFonts w:ascii="Calibri" w:hAnsi="Calibri" w:eastAsia="Calibri" w:cs="Calibri"/>
         <w:b w:val="0"/>
         <w:i w:val="0"/>
         <w:strike w:val="0"/>
@@ -3688,7 +3879,7 @@
         <w:sz w:val="24"/>
         <w:szCs w:val="24"/>
         <w:u w:val="none" w:color="000000"/>
-        <w:bdr w:val="none" w:sz="0" w:space="0" w:color="auto"/>
+        <w:bdr w:val="none" w:color="auto" w:sz="0" w:space="0"/>
         <w:shd w:val="clear" w:color="auto" w:fill="auto"/>
         <w:vertAlign w:val="baseline"/>
       </w:rPr>
@@ -3702,7 +3893,7 @@
         <w:ind w:left="3240"/>
       </w:pPr>
       <w:rPr>
-        <w:rFonts w:ascii="Calibri" w:eastAsia="Calibri" w:hAnsi="Calibri" w:cs="Calibri"/>
+        <w:rFonts w:ascii="Calibri" w:hAnsi="Calibri" w:eastAsia="Calibri" w:cs="Calibri"/>
         <w:b w:val="0"/>
         <w:i w:val="0"/>
         <w:strike w:val="0"/>
@@ -3711,7 +3902,7 @@
         <w:sz w:val="24"/>
         <w:szCs w:val="24"/>
         <w:u w:val="none" w:color="000000"/>
-        <w:bdr w:val="none" w:sz="0" w:space="0" w:color="auto"/>
+        <w:bdr w:val="none" w:color="auto" w:sz="0" w:space="0"/>
         <w:shd w:val="clear" w:color="auto" w:fill="auto"/>
         <w:vertAlign w:val="baseline"/>
       </w:rPr>
@@ -3725,7 +3916,7 @@
         <w:ind w:left="3960"/>
       </w:pPr>
       <w:rPr>
-        <w:rFonts w:ascii="Calibri" w:eastAsia="Calibri" w:hAnsi="Calibri" w:cs="Calibri"/>
+        <w:rFonts w:ascii="Calibri" w:hAnsi="Calibri" w:eastAsia="Calibri" w:cs="Calibri"/>
         <w:b w:val="0"/>
         <w:i w:val="0"/>
         <w:strike w:val="0"/>
@@ -3734,7 +3925,7 @@
         <w:sz w:val="24"/>
         <w:szCs w:val="24"/>
         <w:u w:val="none" w:color="000000"/>
-        <w:bdr w:val="none" w:sz="0" w:space="0" w:color="auto"/>
+        <w:bdr w:val="none" w:color="auto" w:sz="0" w:space="0"/>
         <w:shd w:val="clear" w:color="auto" w:fill="auto"/>
         <w:vertAlign w:val="baseline"/>
       </w:rPr>
@@ -3748,7 +3939,7 @@
         <w:ind w:left="4680"/>
       </w:pPr>
       <w:rPr>
-        <w:rFonts w:ascii="Calibri" w:eastAsia="Calibri" w:hAnsi="Calibri" w:cs="Calibri"/>
+        <w:rFonts w:ascii="Calibri" w:hAnsi="Calibri" w:eastAsia="Calibri" w:cs="Calibri"/>
         <w:b w:val="0"/>
         <w:i w:val="0"/>
         <w:strike w:val="0"/>
@@ -3757,7 +3948,7 @@
         <w:sz w:val="24"/>
         <w:szCs w:val="24"/>
         <w:u w:val="none" w:color="000000"/>
-        <w:bdr w:val="none" w:sz="0" w:space="0" w:color="auto"/>
+        <w:bdr w:val="none" w:color="auto" w:sz="0" w:space="0"/>
         <w:shd w:val="clear" w:color="auto" w:fill="auto"/>
         <w:vertAlign w:val="baseline"/>
       </w:rPr>
@@ -3771,7 +3962,7 @@
         <w:ind w:left="5400"/>
       </w:pPr>
       <w:rPr>
-        <w:rFonts w:ascii="Calibri" w:eastAsia="Calibri" w:hAnsi="Calibri" w:cs="Calibri"/>
+        <w:rFonts w:ascii="Calibri" w:hAnsi="Calibri" w:eastAsia="Calibri" w:cs="Calibri"/>
         <w:b w:val="0"/>
         <w:i w:val="0"/>
         <w:strike w:val="0"/>
@@ -3780,7 +3971,7 @@
         <w:sz w:val="24"/>
         <w:szCs w:val="24"/>
         <w:u w:val="none" w:color="000000"/>
-        <w:bdr w:val="none" w:sz="0" w:space="0" w:color="auto"/>
+        <w:bdr w:val="none" w:color="auto" w:sz="0" w:space="0"/>
         <w:shd w:val="clear" w:color="auto" w:fill="auto"/>
         <w:vertAlign w:val="baseline"/>
       </w:rPr>
@@ -3794,7 +3985,7 @@
         <w:ind w:left="6120"/>
       </w:pPr>
       <w:rPr>
-        <w:rFonts w:ascii="Calibri" w:eastAsia="Calibri" w:hAnsi="Calibri" w:cs="Calibri"/>
+        <w:rFonts w:ascii="Calibri" w:hAnsi="Calibri" w:eastAsia="Calibri" w:cs="Calibri"/>
         <w:b w:val="0"/>
         <w:i w:val="0"/>
         <w:strike w:val="0"/>
@@ -3803,7 +3994,7 @@
         <w:sz w:val="24"/>
         <w:szCs w:val="24"/>
         <w:u w:val="none" w:color="000000"/>
-        <w:bdr w:val="none" w:sz="0" w:space="0" w:color="auto"/>
+        <w:bdr w:val="none" w:color="auto" w:sz="0" w:space="0"/>
         <w:shd w:val="clear" w:color="auto" w:fill="auto"/>
         <w:vertAlign w:val="baseline"/>
       </w:rPr>
@@ -3908,16 +4099,16 @@
         <w:ind w:left="1068" w:hanging="360"/>
       </w:pPr>
       <w:rPr>
-        <w:rFonts w:ascii="Calibri" w:eastAsia="Calibri" w:hAnsi="Calibri" w:cs="Calibri"/>
-        <w:b w:val="0"/>
-        <w:i w:val="0"/>
-        <w:strike w:val="0"/>
-        <w:dstrike w:val="0"/>
-        <w:color w:val="000000"/>
-        <w:sz w:val="22"/>
-        <w:szCs w:val="22"/>
-        <w:u w:val="none" w:color="000000"/>
-        <w:bdr w:val="none" w:sz="0" w:space="0" w:color="auto"/>
+        <w:rFonts w:ascii="Calibri" w:hAnsi="Calibri" w:eastAsia="Calibri" w:cs="Calibri"/>
+        <w:b w:val="0"/>
+        <w:i w:val="0"/>
+        <w:strike w:val="0"/>
+        <w:dstrike w:val="0"/>
+        <w:color w:val="000000"/>
+        <w:sz w:val="22"/>
+        <w:szCs w:val="22"/>
+        <w:u w:val="none" w:color="000000"/>
+        <w:bdr w:val="none" w:color="auto" w:sz="0" w:space="0"/>
         <w:shd w:val="clear" w:color="auto" w:fill="auto"/>
         <w:vertAlign w:val="baseline"/>
       </w:rPr>
@@ -4180,16 +4371,16 @@
         <w:ind w:left="1068" w:hanging="360"/>
       </w:pPr>
       <w:rPr>
-        <w:rFonts w:ascii="Calibri" w:eastAsia="Calibri" w:hAnsi="Calibri" w:cs="Calibri"/>
-        <w:b w:val="0"/>
-        <w:i w:val="0"/>
-        <w:strike w:val="0"/>
-        <w:dstrike w:val="0"/>
-        <w:color w:val="000000"/>
-        <w:sz w:val="22"/>
-        <w:szCs w:val="22"/>
-        <w:u w:val="none" w:color="000000"/>
-        <w:bdr w:val="none" w:sz="0" w:space="0" w:color="auto"/>
+        <w:rFonts w:ascii="Calibri" w:hAnsi="Calibri" w:eastAsia="Calibri" w:cs="Calibri"/>
+        <w:b w:val="0"/>
+        <w:i w:val="0"/>
+        <w:strike w:val="0"/>
+        <w:dstrike w:val="0"/>
+        <w:color w:val="000000"/>
+        <w:sz w:val="22"/>
+        <w:szCs w:val="22"/>
+        <w:u w:val="none" w:color="000000"/>
+        <w:bdr w:val="none" w:color="auto" w:sz="0" w:space="0"/>
         <w:shd w:val="clear" w:color="auto" w:fill="auto"/>
         <w:vertAlign w:val="baseline"/>
       </w:rPr>
@@ -4452,16 +4643,16 @@
         <w:ind w:left="167"/>
       </w:pPr>
       <w:rPr>
-        <w:rFonts w:ascii="Calibri" w:eastAsia="Calibri" w:hAnsi="Calibri" w:cs="Calibri"/>
-        <w:b w:val="0"/>
-        <w:i w:val="0"/>
-        <w:strike w:val="0"/>
-        <w:dstrike w:val="0"/>
-        <w:color w:val="000000"/>
-        <w:sz w:val="22"/>
-        <w:szCs w:val="22"/>
-        <w:u w:val="none" w:color="000000"/>
-        <w:bdr w:val="none" w:sz="0" w:space="0" w:color="auto"/>
+        <w:rFonts w:ascii="Calibri" w:hAnsi="Calibri" w:eastAsia="Calibri" w:cs="Calibri"/>
+        <w:b w:val="0"/>
+        <w:i w:val="0"/>
+        <w:strike w:val="0"/>
+        <w:dstrike w:val="0"/>
+        <w:color w:val="000000"/>
+        <w:sz w:val="22"/>
+        <w:szCs w:val="22"/>
+        <w:u w:val="none" w:color="000000"/>
+        <w:bdr w:val="none" w:color="auto" w:sz="0" w:space="0"/>
         <w:shd w:val="clear" w:color="auto" w:fill="auto"/>
         <w:vertAlign w:val="baseline"/>
       </w:rPr>
@@ -4475,16 +4666,16 @@
         <w:ind w:left="1080"/>
       </w:pPr>
       <w:rPr>
-        <w:rFonts w:ascii="Calibri" w:eastAsia="Calibri" w:hAnsi="Calibri" w:cs="Calibri"/>
-        <w:b w:val="0"/>
-        <w:i w:val="0"/>
-        <w:strike w:val="0"/>
-        <w:dstrike w:val="0"/>
-        <w:color w:val="000000"/>
-        <w:sz w:val="22"/>
-        <w:szCs w:val="22"/>
-        <w:u w:val="none" w:color="000000"/>
-        <w:bdr w:val="none" w:sz="0" w:space="0" w:color="auto"/>
+        <w:rFonts w:ascii="Calibri" w:hAnsi="Calibri" w:eastAsia="Calibri" w:cs="Calibri"/>
+        <w:b w:val="0"/>
+        <w:i w:val="0"/>
+        <w:strike w:val="0"/>
+        <w:dstrike w:val="0"/>
+        <w:color w:val="000000"/>
+        <w:sz w:val="22"/>
+        <w:szCs w:val="22"/>
+        <w:u w:val="none" w:color="000000"/>
+        <w:bdr w:val="none" w:color="auto" w:sz="0" w:space="0"/>
         <w:shd w:val="clear" w:color="auto" w:fill="auto"/>
         <w:vertAlign w:val="baseline"/>
       </w:rPr>
@@ -4498,16 +4689,16 @@
         <w:ind w:left="1800"/>
       </w:pPr>
       <w:rPr>
-        <w:rFonts w:ascii="Calibri" w:eastAsia="Calibri" w:hAnsi="Calibri" w:cs="Calibri"/>
-        <w:b w:val="0"/>
-        <w:i w:val="0"/>
-        <w:strike w:val="0"/>
-        <w:dstrike w:val="0"/>
-        <w:color w:val="000000"/>
-        <w:sz w:val="22"/>
-        <w:szCs w:val="22"/>
-        <w:u w:val="none" w:color="000000"/>
-        <w:bdr w:val="none" w:sz="0" w:space="0" w:color="auto"/>
+        <w:rFonts w:ascii="Calibri" w:hAnsi="Calibri" w:eastAsia="Calibri" w:cs="Calibri"/>
+        <w:b w:val="0"/>
+        <w:i w:val="0"/>
+        <w:strike w:val="0"/>
+        <w:dstrike w:val="0"/>
+        <w:color w:val="000000"/>
+        <w:sz w:val="22"/>
+        <w:szCs w:val="22"/>
+        <w:u w:val="none" w:color="000000"/>
+        <w:bdr w:val="none" w:color="auto" w:sz="0" w:space="0"/>
         <w:shd w:val="clear" w:color="auto" w:fill="auto"/>
         <w:vertAlign w:val="baseline"/>
       </w:rPr>
@@ -4521,16 +4712,16 @@
         <w:ind w:left="2520"/>
       </w:pPr>
       <w:rPr>
-        <w:rFonts w:ascii="Calibri" w:eastAsia="Calibri" w:hAnsi="Calibri" w:cs="Calibri"/>
-        <w:b w:val="0"/>
-        <w:i w:val="0"/>
-        <w:strike w:val="0"/>
-        <w:dstrike w:val="0"/>
-        <w:color w:val="000000"/>
-        <w:sz w:val="22"/>
-        <w:szCs w:val="22"/>
-        <w:u w:val="none" w:color="000000"/>
-        <w:bdr w:val="none" w:sz="0" w:space="0" w:color="auto"/>
+        <w:rFonts w:ascii="Calibri" w:hAnsi="Calibri" w:eastAsia="Calibri" w:cs="Calibri"/>
+        <w:b w:val="0"/>
+        <w:i w:val="0"/>
+        <w:strike w:val="0"/>
+        <w:dstrike w:val="0"/>
+        <w:color w:val="000000"/>
+        <w:sz w:val="22"/>
+        <w:szCs w:val="22"/>
+        <w:u w:val="none" w:color="000000"/>
+        <w:bdr w:val="none" w:color="auto" w:sz="0" w:space="0"/>
         <w:shd w:val="clear" w:color="auto" w:fill="auto"/>
         <w:vertAlign w:val="baseline"/>
       </w:rPr>
@@ -4544,16 +4735,16 @@
         <w:ind w:left="3240"/>
       </w:pPr>
       <w:rPr>
-        <w:rFonts w:ascii="Calibri" w:eastAsia="Calibri" w:hAnsi="Calibri" w:cs="Calibri"/>
-        <w:b w:val="0"/>
-        <w:i w:val="0"/>
-        <w:strike w:val="0"/>
-        <w:dstrike w:val="0"/>
-        <w:color w:val="000000"/>
-        <w:sz w:val="22"/>
-        <w:szCs w:val="22"/>
-        <w:u w:val="none" w:color="000000"/>
-        <w:bdr w:val="none" w:sz="0" w:space="0" w:color="auto"/>
+        <w:rFonts w:ascii="Calibri" w:hAnsi="Calibri" w:eastAsia="Calibri" w:cs="Calibri"/>
+        <w:b w:val="0"/>
+        <w:i w:val="0"/>
+        <w:strike w:val="0"/>
+        <w:dstrike w:val="0"/>
+        <w:color w:val="000000"/>
+        <w:sz w:val="22"/>
+        <w:szCs w:val="22"/>
+        <w:u w:val="none" w:color="000000"/>
+        <w:bdr w:val="none" w:color="auto" w:sz="0" w:space="0"/>
         <w:shd w:val="clear" w:color="auto" w:fill="auto"/>
         <w:vertAlign w:val="baseline"/>
       </w:rPr>
@@ -4567,16 +4758,16 @@
         <w:ind w:left="3960"/>
       </w:pPr>
       <w:rPr>
-        <w:rFonts w:ascii="Calibri" w:eastAsia="Calibri" w:hAnsi="Calibri" w:cs="Calibri"/>
-        <w:b w:val="0"/>
-        <w:i w:val="0"/>
-        <w:strike w:val="0"/>
-        <w:dstrike w:val="0"/>
-        <w:color w:val="000000"/>
-        <w:sz w:val="22"/>
-        <w:szCs w:val="22"/>
-        <w:u w:val="none" w:color="000000"/>
-        <w:bdr w:val="none" w:sz="0" w:space="0" w:color="auto"/>
+        <w:rFonts w:ascii="Calibri" w:hAnsi="Calibri" w:eastAsia="Calibri" w:cs="Calibri"/>
+        <w:b w:val="0"/>
+        <w:i w:val="0"/>
+        <w:strike w:val="0"/>
+        <w:dstrike w:val="0"/>
+        <w:color w:val="000000"/>
+        <w:sz w:val="22"/>
+        <w:szCs w:val="22"/>
+        <w:u w:val="none" w:color="000000"/>
+        <w:bdr w:val="none" w:color="auto" w:sz="0" w:space="0"/>
         <w:shd w:val="clear" w:color="auto" w:fill="auto"/>
         <w:vertAlign w:val="baseline"/>
       </w:rPr>
@@ -4590,16 +4781,16 @@
         <w:ind w:left="4680"/>
       </w:pPr>
       <w:rPr>
-        <w:rFonts w:ascii="Calibri" w:eastAsia="Calibri" w:hAnsi="Calibri" w:cs="Calibri"/>
-        <w:b w:val="0"/>
-        <w:i w:val="0"/>
-        <w:strike w:val="0"/>
-        <w:dstrike w:val="0"/>
-        <w:color w:val="000000"/>
-        <w:sz w:val="22"/>
-        <w:szCs w:val="22"/>
-        <w:u w:val="none" w:color="000000"/>
-        <w:bdr w:val="none" w:sz="0" w:space="0" w:color="auto"/>
+        <w:rFonts w:ascii="Calibri" w:hAnsi="Calibri" w:eastAsia="Calibri" w:cs="Calibri"/>
+        <w:b w:val="0"/>
+        <w:i w:val="0"/>
+        <w:strike w:val="0"/>
+        <w:dstrike w:val="0"/>
+        <w:color w:val="000000"/>
+        <w:sz w:val="22"/>
+        <w:szCs w:val="22"/>
+        <w:u w:val="none" w:color="000000"/>
+        <w:bdr w:val="none" w:color="auto" w:sz="0" w:space="0"/>
         <w:shd w:val="clear" w:color="auto" w:fill="auto"/>
         <w:vertAlign w:val="baseline"/>
       </w:rPr>
@@ -4613,16 +4804,16 @@
         <w:ind w:left="5400"/>
       </w:pPr>
       <w:rPr>
-        <w:rFonts w:ascii="Calibri" w:eastAsia="Calibri" w:hAnsi="Calibri" w:cs="Calibri"/>
-        <w:b w:val="0"/>
-        <w:i w:val="0"/>
-        <w:strike w:val="0"/>
-        <w:dstrike w:val="0"/>
-        <w:color w:val="000000"/>
-        <w:sz w:val="22"/>
-        <w:szCs w:val="22"/>
-        <w:u w:val="none" w:color="000000"/>
-        <w:bdr w:val="none" w:sz="0" w:space="0" w:color="auto"/>
+        <w:rFonts w:ascii="Calibri" w:hAnsi="Calibri" w:eastAsia="Calibri" w:cs="Calibri"/>
+        <w:b w:val="0"/>
+        <w:i w:val="0"/>
+        <w:strike w:val="0"/>
+        <w:dstrike w:val="0"/>
+        <w:color w:val="000000"/>
+        <w:sz w:val="22"/>
+        <w:szCs w:val="22"/>
+        <w:u w:val="none" w:color="000000"/>
+        <w:bdr w:val="none" w:color="auto" w:sz="0" w:space="0"/>
         <w:shd w:val="clear" w:color="auto" w:fill="auto"/>
         <w:vertAlign w:val="baseline"/>
       </w:rPr>
@@ -4636,16 +4827,16 @@
         <w:ind w:left="6120"/>
       </w:pPr>
       <w:rPr>
-        <w:rFonts w:ascii="Calibri" w:eastAsia="Calibri" w:hAnsi="Calibri" w:cs="Calibri"/>
-        <w:b w:val="0"/>
-        <w:i w:val="0"/>
-        <w:strike w:val="0"/>
-        <w:dstrike w:val="0"/>
-        <w:color w:val="000000"/>
-        <w:sz w:val="22"/>
-        <w:szCs w:val="22"/>
-        <w:u w:val="none" w:color="000000"/>
-        <w:bdr w:val="none" w:sz="0" w:space="0" w:color="auto"/>
+        <w:rFonts w:ascii="Calibri" w:hAnsi="Calibri" w:eastAsia="Calibri" w:cs="Calibri"/>
+        <w:b w:val="0"/>
+        <w:i w:val="0"/>
+        <w:strike w:val="0"/>
+        <w:dstrike w:val="0"/>
+        <w:color w:val="000000"/>
+        <w:sz w:val="22"/>
+        <w:szCs w:val="22"/>
+        <w:u w:val="none" w:color="000000"/>
+        <w:bdr w:val="none" w:color="auto" w:sz="0" w:space="0"/>
         <w:shd w:val="clear" w:color="auto" w:fill="auto"/>
         <w:vertAlign w:val="baseline"/>
       </w:rPr>
@@ -4664,16 +4855,16 @@
         <w:ind w:left="232"/>
       </w:pPr>
       <w:rPr>
-        <w:rFonts w:ascii="Calibri" w:eastAsia="Calibri" w:hAnsi="Calibri" w:cs="Calibri"/>
-        <w:b w:val="0"/>
-        <w:i w:val="0"/>
-        <w:strike w:val="0"/>
-        <w:dstrike w:val="0"/>
-        <w:color w:val="000000"/>
-        <w:sz w:val="22"/>
-        <w:szCs w:val="22"/>
-        <w:u w:val="none" w:color="000000"/>
-        <w:bdr w:val="none" w:sz="0" w:space="0" w:color="auto"/>
+        <w:rFonts w:ascii="Calibri" w:hAnsi="Calibri" w:eastAsia="Calibri" w:cs="Calibri"/>
+        <w:b w:val="0"/>
+        <w:i w:val="0"/>
+        <w:strike w:val="0"/>
+        <w:dstrike w:val="0"/>
+        <w:color w:val="000000"/>
+        <w:sz w:val="22"/>
+        <w:szCs w:val="22"/>
+        <w:u w:val="none" w:color="000000"/>
+        <w:bdr w:val="none" w:color="auto" w:sz="0" w:space="0"/>
         <w:shd w:val="clear" w:color="auto" w:fill="auto"/>
         <w:vertAlign w:val="baseline"/>
       </w:rPr>
@@ -4687,16 +4878,16 @@
         <w:ind w:left="1080"/>
       </w:pPr>
       <w:rPr>
-        <w:rFonts w:ascii="Calibri" w:eastAsia="Calibri" w:hAnsi="Calibri" w:cs="Calibri"/>
-        <w:b w:val="0"/>
-        <w:i w:val="0"/>
-        <w:strike w:val="0"/>
-        <w:dstrike w:val="0"/>
-        <w:color w:val="000000"/>
-        <w:sz w:val="22"/>
-        <w:szCs w:val="22"/>
-        <w:u w:val="none" w:color="000000"/>
-        <w:bdr w:val="none" w:sz="0" w:space="0" w:color="auto"/>
+        <w:rFonts w:ascii="Calibri" w:hAnsi="Calibri" w:eastAsia="Calibri" w:cs="Calibri"/>
+        <w:b w:val="0"/>
+        <w:i w:val="0"/>
+        <w:strike w:val="0"/>
+        <w:dstrike w:val="0"/>
+        <w:color w:val="000000"/>
+        <w:sz w:val="22"/>
+        <w:szCs w:val="22"/>
+        <w:u w:val="none" w:color="000000"/>
+        <w:bdr w:val="none" w:color="auto" w:sz="0" w:space="0"/>
         <w:shd w:val="clear" w:color="auto" w:fill="auto"/>
         <w:vertAlign w:val="baseline"/>
       </w:rPr>
@@ -4710,16 +4901,16 @@
         <w:ind w:left="1800"/>
       </w:pPr>
       <w:rPr>
-        <w:rFonts w:ascii="Calibri" w:eastAsia="Calibri" w:hAnsi="Calibri" w:cs="Calibri"/>
-        <w:b w:val="0"/>
-        <w:i w:val="0"/>
-        <w:strike w:val="0"/>
-        <w:dstrike w:val="0"/>
-        <w:color w:val="000000"/>
-        <w:sz w:val="22"/>
-        <w:szCs w:val="22"/>
-        <w:u w:val="none" w:color="000000"/>
-        <w:bdr w:val="none" w:sz="0" w:space="0" w:color="auto"/>
+        <w:rFonts w:ascii="Calibri" w:hAnsi="Calibri" w:eastAsia="Calibri" w:cs="Calibri"/>
+        <w:b w:val="0"/>
+        <w:i w:val="0"/>
+        <w:strike w:val="0"/>
+        <w:dstrike w:val="0"/>
+        <w:color w:val="000000"/>
+        <w:sz w:val="22"/>
+        <w:szCs w:val="22"/>
+        <w:u w:val="none" w:color="000000"/>
+        <w:bdr w:val="none" w:color="auto" w:sz="0" w:space="0"/>
         <w:shd w:val="clear" w:color="auto" w:fill="auto"/>
         <w:vertAlign w:val="baseline"/>
       </w:rPr>
@@ -4733,16 +4924,16 @@
         <w:ind w:left="2520"/>
       </w:pPr>
       <w:rPr>
-        <w:rFonts w:ascii="Calibri" w:eastAsia="Calibri" w:hAnsi="Calibri" w:cs="Calibri"/>
-        <w:b w:val="0"/>
-        <w:i w:val="0"/>
-        <w:strike w:val="0"/>
-        <w:dstrike w:val="0"/>
-        <w:color w:val="000000"/>
-        <w:sz w:val="22"/>
-        <w:szCs w:val="22"/>
-        <w:u w:val="none" w:color="000000"/>
-        <w:bdr w:val="none" w:sz="0" w:space="0" w:color="auto"/>
+        <w:rFonts w:ascii="Calibri" w:hAnsi="Calibri" w:eastAsia="Calibri" w:cs="Calibri"/>
+        <w:b w:val="0"/>
+        <w:i w:val="0"/>
+        <w:strike w:val="0"/>
+        <w:dstrike w:val="0"/>
+        <w:color w:val="000000"/>
+        <w:sz w:val="22"/>
+        <w:szCs w:val="22"/>
+        <w:u w:val="none" w:color="000000"/>
+        <w:bdr w:val="none" w:color="auto" w:sz="0" w:space="0"/>
         <w:shd w:val="clear" w:color="auto" w:fill="auto"/>
         <w:vertAlign w:val="baseline"/>
       </w:rPr>
@@ -4756,16 +4947,16 @@
         <w:ind w:left="3240"/>
       </w:pPr>
       <w:rPr>
-        <w:rFonts w:ascii="Calibri" w:eastAsia="Calibri" w:hAnsi="Calibri" w:cs="Calibri"/>
-        <w:b w:val="0"/>
-        <w:i w:val="0"/>
-        <w:strike w:val="0"/>
-        <w:dstrike w:val="0"/>
-        <w:color w:val="000000"/>
-        <w:sz w:val="22"/>
-        <w:szCs w:val="22"/>
-        <w:u w:val="none" w:color="000000"/>
-        <w:bdr w:val="none" w:sz="0" w:space="0" w:color="auto"/>
+        <w:rFonts w:ascii="Calibri" w:hAnsi="Calibri" w:eastAsia="Calibri" w:cs="Calibri"/>
+        <w:b w:val="0"/>
+        <w:i w:val="0"/>
+        <w:strike w:val="0"/>
+        <w:dstrike w:val="0"/>
+        <w:color w:val="000000"/>
+        <w:sz w:val="22"/>
+        <w:szCs w:val="22"/>
+        <w:u w:val="none" w:color="000000"/>
+        <w:bdr w:val="none" w:color="auto" w:sz="0" w:space="0"/>
         <w:shd w:val="clear" w:color="auto" w:fill="auto"/>
         <w:vertAlign w:val="baseline"/>
       </w:rPr>
@@ -4779,16 +4970,16 @@
         <w:ind w:left="3960"/>
       </w:pPr>
       <w:rPr>
-        <w:rFonts w:ascii="Calibri" w:eastAsia="Calibri" w:hAnsi="Calibri" w:cs="Calibri"/>
-        <w:b w:val="0"/>
-        <w:i w:val="0"/>
-        <w:strike w:val="0"/>
-        <w:dstrike w:val="0"/>
-        <w:color w:val="000000"/>
-        <w:sz w:val="22"/>
-        <w:szCs w:val="22"/>
-        <w:u w:val="none" w:color="000000"/>
-        <w:bdr w:val="none" w:sz="0" w:space="0" w:color="auto"/>
+        <w:rFonts w:ascii="Calibri" w:hAnsi="Calibri" w:eastAsia="Calibri" w:cs="Calibri"/>
+        <w:b w:val="0"/>
+        <w:i w:val="0"/>
+        <w:strike w:val="0"/>
+        <w:dstrike w:val="0"/>
+        <w:color w:val="000000"/>
+        <w:sz w:val="22"/>
+        <w:szCs w:val="22"/>
+        <w:u w:val="none" w:color="000000"/>
+        <w:bdr w:val="none" w:color="auto" w:sz="0" w:space="0"/>
         <w:shd w:val="clear" w:color="auto" w:fill="auto"/>
         <w:vertAlign w:val="baseline"/>
       </w:rPr>
@@ -4802,16 +4993,16 @@
         <w:ind w:left="4680"/>
       </w:pPr>
       <w:rPr>
-        <w:rFonts w:ascii="Calibri" w:eastAsia="Calibri" w:hAnsi="Calibri" w:cs="Calibri"/>
-        <w:b w:val="0"/>
-        <w:i w:val="0"/>
-        <w:strike w:val="0"/>
-        <w:dstrike w:val="0"/>
-        <w:color w:val="000000"/>
-        <w:sz w:val="22"/>
-        <w:szCs w:val="22"/>
-        <w:u w:val="none" w:color="000000"/>
-        <w:bdr w:val="none" w:sz="0" w:space="0" w:color="auto"/>
+        <w:rFonts w:ascii="Calibri" w:hAnsi="Calibri" w:eastAsia="Calibri" w:cs="Calibri"/>
+        <w:b w:val="0"/>
+        <w:i w:val="0"/>
+        <w:strike w:val="0"/>
+        <w:dstrike w:val="0"/>
+        <w:color w:val="000000"/>
+        <w:sz w:val="22"/>
+        <w:szCs w:val="22"/>
+        <w:u w:val="none" w:color="000000"/>
+        <w:bdr w:val="none" w:color="auto" w:sz="0" w:space="0"/>
         <w:shd w:val="clear" w:color="auto" w:fill="auto"/>
         <w:vertAlign w:val="baseline"/>
       </w:rPr>
@@ -4825,16 +5016,16 @@
         <w:ind w:left="5400"/>
       </w:pPr>
       <w:rPr>
-        <w:rFonts w:ascii="Calibri" w:eastAsia="Calibri" w:hAnsi="Calibri" w:cs="Calibri"/>
-        <w:b w:val="0"/>
-        <w:i w:val="0"/>
-        <w:strike w:val="0"/>
-        <w:dstrike w:val="0"/>
-        <w:color w:val="000000"/>
-        <w:sz w:val="22"/>
-        <w:szCs w:val="22"/>
-        <w:u w:val="none" w:color="000000"/>
-        <w:bdr w:val="none" w:sz="0" w:space="0" w:color="auto"/>
+        <w:rFonts w:ascii="Calibri" w:hAnsi="Calibri" w:eastAsia="Calibri" w:cs="Calibri"/>
+        <w:b w:val="0"/>
+        <w:i w:val="0"/>
+        <w:strike w:val="0"/>
+        <w:dstrike w:val="0"/>
+        <w:color w:val="000000"/>
+        <w:sz w:val="22"/>
+        <w:szCs w:val="22"/>
+        <w:u w:val="none" w:color="000000"/>
+        <w:bdr w:val="none" w:color="auto" w:sz="0" w:space="0"/>
         <w:shd w:val="clear" w:color="auto" w:fill="auto"/>
         <w:vertAlign w:val="baseline"/>
       </w:rPr>
@@ -4848,16 +5039,16 @@
         <w:ind w:left="6120"/>
       </w:pPr>
       <w:rPr>
-        <w:rFonts w:ascii="Calibri" w:eastAsia="Calibri" w:hAnsi="Calibri" w:cs="Calibri"/>
-        <w:b w:val="0"/>
-        <w:i w:val="0"/>
-        <w:strike w:val="0"/>
-        <w:dstrike w:val="0"/>
-        <w:color w:val="000000"/>
-        <w:sz w:val="22"/>
-        <w:szCs w:val="22"/>
-        <w:u w:val="none" w:color="000000"/>
-        <w:bdr w:val="none" w:sz="0" w:space="0" w:color="auto"/>
+        <w:rFonts w:ascii="Calibri" w:hAnsi="Calibri" w:eastAsia="Calibri" w:cs="Calibri"/>
+        <w:b w:val="0"/>
+        <w:i w:val="0"/>
+        <w:strike w:val="0"/>
+        <w:dstrike w:val="0"/>
+        <w:color w:val="000000"/>
+        <w:sz w:val="22"/>
+        <w:szCs w:val="22"/>
+        <w:u w:val="none" w:color="000000"/>
+        <w:bdr w:val="none" w:color="auto" w:sz="0" w:space="0"/>
         <w:shd w:val="clear" w:color="auto" w:fill="auto"/>
         <w:vertAlign w:val="baseline"/>
       </w:rPr>
@@ -4876,7 +5067,7 @@
         <w:ind w:left="10"/>
       </w:pPr>
       <w:rPr>
-        <w:rFonts w:ascii="Calibri" w:eastAsia="Calibri" w:hAnsi="Calibri" w:cs="Calibri"/>
+        <w:rFonts w:ascii="Calibri" w:hAnsi="Calibri" w:eastAsia="Calibri" w:cs="Calibri"/>
         <w:b/>
         <w:bCs/>
         <w:i w:val="0"/>
@@ -4886,7 +5077,7 @@
         <w:sz w:val="22"/>
         <w:szCs w:val="22"/>
         <w:u w:val="none" w:color="000000"/>
-        <w:bdr w:val="none" w:sz="0" w:space="0" w:color="auto"/>
+        <w:bdr w:val="none" w:color="auto" w:sz="0" w:space="0"/>
         <w:shd w:val="clear" w:color="auto" w:fill="auto"/>
         <w:vertAlign w:val="baseline"/>
       </w:rPr>
@@ -4900,7 +5091,7 @@
         <w:ind w:left="1080"/>
       </w:pPr>
       <w:rPr>
-        <w:rFonts w:ascii="Calibri" w:eastAsia="Calibri" w:hAnsi="Calibri" w:cs="Calibri"/>
+        <w:rFonts w:ascii="Calibri" w:hAnsi="Calibri" w:eastAsia="Calibri" w:cs="Calibri"/>
         <w:b/>
         <w:bCs/>
         <w:i w:val="0"/>
@@ -4910,7 +5101,7 @@
         <w:sz w:val="22"/>
         <w:szCs w:val="22"/>
         <w:u w:val="none" w:color="000000"/>
-        <w:bdr w:val="none" w:sz="0" w:space="0" w:color="auto"/>
+        <w:bdr w:val="none" w:color="auto" w:sz="0" w:space="0"/>
         <w:shd w:val="clear" w:color="auto" w:fill="auto"/>
         <w:vertAlign w:val="baseline"/>
       </w:rPr>
@@ -4924,7 +5115,7 @@
         <w:ind w:left="1800"/>
       </w:pPr>
       <w:rPr>
-        <w:rFonts w:ascii="Calibri" w:eastAsia="Calibri" w:hAnsi="Calibri" w:cs="Calibri"/>
+        <w:rFonts w:ascii="Calibri" w:hAnsi="Calibri" w:eastAsia="Calibri" w:cs="Calibri"/>
         <w:b/>
         <w:bCs/>
         <w:i w:val="0"/>
@@ -4934,7 +5125,7 @@
         <w:sz w:val="22"/>
         <w:szCs w:val="22"/>
         <w:u w:val="none" w:color="000000"/>
-        <w:bdr w:val="none" w:sz="0" w:space="0" w:color="auto"/>
+        <w:bdr w:val="none" w:color="auto" w:sz="0" w:space="0"/>
         <w:shd w:val="clear" w:color="auto" w:fill="auto"/>
         <w:vertAlign w:val="baseline"/>
       </w:rPr>
@@ -4948,7 +5139,7 @@
         <w:ind w:left="2520"/>
       </w:pPr>
       <w:rPr>
-        <w:rFonts w:ascii="Calibri" w:eastAsia="Calibri" w:hAnsi="Calibri" w:cs="Calibri"/>
+        <w:rFonts w:ascii="Calibri" w:hAnsi="Calibri" w:eastAsia="Calibri" w:cs="Calibri"/>
         <w:b/>
         <w:bCs/>
         <w:i w:val="0"/>
@@ -4958,7 +5149,7 @@
         <w:sz w:val="22"/>
         <w:szCs w:val="22"/>
         <w:u w:val="none" w:color="000000"/>
-        <w:bdr w:val="none" w:sz="0" w:space="0" w:color="auto"/>
+        <w:bdr w:val="none" w:color="auto" w:sz="0" w:space="0"/>
         <w:shd w:val="clear" w:color="auto" w:fill="auto"/>
         <w:vertAlign w:val="baseline"/>
       </w:rPr>
@@ -4972,7 +5163,7 @@
         <w:ind w:left="3240"/>
       </w:pPr>
       <w:rPr>
-        <w:rFonts w:ascii="Calibri" w:eastAsia="Calibri" w:hAnsi="Calibri" w:cs="Calibri"/>
+        <w:rFonts w:ascii="Calibri" w:hAnsi="Calibri" w:eastAsia="Calibri" w:cs="Calibri"/>
         <w:b/>
         <w:bCs/>
         <w:i w:val="0"/>
@@ -4982,7 +5173,7 @@
         <w:sz w:val="22"/>
         <w:szCs w:val="22"/>
         <w:u w:val="none" w:color="000000"/>
-        <w:bdr w:val="none" w:sz="0" w:space="0" w:color="auto"/>
+        <w:bdr w:val="none" w:color="auto" w:sz="0" w:space="0"/>
         <w:shd w:val="clear" w:color="auto" w:fill="auto"/>
         <w:vertAlign w:val="baseline"/>
       </w:rPr>
@@ -4996,7 +5187,7 @@
         <w:ind w:left="3960"/>
       </w:pPr>
       <w:rPr>
-        <w:rFonts w:ascii="Calibri" w:eastAsia="Calibri" w:hAnsi="Calibri" w:cs="Calibri"/>
+        <w:rFonts w:ascii="Calibri" w:hAnsi="Calibri" w:eastAsia="Calibri" w:cs="Calibri"/>
         <w:b/>
         <w:bCs/>
         <w:i w:val="0"/>
@@ -5006,7 +5197,7 @@
         <w:sz w:val="22"/>
         <w:szCs w:val="22"/>
         <w:u w:val="none" w:color="000000"/>
-        <w:bdr w:val="none" w:sz="0" w:space="0" w:color="auto"/>
+        <w:bdr w:val="none" w:color="auto" w:sz="0" w:space="0"/>
         <w:shd w:val="clear" w:color="auto" w:fill="auto"/>
         <w:vertAlign w:val="baseline"/>
       </w:rPr>
@@ -5020,7 +5211,7 @@
         <w:ind w:left="4680"/>
       </w:pPr>
       <w:rPr>
-        <w:rFonts w:ascii="Calibri" w:eastAsia="Calibri" w:hAnsi="Calibri" w:cs="Calibri"/>
+        <w:rFonts w:ascii="Calibri" w:hAnsi="Calibri" w:eastAsia="Calibri" w:cs="Calibri"/>
         <w:b/>
         <w:bCs/>
         <w:i w:val="0"/>
@@ -5030,7 +5221,7 @@
         <w:sz w:val="22"/>
         <w:szCs w:val="22"/>
         <w:u w:val="none" w:color="000000"/>
-        <w:bdr w:val="none" w:sz="0" w:space="0" w:color="auto"/>
+        <w:bdr w:val="none" w:color="auto" w:sz="0" w:space="0"/>
         <w:shd w:val="clear" w:color="auto" w:fill="auto"/>
         <w:vertAlign w:val="baseline"/>
       </w:rPr>
@@ -5044,7 +5235,7 @@
         <w:ind w:left="5400"/>
       </w:pPr>
       <w:rPr>
-        <w:rFonts w:ascii="Calibri" w:eastAsia="Calibri" w:hAnsi="Calibri" w:cs="Calibri"/>
+        <w:rFonts w:ascii="Calibri" w:hAnsi="Calibri" w:eastAsia="Calibri" w:cs="Calibri"/>
         <w:b/>
         <w:bCs/>
         <w:i w:val="0"/>
@@ -5054,7 +5245,7 @@
         <w:sz w:val="22"/>
         <w:szCs w:val="22"/>
         <w:u w:val="none" w:color="000000"/>
-        <w:bdr w:val="none" w:sz="0" w:space="0" w:color="auto"/>
+        <w:bdr w:val="none" w:color="auto" w:sz="0" w:space="0"/>
         <w:shd w:val="clear" w:color="auto" w:fill="auto"/>
         <w:vertAlign w:val="baseline"/>
       </w:rPr>
@@ -5068,7 +5259,7 @@
         <w:ind w:left="6120"/>
       </w:pPr>
       <w:rPr>
-        <w:rFonts w:ascii="Calibri" w:eastAsia="Calibri" w:hAnsi="Calibri" w:cs="Calibri"/>
+        <w:rFonts w:ascii="Calibri" w:hAnsi="Calibri" w:eastAsia="Calibri" w:cs="Calibri"/>
         <w:b/>
         <w:bCs/>
         <w:i w:val="0"/>
@@ -5078,7 +5269,7 @@
         <w:sz w:val="22"/>
         <w:szCs w:val="22"/>
         <w:u w:val="none" w:color="000000"/>
-        <w:bdr w:val="none" w:sz="0" w:space="0" w:color="auto"/>
+        <w:bdr w:val="none" w:color="auto" w:sz="0" w:space="0"/>
         <w:shd w:val="clear" w:color="auto" w:fill="auto"/>
         <w:vertAlign w:val="baseline"/>
       </w:rPr>
@@ -5170,83 +5361,83 @@
       </w:pPr>
     </w:lvl>
   </w:abstractNum>
-  <w:num w:numId="1" w16cid:durableId="496655392">
-    <w:abstractNumId w:val="0"/>
+  <w:num w:numId="1" w16cid:durableId="101154226">
+    <w:abstractNumId w:val="19"/>
   </w:num>
   <w:num w:numId="2" w16cid:durableId="1021050891">
     <w:abstractNumId w:val="14"/>
   </w:num>
-  <w:num w:numId="3" w16cid:durableId="1807577536">
+  <w:num w:numId="3" w16cid:durableId="1465848068">
+    <w:abstractNumId w:val="6"/>
+  </w:num>
+  <w:num w:numId="4" w16cid:durableId="1539665957">
+    <w:abstractNumId w:val="12"/>
+  </w:num>
+  <w:num w:numId="5" w16cid:durableId="1565949620">
+    <w:abstractNumId w:val="4"/>
+  </w:num>
+  <w:num w:numId="6" w16cid:durableId="1645427455">
+    <w:abstractNumId w:val="1"/>
+  </w:num>
+  <w:num w:numId="7" w16cid:durableId="1750997824">
+    <w:abstractNumId w:val="9"/>
+  </w:num>
+  <w:num w:numId="8" w16cid:durableId="1755318410">
+    <w:abstractNumId w:val="16"/>
+  </w:num>
+  <w:num w:numId="9" w16cid:durableId="1787044316">
+    <w:abstractNumId w:val="11"/>
+  </w:num>
+  <w:num w:numId="10" w16cid:durableId="1807577536">
     <w:abstractNumId w:val="13"/>
   </w:num>
-  <w:num w:numId="4" w16cid:durableId="616526858">
-    <w:abstractNumId w:val="7"/>
-  </w:num>
-  <w:num w:numId="5" w16cid:durableId="202135582">
+  <w:num w:numId="11" w16cid:durableId="202135582">
     <w:abstractNumId w:val="22"/>
   </w:num>
-  <w:num w:numId="6" w16cid:durableId="1539665957">
-    <w:abstractNumId w:val="12"/>
-  </w:num>
-  <w:num w:numId="7" w16cid:durableId="1645427455">
-    <w:abstractNumId w:val="1"/>
-  </w:num>
-  <w:num w:numId="8" w16cid:durableId="1465848068">
-    <w:abstractNumId w:val="6"/>
-  </w:num>
-  <w:num w:numId="9" w16cid:durableId="414937788">
-    <w:abstractNumId w:val="23"/>
-  </w:num>
-  <w:num w:numId="10" w16cid:durableId="324289552">
-    <w:abstractNumId w:val="24"/>
-  </w:num>
-  <w:num w:numId="11" w16cid:durableId="1565949620">
-    <w:abstractNumId w:val="4"/>
-  </w:num>
-  <w:num w:numId="12" w16cid:durableId="967781429">
-    <w:abstractNumId w:val="2"/>
-  </w:num>
-  <w:num w:numId="13" w16cid:durableId="856969973">
-    <w:abstractNumId w:val="5"/>
-  </w:num>
-  <w:num w:numId="14" w16cid:durableId="2046716073">
+  <w:num w:numId="12" w16cid:durableId="2046716073">
     <w:abstractNumId w:val="18"/>
   </w:num>
-  <w:num w:numId="15" w16cid:durableId="2102296412">
+  <w:num w:numId="13" w16cid:durableId="2064477734">
+    <w:abstractNumId w:val="25"/>
+  </w:num>
+  <w:num w:numId="14" w16cid:durableId="2102296412">
     <w:abstractNumId w:val="15"/>
   </w:num>
-  <w:num w:numId="16" w16cid:durableId="2114544951">
+  <w:num w:numId="15" w16cid:durableId="2114544951">
     <w:abstractNumId w:val="10"/>
   </w:num>
-  <w:num w:numId="17" w16cid:durableId="101154226">
-    <w:abstractNumId w:val="19"/>
+  <w:num w:numId="16" w16cid:durableId="2137020681">
+    <w:abstractNumId w:val="20"/>
+  </w:num>
+  <w:num w:numId="17" w16cid:durableId="324289552">
+    <w:abstractNumId w:val="24"/>
   </w:num>
   <w:num w:numId="18" w16cid:durableId="337276007">
     <w:abstractNumId w:val="21"/>
   </w:num>
-  <w:num w:numId="19" w16cid:durableId="1787044316">
-    <w:abstractNumId w:val="11"/>
+  <w:num w:numId="19" w16cid:durableId="414937788">
+    <w:abstractNumId w:val="23"/>
   </w:num>
-  <w:num w:numId="20" w16cid:durableId="2137020681">
-    <w:abstractNumId w:val="20"/>
+  <w:num w:numId="20" w16cid:durableId="496655392">
+    <w:abstractNumId w:val="0"/>
   </w:num>
-  <w:num w:numId="21" w16cid:durableId="2064477734">
-    <w:abstractNumId w:val="25"/>
+  <w:num w:numId="21" w16cid:durableId="616526858">
+    <w:abstractNumId w:val="7"/>
   </w:num>
-  <w:num w:numId="22" w16cid:durableId="911037912">
+  <w:num w:numId="22" w16cid:durableId="660616687">
+    <w:abstractNumId w:val="17"/>
+  </w:num>
+  <w:num w:numId="23" w16cid:durableId="751123830">
+    <w:abstractNumId w:val="8"/>
+  </w:num>
+  <w:num w:numId="24" w16cid:durableId="856969973">
+    <w:abstractNumId w:val="5"/>
+  </w:num>
+  <w:num w:numId="25" w16cid:durableId="911037912">
     <w:abstractNumId w:val="3"/>
   </w:num>
-  <w:num w:numId="23" w16cid:durableId="660616687">
-    <w:abstractNumId w:val="17"/>
-  </w:num>
-  <w:num w:numId="24" w16cid:durableId="751123830">
-    <w:abstractNumId w:val="8"/>
-  </w:num>
-  <w:num w:numId="25" w16cid:durableId="1750997824">
-    <w:abstractNumId w:val="9"/>
-  </w:num>
-  <w:num w:numId="26" w16cid:durableId="1755318410">
-    <w:abstractNumId w:val="16"/>
+  <w:num w:numId="26" w16cid:durableId="967781429">
+    <w:abstractNumId w:val="2"/>
   </w:num>
 </w:numbering>
 </file>
@@ -5256,7 +5447,7 @@
   <w:docDefaults>
     <w:rPrDefault>
       <w:rPr>
-        <w:rFonts w:asciiTheme="minorHAnsi" w:eastAsiaTheme="minorEastAsia" w:hAnsiTheme="minorHAnsi" w:cstheme="minorBidi"/>
+        <w:rFonts w:asciiTheme="minorHAnsi" w:hAnsiTheme="minorHAnsi" w:eastAsiaTheme="minorEastAsia" w:cstheme="minorBidi"/>
         <w:kern w:val="2"/>
         <w:sz w:val="24"/>
         <w:szCs w:val="24"/>
@@ -5273,14 +5464,14 @@
   <w:latentStyles w:defLockedState="0" w:defUIPriority="99" w:defSemiHidden="0" w:defUnhideWhenUsed="0" w:defQFormat="0" w:count="376">
     <w:lsdException w:name="Normal" w:uiPriority="0" w:qFormat="1"/>
     <w:lsdException w:name="heading 1" w:uiPriority="9" w:qFormat="1"/>
-    <w:lsdException w:name="heading 2" w:semiHidden="1" w:uiPriority="9" w:unhideWhenUsed="1" w:qFormat="1"/>
-    <w:lsdException w:name="heading 3" w:semiHidden="1" w:uiPriority="9" w:unhideWhenUsed="1" w:qFormat="1"/>
-    <w:lsdException w:name="heading 4" w:semiHidden="1" w:uiPriority="9" w:unhideWhenUsed="1" w:qFormat="1"/>
-    <w:lsdException w:name="heading 5" w:semiHidden="1" w:uiPriority="9" w:unhideWhenUsed="1" w:qFormat="1"/>
-    <w:lsdException w:name="heading 6" w:semiHidden="1" w:uiPriority="9" w:unhideWhenUsed="1" w:qFormat="1"/>
-    <w:lsdException w:name="heading 7" w:semiHidden="1" w:uiPriority="9" w:unhideWhenUsed="1" w:qFormat="1"/>
-    <w:lsdException w:name="heading 8" w:semiHidden="1" w:uiPriority="9" w:unhideWhenUsed="1" w:qFormat="1"/>
-    <w:lsdException w:name="heading 9" w:semiHidden="1" w:uiPriority="9" w:unhideWhenUsed="1" w:qFormat="1"/>
+    <w:lsdException w:name="heading 2" w:uiPriority="9" w:semiHidden="1" w:unhideWhenUsed="1" w:qFormat="1"/>
+    <w:lsdException w:name="heading 3" w:uiPriority="9" w:semiHidden="1" w:unhideWhenUsed="1" w:qFormat="1"/>
+    <w:lsdException w:name="heading 4" w:uiPriority="9" w:semiHidden="1" w:unhideWhenUsed="1" w:qFormat="1"/>
+    <w:lsdException w:name="heading 5" w:uiPriority="9" w:semiHidden="1" w:unhideWhenUsed="1" w:qFormat="1"/>
+    <w:lsdException w:name="heading 6" w:uiPriority="9" w:semiHidden="1" w:unhideWhenUsed="1" w:qFormat="1"/>
+    <w:lsdException w:name="heading 7" w:uiPriority="9" w:semiHidden="1" w:unhideWhenUsed="1" w:qFormat="1"/>
+    <w:lsdException w:name="heading 8" w:uiPriority="9" w:semiHidden="1" w:unhideWhenUsed="1" w:qFormat="1"/>
+    <w:lsdException w:name="heading 9" w:uiPriority="9" w:semiHidden="1" w:unhideWhenUsed="1" w:qFormat="1"/>
     <w:lsdException w:name="index 1" w:semiHidden="1" w:unhideWhenUsed="1"/>
     <w:lsdException w:name="index 2" w:semiHidden="1" w:unhideWhenUsed="1"/>
     <w:lsdException w:name="index 3" w:semiHidden="1" w:unhideWhenUsed="1"/>
@@ -5290,22 +5481,22 @@
     <w:lsdException w:name="index 7" w:semiHidden="1" w:unhideWhenUsed="1"/>
     <w:lsdException w:name="index 8" w:semiHidden="1" w:unhideWhenUsed="1"/>
     <w:lsdException w:name="index 9" w:semiHidden="1" w:unhideWhenUsed="1"/>
-    <w:lsdException w:name="toc 1" w:semiHidden="1" w:uiPriority="39" w:unhideWhenUsed="1"/>
-    <w:lsdException w:name="toc 2" w:semiHidden="1" w:uiPriority="39" w:unhideWhenUsed="1"/>
-    <w:lsdException w:name="toc 3" w:semiHidden="1" w:uiPriority="39" w:unhideWhenUsed="1"/>
-    <w:lsdException w:name="toc 4" w:semiHidden="1" w:uiPriority="39" w:unhideWhenUsed="1"/>
-    <w:lsdException w:name="toc 5" w:semiHidden="1" w:uiPriority="39" w:unhideWhenUsed="1"/>
-    <w:lsdException w:name="toc 6" w:semiHidden="1" w:uiPriority="39" w:unhideWhenUsed="1"/>
-    <w:lsdException w:name="toc 7" w:semiHidden="1" w:uiPriority="39" w:unhideWhenUsed="1"/>
-    <w:lsdException w:name="toc 8" w:semiHidden="1" w:uiPriority="39" w:unhideWhenUsed="1"/>
-    <w:lsdException w:name="toc 9" w:semiHidden="1" w:uiPriority="39" w:unhideWhenUsed="1"/>
+    <w:lsdException w:name="toc 1" w:uiPriority="39" w:semiHidden="1" w:unhideWhenUsed="1"/>
+    <w:lsdException w:name="toc 2" w:uiPriority="39" w:semiHidden="1" w:unhideWhenUsed="1"/>
+    <w:lsdException w:name="toc 3" w:uiPriority="39" w:semiHidden="1" w:unhideWhenUsed="1"/>
+    <w:lsdException w:name="toc 4" w:uiPriority="39" w:semiHidden="1" w:unhideWhenUsed="1"/>
+    <w:lsdException w:name="toc 5" w:uiPriority="39" w:semiHidden="1" w:unhideWhenUsed="1"/>
+    <w:lsdException w:name="toc 6" w:uiPriority="39" w:semiHidden="1" w:unhideWhenUsed="1"/>
+    <w:lsdException w:name="toc 7" w:uiPriority="39" w:semiHidden="1" w:unhideWhenUsed="1"/>
+    <w:lsdException w:name="toc 8" w:uiPriority="39" w:semiHidden="1" w:unhideWhenUsed="1"/>
+    <w:lsdException w:name="toc 9" w:uiPriority="39" w:semiHidden="1" w:unhideWhenUsed="1"/>
     <w:lsdException w:name="Normal Indent" w:semiHidden="1" w:unhideWhenUsed="1"/>
     <w:lsdException w:name="footnote text" w:semiHidden="1" w:unhideWhenUsed="1"/>
     <w:lsdException w:name="annotation text" w:semiHidden="1" w:unhideWhenUsed="1"/>
     <w:lsdException w:name="header" w:semiHidden="1" w:unhideWhenUsed="1"/>
     <w:lsdException w:name="footer" w:semiHidden="1" w:unhideWhenUsed="1"/>
     <w:lsdException w:name="index heading" w:semiHidden="1" w:unhideWhenUsed="1"/>
-    <w:lsdException w:name="caption" w:semiHidden="1" w:uiPriority="35" w:unhideWhenUsed="1" w:qFormat="1"/>
+    <w:lsdException w:name="caption" w:uiPriority="35" w:semiHidden="1" w:unhideWhenUsed="1" w:qFormat="1"/>
     <w:lsdException w:name="table of figures" w:semiHidden="1" w:unhideWhenUsed="1"/>
     <w:lsdException w:name="envelope address" w:semiHidden="1" w:unhideWhenUsed="1"/>
     <w:lsdException w:name="envelope return" w:semiHidden="1" w:unhideWhenUsed="1"/>
@@ -5336,7 +5527,7 @@
     <w:lsdException w:name="Title" w:uiPriority="10" w:qFormat="1"/>
     <w:lsdException w:name="Closing" w:semiHidden="1" w:unhideWhenUsed="1"/>
     <w:lsdException w:name="Signature" w:semiHidden="1" w:unhideWhenUsed="1"/>
-    <w:lsdException w:name="Default Paragraph Font" w:semiHidden="1" w:uiPriority="1" w:unhideWhenUsed="1"/>
+    <w:lsdException w:name="Default Paragraph Font" w:uiPriority="1" w:semiHidden="1" w:unhideWhenUsed="1"/>
     <w:lsdException w:name="Body Text" w:semiHidden="1" w:unhideWhenUsed="1"/>
     <w:lsdException w:name="Body Text Indent" w:semiHidden="1" w:unhideWhenUsed="1"/>
     <w:lsdException w:name="List Continue" w:semiHidden="1" w:unhideWhenUsed="1"/>
@@ -5536,8 +5727,8 @@
     <w:lsdException w:name="Subtle Reference" w:uiPriority="31" w:qFormat="1"/>
     <w:lsdException w:name="Intense Reference" w:uiPriority="32" w:qFormat="1"/>
     <w:lsdException w:name="Book Title" w:uiPriority="33" w:qFormat="1"/>
-    <w:lsdException w:name="Bibliography" w:semiHidden="1" w:uiPriority="37" w:unhideWhenUsed="1"/>
-    <w:lsdException w:name="TOC Heading" w:semiHidden="1" w:uiPriority="39" w:unhideWhenUsed="1" w:qFormat="1"/>
+    <w:lsdException w:name="Bibliography" w:uiPriority="37" w:semiHidden="1" w:unhideWhenUsed="1"/>
+    <w:lsdException w:name="TOC Heading" w:uiPriority="39" w:semiHidden="1" w:unhideWhenUsed="1" w:qFormat="1"/>
     <w:lsdException w:name="Plain Table 1" w:uiPriority="41"/>
     <w:lsdException w:name="Plain Table 2" w:uiPriority="42"/>
     <w:lsdException w:name="Plain Table 3" w:uiPriority="43"/>
@@ -5648,22 +5839,22 @@
     <w:lsdException w:name="Unresolved Mention" w:semiHidden="1" w:unhideWhenUsed="1"/>
     <w:lsdException w:name="Smart Link" w:semiHidden="1" w:unhideWhenUsed="1"/>
   </w:latentStyles>
-  <w:style w:type="paragraph" w:default="1" w:styleId="Normal">
+  <w:style w:type="paragraph" w:styleId="Normal" w:default="1">
     <w:name w:val="Normal"/>
     <w:qFormat/>
     <w:pPr>
       <w:spacing w:line="259" w:lineRule="auto"/>
     </w:pPr>
     <w:rPr>
-      <w:rFonts w:ascii="Calibri" w:eastAsia="Calibri" w:hAnsi="Calibri" w:cs="Calibri"/>
+      <w:rFonts w:ascii="Calibri" w:hAnsi="Calibri" w:eastAsia="Calibri" w:cs="Calibri"/>
       <w:color w:val="000000"/>
       <w:sz w:val="22"/>
     </w:rPr>
   </w:style>
-  <w:style w:type="paragraph" w:styleId="Ttulo1">
+  <w:style w:type="paragraph" w:styleId="Heading1">
     <w:name w:val="heading 1"/>
     <w:next w:val="Normal"/>
-    <w:link w:val="Ttulo1Char"/>
+    <w:link w:val="Heading1Char"/>
     <w:uiPriority w:val="9"/>
     <w:qFormat/>
     <w:pPr>
@@ -5674,18 +5865,18 @@
       <w:outlineLvl w:val="0"/>
     </w:pPr>
     <w:rPr>
-      <w:rFonts w:ascii="Calibri" w:eastAsia="Calibri" w:hAnsi="Calibri" w:cs="Calibri"/>
+      <w:rFonts w:ascii="Calibri" w:hAnsi="Calibri" w:eastAsia="Calibri" w:cs="Calibri"/>
       <w:color w:val="000000"/>
       <w:sz w:val="22"/>
     </w:rPr>
   </w:style>
-  <w:style w:type="character" w:default="1" w:styleId="Fontepargpadro">
+  <w:style w:type="character" w:styleId="DefaultParagraphFont" w:default="1">
     <w:name w:val="Default Paragraph Font"/>
     <w:uiPriority w:val="1"/>
     <w:semiHidden/>
     <w:unhideWhenUsed/>
   </w:style>
-  <w:style w:type="table" w:default="1" w:styleId="Tabelanormal">
+  <w:style w:type="table" w:styleId="TableNormal" w:default="1">
     <w:name w:val="Normal Table"/>
     <w:uiPriority w:val="99"/>
     <w:semiHidden/>
@@ -5700,22 +5891,22 @@
       </w:tblCellMar>
     </w:tblPr>
   </w:style>
-  <w:style w:type="numbering" w:default="1" w:styleId="Semlista">
+  <w:style w:type="numbering" w:styleId="NoList" w:default="1">
     <w:name w:val="No List"/>
     <w:uiPriority w:val="99"/>
     <w:semiHidden/>
     <w:unhideWhenUsed/>
   </w:style>
-  <w:style w:type="character" w:customStyle="1" w:styleId="Ttulo1Char">
-    <w:name w:val="Título 1 Char"/>
-    <w:link w:val="Ttulo1"/>
+  <w:style w:type="character" w:styleId="Heading1Char" w:customStyle="1">
+    <w:name w:val="Heading 1 Char"/>
+    <w:link w:val="Heading1"/>
     <w:rPr>
-      <w:rFonts w:ascii="Calibri" w:eastAsia="Calibri" w:hAnsi="Calibri" w:cs="Calibri"/>
+      <w:rFonts w:ascii="Calibri" w:hAnsi="Calibri" w:eastAsia="Calibri" w:cs="Calibri"/>
       <w:color w:val="000000"/>
       <w:sz w:val="22"/>
     </w:rPr>
   </w:style>
-  <w:style w:type="paragraph" w:styleId="PargrafodaLista">
+  <w:style w:type="paragraph" w:styleId="ListParagraph">
     <w:name w:val="List Paragraph"/>
     <w:basedOn w:val="Normal"/>
     <w:uiPriority w:val="34"/>
@@ -5726,10 +5917,10 @@
       <w:contextualSpacing/>
     </w:pPr>
   </w:style>
-  <w:style w:type="paragraph" w:styleId="Rodap">
+  <w:style w:type="paragraph" w:styleId="Footer">
     <w:name w:val="footer"/>
     <w:basedOn w:val="Normal"/>
-    <w:link w:val="RodapChar"/>
+    <w:link w:val="FooterChar"/>
     <w:uiPriority w:val="99"/>
     <w:unhideWhenUsed/>
     <w:rsid w:val="00F80997"/>
@@ -5741,14 +5932,43 @@
       <w:spacing w:after="0" w:line="240" w:lineRule="auto"/>
     </w:pPr>
   </w:style>
-  <w:style w:type="character" w:customStyle="1" w:styleId="RodapChar">
-    <w:name w:val="Rodapé Char"/>
-    <w:basedOn w:val="Fontepargpadro"/>
-    <w:link w:val="Rodap"/>
+  <w:style w:type="character" w:styleId="FooterChar" w:customStyle="1">
+    <w:name w:val="Footer Char"/>
+    <w:basedOn w:val="DefaultParagraphFont"/>
+    <w:link w:val="Footer"/>
     <w:uiPriority w:val="99"/>
     <w:rsid w:val="00F80997"/>
     <w:rPr>
-      <w:rFonts w:ascii="Calibri" w:eastAsia="Calibri" w:hAnsi="Calibri" w:cs="Calibri"/>
+      <w:rFonts w:ascii="Calibri" w:hAnsi="Calibri" w:eastAsia="Calibri" w:cs="Calibri"/>
+      <w:color w:val="000000"/>
+      <w:sz w:val="22"/>
+    </w:rPr>
+  </w:style>
+  <w:style w:type="paragraph" w:styleId="Header">
+    <w:name w:val="header"/>
+    <w:basedOn w:val="Normal"/>
+    <w:link w:val="HeaderChar"/>
+    <w:uiPriority w:val="99"/>
+    <w:semiHidden/>
+    <w:unhideWhenUsed/>
+    <w:rsid w:val="006C118D"/>
+    <w:pPr>
+      <w:tabs>
+        <w:tab w:val="center" w:pos="4680"/>
+        <w:tab w:val="right" w:pos="9360"/>
+      </w:tabs>
+      <w:spacing w:after="0" w:line="240" w:lineRule="auto"/>
+    </w:pPr>
+  </w:style>
+  <w:style w:type="character" w:styleId="HeaderChar" w:customStyle="1">
+    <w:name w:val="Header Char"/>
+    <w:basedOn w:val="DefaultParagraphFont"/>
+    <w:link w:val="Header"/>
+    <w:uiPriority w:val="99"/>
+    <w:semiHidden/>
+    <w:rsid w:val="006C118D"/>
+    <w:rPr>
+      <w:rFonts w:ascii="Calibri" w:hAnsi="Calibri" w:eastAsia="Calibri" w:cs="Calibri"/>
       <w:color w:val="000000"/>
       <w:sz w:val="22"/>
     </w:rPr>
@@ -5757,7 +5977,7 @@
 </file>
 
 <file path=word/theme/theme1.xml><?xml version="1.0" encoding="utf-8"?>
-<a:theme xmlns:a="http://schemas.openxmlformats.org/drawingml/2006/main" name="Tema do Office">
+<a:theme xmlns:a="http://schemas.openxmlformats.org/drawingml/2006/main" xmlns:thm15="http://schemas.microsoft.com/office/thememl/2012/main" name="Tema do Office">
   <a:themeElements>
     <a:clrScheme name="Office">
       <a:dk1>
@@ -6069,16 +6289,4 @@
     </a:ext>
   </a:extLst>
 </a:theme>
-</file>
-
-<file path=customXml/item1.xml><?xml version="1.0" encoding="utf-8"?>
-<b:Sources xmlns:b="http://schemas.openxmlformats.org/officeDocument/2006/bibliography" xmlns="http://schemas.openxmlformats.org/officeDocument/2006/bibliography" SelectedStyle="\APASixthEditionOfficeOnline.xsl" StyleName="APA" Version="6"/>
-</file>
-
-<file path=customXml/itemProps1.xml><?xml version="1.0" encoding="utf-8"?>
-<ds:datastoreItem xmlns:ds="http://schemas.openxmlformats.org/officeDocument/2006/customXml" ds:itemID="{7E9ECA93-231B-4559-9CD9-D04F26DB72DE}">
-  <ds:schemaRefs>
-    <ds:schemaRef ds:uri="http://schemas.openxmlformats.org/officeDocument/2006/bibliography"/>
-  </ds:schemaRefs>
-</ds:datastoreItem>
 </file>